--- a/indiv.differences.standartized.docx
+++ b/indiv.differences.standartized.docx
@@ -2,25 +2,28 @@
 <file path=word/document.xml><?xml version="1.0" encoding="utf-8"?>
 <w:document xmlns:wpc="http://schemas.microsoft.com/office/word/2010/wordprocessingCanvas" xmlns:cx="http://schemas.microsoft.com/office/drawing/2014/chartex" xmlns:cx1="http://schemas.microsoft.com/office/drawing/2015/9/8/chartex" xmlns:cx2="http://schemas.microsoft.com/office/drawing/2015/10/21/chartex" xmlns:cx3="http://schemas.microsoft.com/office/drawing/2016/5/9/chartex" xmlns:cx4="http://schemas.microsoft.com/office/drawing/2016/5/10/chartex" xmlns:cx5="http://schemas.microsoft.com/office/drawing/2016/5/11/chartex" xmlns:cx6="http://schemas.microsoft.com/office/drawing/2016/5/12/chartex" xmlns:cx7="http://schemas.microsoft.com/office/drawing/2016/5/13/chartex" xmlns:cx8="http://schemas.microsoft.com/office/drawing/2016/5/14/chartex" xmlns:mc="http://schemas.openxmlformats.org/markup-compatibility/2006" xmlns:aink="http://schemas.microsoft.com/office/drawing/2016/ink" xmlns:am3d="http://schemas.microsoft.com/office/drawing/2017/model3d" xmlns:o="urn:schemas-microsoft-com:office:office" xmlns:r="http://schemas.openxmlformats.org/officeDocument/2006/relationships" xmlns:m="http://schemas.openxmlformats.org/officeDocument/2006/math" xmlns:v="urn:schemas-microsoft-com:vml" xmlns:wp14="http://schemas.microsoft.com/office/word/2010/wordprocessingDrawing" xmlns:wp="http://schemas.openxmlformats.org/drawingml/2006/wordprocessingDrawing" xmlns:w10="urn:schemas-microsoft-com:office:word" xmlns:w="http://schemas.openxmlformats.org/wordprocessingml/2006/main" xmlns:w14="http://schemas.microsoft.com/office/word/2010/wordml" xmlns:w15="http://schemas.microsoft.com/office/word/2012/wordml" xmlns:w16cex="http://schemas.microsoft.com/office/word/2018/wordml/cex" xmlns:w16cid="http://schemas.microsoft.com/office/word/2016/wordml/cid" xmlns:w16="http://schemas.microsoft.com/office/word/2018/wordml" xmlns:w16se="http://schemas.microsoft.com/office/word/2015/wordml/symex" xmlns:wpg="http://schemas.microsoft.com/office/word/2010/wordprocessingGroup" xmlns:wpi="http://schemas.microsoft.com/office/word/2010/wordprocessingInk" xmlns:wne="http://schemas.microsoft.com/office/word/2006/wordml" xmlns:wps="http://schemas.microsoft.com/office/word/2010/wordprocessingShape" mc:Ignorable="w14 w15 w16se w16cid w16 w16cex wp14">
   <w:body>
-    <w:tbl xmlns:w="http://schemas.openxmlformats.org/wordprocessingml/2006/main" xmlns:r="http://schemas.openxmlformats.org/officeDocument/2006/relationships" xmlns:w14="http://schemas.microsoft.com/office/word/2010/wordml" xmlns:wp="http://schemas.openxmlformats.org/drawingml/2006/wordprocessingDrawing" xmlns:a="http://schemas.openxmlformats.org/drawingml/2006/main" xmlns:pic="http://schemas.openxmlformats.org/drawingml/2006/picture">
+    <w:tbl xmlns:a="http://schemas.openxmlformats.org/drawingml/2006/main" xmlns:pic="http://schemas.openxmlformats.org/drawingml/2006/picture">
       <w:tblPr>
         <w:tblLayout w:type="fixed"/>
         <w:jc w:val="center"/>
         <w:tblLook w:firstRow="1" w:lastRow="0" w:firstColumn="0" w:lastColumn="0" w:noHBand="0" w:noVBand="1"/>
       </w:tblPr>
       <w:tblGrid>
-        <w:gridCol w:w="16711"/>
+        <w:gridCol w:w="3619"/>
         <w:gridCol w:w="1504"/>
       </w:tblGrid>
       <w:tr>
         <w:trPr>
-          <w:cantSplit/>
           <w:trHeight w:val="625" w:hRule="auto"/>
         </w:trPr>
-        <w:tc>
-          <w:tcPr>
-            <w:tcBorders>
+        body 1
+        <w:tc>
+          <w:tcPr>
+            <w:tcBorders>
+              <w:bottom w:val="none" w:sz="0" w:space="0" w:color="000000"/>
               <w:top w:val="single" w:sz="6" w:space="0" w:color="000000"/>
+              <w:left w:val="none" w:sz="0" w:space="0" w:color="000000"/>
+              <w:right w:val="none" w:sz="0" w:space="0" w:color="000000"/>
             </w:tcBorders>
             <w:shd w:val="clear" w:color="auto" w:fill="FFFFFF"/>
             <w:tcMar>
@@ -34,12 +37,30 @@
           <w:p>
             <w:pPr>
               <w:jc w:val="center"/>
-              <w:spacing w:after="120" w:before="120" w:line="240"/>
-              <w:ind w:firstLine="0" w:left="120" w:right="120"/>
-            </w:pPr>
-            <w:r xmlns:w="http://schemas.openxmlformats.org/wordprocessingml/2006/main" xmlns:wp="http://schemas.openxmlformats.org/drawingml/2006/wordprocessingDrawing" xmlns:r="http://schemas.openxmlformats.org/officeDocument/2006/relationships" xmlns:w14="http://schemas.microsoft.com/office/word/2010/wordml">
-              <w:rPr>
-                <w:rFonts w:ascii="Arial" w:hAnsi="Arial" w:eastAsia="Arial" w:cs="Arial"/>
+              <w:pBdr>
+                <w:bottom w:val="none" w:sz="0" w:space="0" w:color="000000"/>
+                <w:top w:val="none" w:sz="0" w:space="0" w:color="000000"/>
+                <w:left w:val="none" w:sz="0" w:space="0" w:color="000000"/>
+                <w:right w:val="none" w:sz="0" w:space="0" w:color="000000"/>
+              </w:pBdr>
+              <w:spacing w:after="120" w:before="120" w:line="240"/>
+              <w:ind w:left="120" w:right="120" w:firstLine="0" w:firstLineChars="0"/>
+              <w:rPr>
+                <w:rFonts w:ascii="Arial" w:hAnsi="Arial" w:eastAsia="Arial" w:cs="Arial"/>
+                <w:i w:val="false"/>
+                <w:b w:val="false"/>
+                <w:u w:val="none"/>
+                <w:sz w:val="22"/>
+                <w:szCs w:val="22"/>
+                <w:color w:val="000000"/>
+              </w:rPr>
+            </w:pPr>
+            <w:r>
+              <w:rPr>
+                <w:rFonts w:ascii="Arial" w:hAnsi="Arial" w:eastAsia="Arial" w:cs="Arial"/>
+                <w:i w:val="false"/>
+                <w:b w:val="false"/>
+                <w:u w:val="none"/>
                 <w:sz w:val="22"/>
                 <w:szCs w:val="22"/>
                 <w:color w:val="000000"/>
@@ -53,6 +74,8 @@
             <w:tcBorders>
               <w:bottom w:val="single" w:sz="3" w:space="0" w:color="000000"/>
               <w:top w:val="single" w:sz="6" w:space="0" w:color="000000"/>
+              <w:left w:val="none" w:sz="0" w:space="0" w:color="000000"/>
+              <w:right w:val="none" w:sz="0" w:space="0" w:color="000000"/>
             </w:tcBorders>
             <w:shd w:val="clear" w:color="auto" w:fill="FFFFFF"/>
             <w:tcMar>
@@ -66,12 +89,30 @@
           <w:p>
             <w:pPr>
               <w:jc w:val="center"/>
-              <w:spacing w:after="120" w:before="120" w:line="240"/>
-              <w:ind w:firstLine="0" w:left="120" w:right="120"/>
-            </w:pPr>
-            <w:r xmlns:w="http://schemas.openxmlformats.org/wordprocessingml/2006/main" xmlns:wp="http://schemas.openxmlformats.org/drawingml/2006/wordprocessingDrawing" xmlns:r="http://schemas.openxmlformats.org/officeDocument/2006/relationships" xmlns:w14="http://schemas.microsoft.com/office/word/2010/wordml">
-              <w:rPr>
-                <w:rFonts w:ascii="Arial" w:hAnsi="Arial" w:eastAsia="Arial" w:cs="Arial"/>
+              <w:pBdr>
+                <w:bottom w:val="none" w:sz="0" w:space="0" w:color="000000"/>
+                <w:top w:val="none" w:sz="0" w:space="0" w:color="000000"/>
+                <w:left w:val="none" w:sz="0" w:space="0" w:color="000000"/>
+                <w:right w:val="none" w:sz="0" w:space="0" w:color="000000"/>
+              </w:pBdr>
+              <w:spacing w:after="120" w:before="120" w:line="240"/>
+              <w:ind w:left="120" w:right="120" w:firstLine="0" w:firstLineChars="0"/>
+              <w:rPr>
+                <w:rFonts w:ascii="Arial" w:hAnsi="Arial" w:eastAsia="Arial" w:cs="Arial"/>
+                <w:i w:val="false"/>
+                <w:b w:val="false"/>
+                <w:u w:val="none"/>
+                <w:sz w:val="22"/>
+                <w:szCs w:val="22"/>
+                <w:color w:val="000000"/>
+              </w:rPr>
+            </w:pPr>
+            <w:r>
+              <w:rPr>
+                <w:rFonts w:ascii="Arial" w:hAnsi="Arial" w:eastAsia="Arial" w:cs="Arial"/>
+                <w:i w:val="false"/>
+                <w:b w:val="false"/>
+                <w:u w:val="none"/>
                 <w:sz w:val="22"/>
                 <w:szCs w:val="22"/>
                 <w:color w:val="000000"/>
@@ -83,12 +124,17 @@
       </w:tr>
       <w:tr>
         <w:trPr>
-          <w:cantSplit/>
           <w:trHeight w:val="670" w:hRule="auto"/>
         </w:trPr>
-        <w:tc>
-          <w:tcPr>
-            <w:tcBorders/>
+        body 2
+        <w:tc>
+          <w:tcPr>
+            <w:tcBorders>
+              <w:bottom w:val="none" w:sz="0" w:space="0" w:color="000000"/>
+              <w:top w:val="none" w:sz="0" w:space="0" w:color="000000"/>
+              <w:left w:val="none" w:sz="0" w:space="0" w:color="000000"/>
+              <w:right w:val="none" w:sz="0" w:space="0" w:color="000000"/>
+            </w:tcBorders>
             <w:shd w:val="clear" w:color="auto" w:fill="FFFFFF"/>
             <w:tcMar>
               <w:top w:w="0" w:type="dxa"/>
@@ -101,12 +147,30 @@
           <w:p>
             <w:pPr>
               <w:jc w:val="left"/>
-              <w:spacing w:after="120" w:before="120" w:line="240"/>
-              <w:ind w:firstLine="0" w:left="120" w:right="120"/>
-            </w:pPr>
-            <w:r xmlns:w="http://schemas.openxmlformats.org/wordprocessingml/2006/main" xmlns:wp="http://schemas.openxmlformats.org/drawingml/2006/wordprocessingDrawing" xmlns:r="http://schemas.openxmlformats.org/officeDocument/2006/relationships" xmlns:w14="http://schemas.microsoft.com/office/word/2010/wordml">
-              <w:rPr>
-                <w:rFonts w:ascii="Arial" w:hAnsi="Arial" w:eastAsia="Arial" w:cs="Arial"/>
+              <w:pBdr>
+                <w:bottom w:val="none" w:sz="0" w:space="0" w:color="000000"/>
+                <w:top w:val="none" w:sz="0" w:space="0" w:color="000000"/>
+                <w:left w:val="none" w:sz="0" w:space="0" w:color="000000"/>
+                <w:right w:val="none" w:sz="0" w:space="0" w:color="000000"/>
+              </w:pBdr>
+              <w:spacing w:after="120" w:before="120" w:line="240"/>
+              <w:ind w:left="120" w:right="120" w:firstLine="0" w:firstLineChars="0"/>
+              <w:rPr>
+                <w:rFonts w:ascii="Arial" w:hAnsi="Arial" w:eastAsia="Arial" w:cs="Arial"/>
+                <w:i w:val="false"/>
+                <w:b w:val="false"/>
+                <w:u w:val="none"/>
+                <w:sz w:val="22"/>
+                <w:szCs w:val="22"/>
+                <w:color w:val="000000"/>
+              </w:rPr>
+            </w:pPr>
+            <w:r>
+              <w:rPr>
+                <w:rFonts w:ascii="Arial" w:hAnsi="Arial" w:eastAsia="Arial" w:cs="Arial"/>
+                <w:i w:val="false"/>
+                <w:b w:val="false"/>
+                <w:u w:val="none"/>
                 <w:sz w:val="22"/>
                 <w:szCs w:val="22"/>
                 <w:color w:val="000000"/>
@@ -118,7 +182,10 @@
         <w:tc>
           <w:tcPr>
             <w:tcBorders>
+              <w:bottom w:val="none" w:sz="0" w:space="0" w:color="000000"/>
               <w:top w:val="single" w:sz="3" w:space="0" w:color="000000"/>
+              <w:left w:val="none" w:sz="0" w:space="0" w:color="000000"/>
+              <w:right w:val="none" w:sz="0" w:space="0" w:color="000000"/>
             </w:tcBorders>
             <w:shd w:val="clear" w:color="auto" w:fill="FFFFFF"/>
             <w:tcMar>
@@ -132,12 +199,30 @@
           <w:p>
             <w:pPr>
               <w:jc w:val="right"/>
-              <w:spacing w:after="120" w:before="120" w:line="240"/>
-              <w:ind w:firstLine="0" w:left="120" w:right="120"/>
-            </w:pPr>
-            <w:r xmlns:w="http://schemas.openxmlformats.org/wordprocessingml/2006/main" xmlns:wp="http://schemas.openxmlformats.org/drawingml/2006/wordprocessingDrawing" xmlns:r="http://schemas.openxmlformats.org/officeDocument/2006/relationships" xmlns:w14="http://schemas.microsoft.com/office/word/2010/wordml">
-              <w:rPr>
-                <w:rFonts w:ascii="Arial" w:hAnsi="Arial" w:eastAsia="Arial" w:cs="Arial"/>
+              <w:pBdr>
+                <w:bottom w:val="none" w:sz="0" w:space="0" w:color="000000"/>
+                <w:top w:val="none" w:sz="0" w:space="0" w:color="000000"/>
+                <w:left w:val="none" w:sz="0" w:space="0" w:color="000000"/>
+                <w:right w:val="none" w:sz="0" w:space="0" w:color="000000"/>
+              </w:pBdr>
+              <w:spacing w:after="120" w:before="120" w:line="240"/>
+              <w:ind w:left="120" w:right="120" w:firstLine="0" w:firstLineChars="0"/>
+              <w:rPr>
+                <w:rFonts w:ascii="Arial" w:hAnsi="Arial" w:eastAsia="Arial" w:cs="Arial"/>
+                <w:i w:val="false"/>
+                <w:b w:val="false"/>
+                <w:u w:val="none"/>
+                <w:sz w:val="22"/>
+                <w:szCs w:val="22"/>
+                <w:color w:val="000000"/>
+              </w:rPr>
+            </w:pPr>
+            <w:r>
+              <w:rPr>
+                <w:rFonts w:ascii="Arial" w:hAnsi="Arial" w:eastAsia="Arial" w:cs="Arial"/>
+                <w:i w:val="false"/>
+                <w:b w:val="false"/>
+                <w:u w:val="none"/>
                 <w:sz w:val="22"/>
                 <w:szCs w:val="22"/>
                 <w:color w:val="000000"/>
@@ -149,12 +234,17 @@
       </w:tr>
       <w:tr>
         <w:trPr>
-          <w:cantSplit/>
           <w:trHeight w:val="670" w:hRule="auto"/>
         </w:trPr>
-        <w:tc>
-          <w:tcPr>
-            <w:tcBorders/>
+        body 3
+        <w:tc>
+          <w:tcPr>
+            <w:tcBorders>
+              <w:bottom w:val="none" w:sz="0" w:space="0" w:color="000000"/>
+              <w:top w:val="none" w:sz="0" w:space="0" w:color="000000"/>
+              <w:left w:val="none" w:sz="0" w:space="0" w:color="000000"/>
+              <w:right w:val="none" w:sz="0" w:space="0" w:color="000000"/>
+            </w:tcBorders>
             <w:shd w:val="clear" w:color="auto" w:fill="FFFFFF"/>
             <w:tcMar>
               <w:top w:w="0" w:type="dxa"/>
@@ -167,12 +257,30 @@
           <w:p>
             <w:pPr>
               <w:jc w:val="left"/>
-              <w:spacing w:after="120" w:before="120" w:line="240"/>
-              <w:ind w:firstLine="0" w:left="120" w:right="120"/>
-            </w:pPr>
-            <w:r xmlns:w="http://schemas.openxmlformats.org/wordprocessingml/2006/main" xmlns:wp="http://schemas.openxmlformats.org/drawingml/2006/wordprocessingDrawing" xmlns:r="http://schemas.openxmlformats.org/officeDocument/2006/relationships" xmlns:w14="http://schemas.microsoft.com/office/word/2010/wordml">
-              <w:rPr>
-                <w:rFonts w:ascii="Arial" w:hAnsi="Arial" w:eastAsia="Arial" w:cs="Arial"/>
+              <w:pBdr>
+                <w:bottom w:val="none" w:sz="0" w:space="0" w:color="000000"/>
+                <w:top w:val="none" w:sz="0" w:space="0" w:color="000000"/>
+                <w:left w:val="none" w:sz="0" w:space="0" w:color="000000"/>
+                <w:right w:val="none" w:sz="0" w:space="0" w:color="000000"/>
+              </w:pBdr>
+              <w:spacing w:after="120" w:before="120" w:line="240"/>
+              <w:ind w:left="120" w:right="120" w:firstLine="0" w:firstLineChars="0"/>
+              <w:rPr>
+                <w:rFonts w:ascii="Arial" w:hAnsi="Arial" w:eastAsia="Arial" w:cs="Arial"/>
+                <w:i w:val="false"/>
+                <w:b w:val="false"/>
+                <w:u w:val="none"/>
+                <w:sz w:val="22"/>
+                <w:szCs w:val="22"/>
+                <w:color w:val="000000"/>
+              </w:rPr>
+            </w:pPr>
+            <w:r>
+              <w:rPr>
+                <w:rFonts w:ascii="Arial" w:hAnsi="Arial" w:eastAsia="Arial" w:cs="Arial"/>
+                <w:i w:val="false"/>
+                <w:b w:val="false"/>
+                <w:u w:val="none"/>
                 <w:sz w:val="22"/>
                 <w:szCs w:val="22"/>
                 <w:color w:val="000000"/>
@@ -183,7 +291,12 @@
         </w:tc>
         <w:tc>
           <w:tcPr>
-            <w:tcBorders/>
+            <w:tcBorders>
+              <w:bottom w:val="none" w:sz="0" w:space="0" w:color="000000"/>
+              <w:top w:val="none" w:sz="0" w:space="0" w:color="000000"/>
+              <w:left w:val="none" w:sz="0" w:space="0" w:color="000000"/>
+              <w:right w:val="none" w:sz="0" w:space="0" w:color="000000"/>
+            </w:tcBorders>
             <w:shd w:val="clear" w:color="auto" w:fill="FFFFFF"/>
             <w:tcMar>
               <w:top w:w="0" w:type="dxa"/>
@@ -196,12 +309,30 @@
           <w:p>
             <w:pPr>
               <w:jc w:val="right"/>
-              <w:spacing w:after="120" w:before="120" w:line="240"/>
-              <w:ind w:firstLine="0" w:left="120" w:right="120"/>
-            </w:pPr>
-            <w:r xmlns:w="http://schemas.openxmlformats.org/wordprocessingml/2006/main" xmlns:wp="http://schemas.openxmlformats.org/drawingml/2006/wordprocessingDrawing" xmlns:r="http://schemas.openxmlformats.org/officeDocument/2006/relationships" xmlns:w14="http://schemas.microsoft.com/office/word/2010/wordml">
-              <w:rPr>
-                <w:rFonts w:ascii="Arial" w:hAnsi="Arial" w:eastAsia="Arial" w:cs="Arial"/>
+              <w:pBdr>
+                <w:bottom w:val="none" w:sz="0" w:space="0" w:color="000000"/>
+                <w:top w:val="none" w:sz="0" w:space="0" w:color="000000"/>
+                <w:left w:val="none" w:sz="0" w:space="0" w:color="000000"/>
+                <w:right w:val="none" w:sz="0" w:space="0" w:color="000000"/>
+              </w:pBdr>
+              <w:spacing w:after="120" w:before="120" w:line="240"/>
+              <w:ind w:left="120" w:right="120" w:firstLine="0" w:firstLineChars="0"/>
+              <w:rPr>
+                <w:rFonts w:ascii="Arial" w:hAnsi="Arial" w:eastAsia="Arial" w:cs="Arial"/>
+                <w:i w:val="false"/>
+                <w:b w:val="false"/>
+                <w:u w:val="none"/>
+                <w:sz w:val="22"/>
+                <w:szCs w:val="22"/>
+                <w:color w:val="000000"/>
+              </w:rPr>
+            </w:pPr>
+            <w:r>
+              <w:rPr>
+                <w:rFonts w:ascii="Arial" w:hAnsi="Arial" w:eastAsia="Arial" w:cs="Arial"/>
+                <w:i w:val="false"/>
+                <w:b w:val="false"/>
+                <w:u w:val="none"/>
                 <w:sz w:val="22"/>
                 <w:szCs w:val="22"/>
                 <w:color w:val="000000"/>
@@ -213,12 +344,17 @@
       </w:tr>
       <w:tr>
         <w:trPr>
-          <w:cantSplit/>
           <w:trHeight w:val="625" w:hRule="auto"/>
         </w:trPr>
-        <w:tc>
-          <w:tcPr>
-            <w:tcBorders/>
+        body 4
+        <w:tc>
+          <w:tcPr>
+            <w:tcBorders>
+              <w:bottom w:val="none" w:sz="0" w:space="0" w:color="000000"/>
+              <w:top w:val="none" w:sz="0" w:space="0" w:color="000000"/>
+              <w:left w:val="none" w:sz="0" w:space="0" w:color="000000"/>
+              <w:right w:val="none" w:sz="0" w:space="0" w:color="000000"/>
+            </w:tcBorders>
             <w:shd w:val="clear" w:color="auto" w:fill="FFFFFF"/>
             <w:tcMar>
               <w:top w:w="0" w:type="dxa"/>
@@ -231,12 +367,30 @@
           <w:p>
             <w:pPr>
               <w:jc w:val="left"/>
-              <w:spacing w:after="120" w:before="120" w:line="240"/>
-              <w:ind w:firstLine="0" w:left="120" w:right="120"/>
-            </w:pPr>
-            <w:r xmlns:w="http://schemas.openxmlformats.org/wordprocessingml/2006/main" xmlns:wp="http://schemas.openxmlformats.org/drawingml/2006/wordprocessingDrawing" xmlns:r="http://schemas.openxmlformats.org/officeDocument/2006/relationships" xmlns:w14="http://schemas.microsoft.com/office/word/2010/wordml">
-              <w:rPr>
-                <w:rFonts w:ascii="Arial" w:hAnsi="Arial" w:eastAsia="Arial" w:cs="Arial"/>
+              <w:pBdr>
+                <w:bottom w:val="none" w:sz="0" w:space="0" w:color="000000"/>
+                <w:top w:val="none" w:sz="0" w:space="0" w:color="000000"/>
+                <w:left w:val="none" w:sz="0" w:space="0" w:color="000000"/>
+                <w:right w:val="none" w:sz="0" w:space="0" w:color="000000"/>
+              </w:pBdr>
+              <w:spacing w:after="120" w:before="120" w:line="240"/>
+              <w:ind w:left="120" w:right="120" w:firstLine="0" w:firstLineChars="0"/>
+              <w:rPr>
+                <w:rFonts w:ascii="Arial" w:hAnsi="Arial" w:eastAsia="Arial" w:cs="Arial"/>
+                <w:i w:val="false"/>
+                <w:b w:val="false"/>
+                <w:u w:val="none"/>
+                <w:sz w:val="22"/>
+                <w:szCs w:val="22"/>
+                <w:color w:val="000000"/>
+              </w:rPr>
+            </w:pPr>
+            <w:r>
+              <w:rPr>
+                <w:rFonts w:ascii="Arial" w:hAnsi="Arial" w:eastAsia="Arial" w:cs="Arial"/>
+                <w:i w:val="false"/>
+                <w:b w:val="false"/>
+                <w:u w:val="none"/>
                 <w:sz w:val="22"/>
                 <w:szCs w:val="22"/>
                 <w:color w:val="000000"/>
@@ -247,7 +401,12 @@
         </w:tc>
         <w:tc>
           <w:tcPr>
-            <w:tcBorders/>
+            <w:tcBorders>
+              <w:bottom w:val="none" w:sz="0" w:space="0" w:color="000000"/>
+              <w:top w:val="none" w:sz="0" w:space="0" w:color="000000"/>
+              <w:left w:val="none" w:sz="0" w:space="0" w:color="000000"/>
+              <w:right w:val="none" w:sz="0" w:space="0" w:color="000000"/>
+            </w:tcBorders>
             <w:shd w:val="clear" w:color="auto" w:fill="FFFFFF"/>
             <w:tcMar>
               <w:top w:w="0" w:type="dxa"/>
@@ -260,12 +419,30 @@
           <w:p>
             <w:pPr>
               <w:jc w:val="right"/>
-              <w:spacing w:after="120" w:before="120" w:line="240"/>
-              <w:ind w:firstLine="0" w:left="120" w:right="120"/>
-            </w:pPr>
-            <w:r xmlns:w="http://schemas.openxmlformats.org/wordprocessingml/2006/main" xmlns:wp="http://schemas.openxmlformats.org/drawingml/2006/wordprocessingDrawing" xmlns:r="http://schemas.openxmlformats.org/officeDocument/2006/relationships" xmlns:w14="http://schemas.microsoft.com/office/word/2010/wordml">
-              <w:rPr>
-                <w:rFonts w:ascii="Arial" w:hAnsi="Arial" w:eastAsia="Arial" w:cs="Arial"/>
+              <w:pBdr>
+                <w:bottom w:val="none" w:sz="0" w:space="0" w:color="000000"/>
+                <w:top w:val="none" w:sz="0" w:space="0" w:color="000000"/>
+                <w:left w:val="none" w:sz="0" w:space="0" w:color="000000"/>
+                <w:right w:val="none" w:sz="0" w:space="0" w:color="000000"/>
+              </w:pBdr>
+              <w:spacing w:after="120" w:before="120" w:line="240"/>
+              <w:ind w:left="120" w:right="120" w:firstLine="0" w:firstLineChars="0"/>
+              <w:rPr>
+                <w:rFonts w:ascii="Arial" w:hAnsi="Arial" w:eastAsia="Arial" w:cs="Arial"/>
+                <w:i w:val="false"/>
+                <w:b w:val="false"/>
+                <w:u w:val="none"/>
+                <w:sz w:val="22"/>
+                <w:szCs w:val="22"/>
+                <w:color w:val="000000"/>
+              </w:rPr>
+            </w:pPr>
+            <w:r>
+              <w:rPr>
+                <w:rFonts w:ascii="Arial" w:hAnsi="Arial" w:eastAsia="Arial" w:cs="Arial"/>
+                <w:i w:val="false"/>
+                <w:b w:val="false"/>
+                <w:u w:val="none"/>
                 <w:sz w:val="22"/>
                 <w:szCs w:val="22"/>
                 <w:color w:val="000000"/>
@@ -277,12 +454,17 @@
       </w:tr>
       <w:tr>
         <w:trPr>
-          <w:cantSplit/>
           <w:trHeight w:val="670" w:hRule="auto"/>
         </w:trPr>
-        <w:tc>
-          <w:tcPr>
-            <w:tcBorders/>
+        body 5
+        <w:tc>
+          <w:tcPr>
+            <w:tcBorders>
+              <w:bottom w:val="none" w:sz="0" w:space="0" w:color="000000"/>
+              <w:top w:val="none" w:sz="0" w:space="0" w:color="000000"/>
+              <w:left w:val="none" w:sz="0" w:space="0" w:color="000000"/>
+              <w:right w:val="none" w:sz="0" w:space="0" w:color="000000"/>
+            </w:tcBorders>
             <w:shd w:val="clear" w:color="auto" w:fill="FFFFFF"/>
             <w:tcMar>
               <w:top w:w="0" w:type="dxa"/>
@@ -295,12 +477,30 @@
           <w:p>
             <w:pPr>
               <w:jc w:val="left"/>
-              <w:spacing w:after="120" w:before="120" w:line="240"/>
-              <w:ind w:firstLine="0" w:left="120" w:right="120"/>
-            </w:pPr>
-            <w:r xmlns:w="http://schemas.openxmlformats.org/wordprocessingml/2006/main" xmlns:wp="http://schemas.openxmlformats.org/drawingml/2006/wordprocessingDrawing" xmlns:r="http://schemas.openxmlformats.org/officeDocument/2006/relationships" xmlns:w14="http://schemas.microsoft.com/office/word/2010/wordml">
-              <w:rPr>
-                <w:rFonts w:ascii="Arial" w:hAnsi="Arial" w:eastAsia="Arial" w:cs="Arial"/>
+              <w:pBdr>
+                <w:bottom w:val="none" w:sz="0" w:space="0" w:color="000000"/>
+                <w:top w:val="none" w:sz="0" w:space="0" w:color="000000"/>
+                <w:left w:val="none" w:sz="0" w:space="0" w:color="000000"/>
+                <w:right w:val="none" w:sz="0" w:space="0" w:color="000000"/>
+              </w:pBdr>
+              <w:spacing w:after="120" w:before="120" w:line="240"/>
+              <w:ind w:left="120" w:right="120" w:firstLine="0" w:firstLineChars="0"/>
+              <w:rPr>
+                <w:rFonts w:ascii="Arial" w:hAnsi="Arial" w:eastAsia="Arial" w:cs="Arial"/>
+                <w:i w:val="false"/>
+                <w:b w:val="false"/>
+                <w:u w:val="none"/>
+                <w:sz w:val="22"/>
+                <w:szCs w:val="22"/>
+                <w:color w:val="000000"/>
+              </w:rPr>
+            </w:pPr>
+            <w:r>
+              <w:rPr>
+                <w:rFonts w:ascii="Arial" w:hAnsi="Arial" w:eastAsia="Arial" w:cs="Arial"/>
+                <w:i w:val="false"/>
+                <w:b w:val="false"/>
+                <w:u w:val="none"/>
                 <w:sz w:val="22"/>
                 <w:szCs w:val="22"/>
                 <w:color w:val="000000"/>
@@ -311,7 +511,12 @@
         </w:tc>
         <w:tc>
           <w:tcPr>
-            <w:tcBorders/>
+            <w:tcBorders>
+              <w:bottom w:val="none" w:sz="0" w:space="0" w:color="000000"/>
+              <w:top w:val="none" w:sz="0" w:space="0" w:color="000000"/>
+              <w:left w:val="none" w:sz="0" w:space="0" w:color="000000"/>
+              <w:right w:val="none" w:sz="0" w:space="0" w:color="000000"/>
+            </w:tcBorders>
             <w:shd w:val="clear" w:color="auto" w:fill="FFFFFF"/>
             <w:tcMar>
               <w:top w:w="0" w:type="dxa"/>
@@ -324,12 +529,30 @@
           <w:p>
             <w:pPr>
               <w:jc w:val="right"/>
-              <w:spacing w:after="120" w:before="120" w:line="240"/>
-              <w:ind w:firstLine="0" w:left="120" w:right="120"/>
-            </w:pPr>
-            <w:r xmlns:w="http://schemas.openxmlformats.org/wordprocessingml/2006/main" xmlns:wp="http://schemas.openxmlformats.org/drawingml/2006/wordprocessingDrawing" xmlns:r="http://schemas.openxmlformats.org/officeDocument/2006/relationships" xmlns:w14="http://schemas.microsoft.com/office/word/2010/wordml">
-              <w:rPr>
-                <w:rFonts w:ascii="Arial" w:hAnsi="Arial" w:eastAsia="Arial" w:cs="Arial"/>
+              <w:pBdr>
+                <w:bottom w:val="none" w:sz="0" w:space="0" w:color="000000"/>
+                <w:top w:val="none" w:sz="0" w:space="0" w:color="000000"/>
+                <w:left w:val="none" w:sz="0" w:space="0" w:color="000000"/>
+                <w:right w:val="none" w:sz="0" w:space="0" w:color="000000"/>
+              </w:pBdr>
+              <w:spacing w:after="120" w:before="120" w:line="240"/>
+              <w:ind w:left="120" w:right="120" w:firstLine="0" w:firstLineChars="0"/>
+              <w:rPr>
+                <w:rFonts w:ascii="Arial" w:hAnsi="Arial" w:eastAsia="Arial" w:cs="Arial"/>
+                <w:i w:val="false"/>
+                <w:b w:val="false"/>
+                <w:u w:val="none"/>
+                <w:sz w:val="22"/>
+                <w:szCs w:val="22"/>
+                <w:color w:val="000000"/>
+              </w:rPr>
+            </w:pPr>
+            <w:r>
+              <w:rPr>
+                <w:rFonts w:ascii="Arial" w:hAnsi="Arial" w:eastAsia="Arial" w:cs="Arial"/>
+                <w:i w:val="false"/>
+                <w:b w:val="false"/>
+                <w:u w:val="none"/>
                 <w:sz w:val="22"/>
                 <w:szCs w:val="22"/>
                 <w:color w:val="000000"/>
@@ -341,12 +564,17 @@
       </w:tr>
       <w:tr>
         <w:trPr>
-          <w:cantSplit/>
           <w:trHeight w:val="668" w:hRule="auto"/>
         </w:trPr>
-        <w:tc>
-          <w:tcPr>
-            <w:tcBorders/>
+        body 6
+        <w:tc>
+          <w:tcPr>
+            <w:tcBorders>
+              <w:bottom w:val="none" w:sz="0" w:space="0" w:color="000000"/>
+              <w:top w:val="none" w:sz="0" w:space="0" w:color="000000"/>
+              <w:left w:val="none" w:sz="0" w:space="0" w:color="000000"/>
+              <w:right w:val="none" w:sz="0" w:space="0" w:color="000000"/>
+            </w:tcBorders>
             <w:shd w:val="clear" w:color="auto" w:fill="FFFFFF"/>
             <w:tcMar>
               <w:top w:w="0" w:type="dxa"/>
@@ -359,12 +587,30 @@
           <w:p>
             <w:pPr>
               <w:jc w:val="left"/>
-              <w:spacing w:after="120" w:before="120" w:line="240"/>
-              <w:ind w:firstLine="0" w:left="120" w:right="120"/>
-            </w:pPr>
-            <w:r xmlns:w="http://schemas.openxmlformats.org/wordprocessingml/2006/main" xmlns:wp="http://schemas.openxmlformats.org/drawingml/2006/wordprocessingDrawing" xmlns:r="http://schemas.openxmlformats.org/officeDocument/2006/relationships" xmlns:w14="http://schemas.microsoft.com/office/word/2010/wordml">
-              <w:rPr>
-                <w:rFonts w:ascii="Arial" w:hAnsi="Arial" w:eastAsia="Arial" w:cs="Arial"/>
+              <w:pBdr>
+                <w:bottom w:val="none" w:sz="0" w:space="0" w:color="000000"/>
+                <w:top w:val="none" w:sz="0" w:space="0" w:color="000000"/>
+                <w:left w:val="none" w:sz="0" w:space="0" w:color="000000"/>
+                <w:right w:val="none" w:sz="0" w:space="0" w:color="000000"/>
+              </w:pBdr>
+              <w:spacing w:after="120" w:before="120" w:line="240"/>
+              <w:ind w:left="120" w:right="120" w:firstLine="0" w:firstLineChars="0"/>
+              <w:rPr>
+                <w:rFonts w:ascii="Arial" w:hAnsi="Arial" w:eastAsia="Arial" w:cs="Arial"/>
+                <w:i w:val="false"/>
+                <w:b w:val="false"/>
+                <w:u w:val="none"/>
+                <w:sz w:val="22"/>
+                <w:szCs w:val="22"/>
+                <w:color w:val="000000"/>
+              </w:rPr>
+            </w:pPr>
+            <w:r>
+              <w:rPr>
+                <w:rFonts w:ascii="Arial" w:hAnsi="Arial" w:eastAsia="Arial" w:cs="Arial"/>
+                <w:i w:val="false"/>
+                <w:b w:val="false"/>
+                <w:u w:val="none"/>
                 <w:sz w:val="22"/>
                 <w:szCs w:val="22"/>
                 <w:color w:val="000000"/>
@@ -375,7 +621,12 @@
         </w:tc>
         <w:tc>
           <w:tcPr>
-            <w:tcBorders/>
+            <w:tcBorders>
+              <w:bottom w:val="none" w:sz="0" w:space="0" w:color="000000"/>
+              <w:top w:val="none" w:sz="0" w:space="0" w:color="000000"/>
+              <w:left w:val="none" w:sz="0" w:space="0" w:color="000000"/>
+              <w:right w:val="none" w:sz="0" w:space="0" w:color="000000"/>
+            </w:tcBorders>
             <w:shd w:val="clear" w:color="auto" w:fill="FFFFFF"/>
             <w:tcMar>
               <w:top w:w="0" w:type="dxa"/>
@@ -388,12 +639,30 @@
           <w:p>
             <w:pPr>
               <w:jc w:val="right"/>
-              <w:spacing w:after="120" w:before="120" w:line="240"/>
-              <w:ind w:firstLine="0" w:left="120" w:right="120"/>
-            </w:pPr>
-            <w:r xmlns:w="http://schemas.openxmlformats.org/wordprocessingml/2006/main" xmlns:wp="http://schemas.openxmlformats.org/drawingml/2006/wordprocessingDrawing" xmlns:r="http://schemas.openxmlformats.org/officeDocument/2006/relationships" xmlns:w14="http://schemas.microsoft.com/office/word/2010/wordml">
-              <w:rPr>
-                <w:rFonts w:ascii="Arial" w:hAnsi="Arial" w:eastAsia="Arial" w:cs="Arial"/>
+              <w:pBdr>
+                <w:bottom w:val="none" w:sz="0" w:space="0" w:color="000000"/>
+                <w:top w:val="none" w:sz="0" w:space="0" w:color="000000"/>
+                <w:left w:val="none" w:sz="0" w:space="0" w:color="000000"/>
+                <w:right w:val="none" w:sz="0" w:space="0" w:color="000000"/>
+              </w:pBdr>
+              <w:spacing w:after="120" w:before="120" w:line="240"/>
+              <w:ind w:left="120" w:right="120" w:firstLine="0" w:firstLineChars="0"/>
+              <w:rPr>
+                <w:rFonts w:ascii="Arial" w:hAnsi="Arial" w:eastAsia="Arial" w:cs="Arial"/>
+                <w:i w:val="false"/>
+                <w:b w:val="false"/>
+                <w:u w:val="none"/>
+                <w:sz w:val="22"/>
+                <w:szCs w:val="22"/>
+                <w:color w:val="000000"/>
+              </w:rPr>
+            </w:pPr>
+            <w:r>
+              <w:rPr>
+                <w:rFonts w:ascii="Arial" w:hAnsi="Arial" w:eastAsia="Arial" w:cs="Arial"/>
+                <w:i w:val="false"/>
+                <w:b w:val="false"/>
+                <w:u w:val="none"/>
                 <w:sz w:val="22"/>
                 <w:szCs w:val="22"/>
                 <w:color w:val="000000"/>
@@ -405,12 +674,17 @@
       </w:tr>
       <w:tr>
         <w:trPr>
-          <w:cantSplit/>
           <w:trHeight w:val="670" w:hRule="auto"/>
         </w:trPr>
-        <w:tc>
-          <w:tcPr>
-            <w:tcBorders/>
+        body 7
+        <w:tc>
+          <w:tcPr>
+            <w:tcBorders>
+              <w:bottom w:val="none" w:sz="0" w:space="0" w:color="000000"/>
+              <w:top w:val="none" w:sz="0" w:space="0" w:color="000000"/>
+              <w:left w:val="none" w:sz="0" w:space="0" w:color="000000"/>
+              <w:right w:val="none" w:sz="0" w:space="0" w:color="000000"/>
+            </w:tcBorders>
             <w:shd w:val="clear" w:color="auto" w:fill="FFFFFF"/>
             <w:tcMar>
               <w:top w:w="0" w:type="dxa"/>
@@ -423,12 +697,30 @@
           <w:p>
             <w:pPr>
               <w:jc w:val="left"/>
-              <w:spacing w:after="120" w:before="120" w:line="240"/>
-              <w:ind w:firstLine="0" w:left="120" w:right="120"/>
-            </w:pPr>
-            <w:r xmlns:w="http://schemas.openxmlformats.org/wordprocessingml/2006/main" xmlns:wp="http://schemas.openxmlformats.org/drawingml/2006/wordprocessingDrawing" xmlns:r="http://schemas.openxmlformats.org/officeDocument/2006/relationships" xmlns:w14="http://schemas.microsoft.com/office/word/2010/wordml">
-              <w:rPr>
-                <w:rFonts w:ascii="Arial" w:hAnsi="Arial" w:eastAsia="Arial" w:cs="Arial"/>
+              <w:pBdr>
+                <w:bottom w:val="none" w:sz="0" w:space="0" w:color="000000"/>
+                <w:top w:val="none" w:sz="0" w:space="0" w:color="000000"/>
+                <w:left w:val="none" w:sz="0" w:space="0" w:color="000000"/>
+                <w:right w:val="none" w:sz="0" w:space="0" w:color="000000"/>
+              </w:pBdr>
+              <w:spacing w:after="120" w:before="120" w:line="240"/>
+              <w:ind w:left="120" w:right="120" w:firstLine="0" w:firstLineChars="0"/>
+              <w:rPr>
+                <w:rFonts w:ascii="Arial" w:hAnsi="Arial" w:eastAsia="Arial" w:cs="Arial"/>
+                <w:i w:val="false"/>
+                <w:b w:val="false"/>
+                <w:u w:val="none"/>
+                <w:sz w:val="22"/>
+                <w:szCs w:val="22"/>
+                <w:color w:val="000000"/>
+              </w:rPr>
+            </w:pPr>
+            <w:r>
+              <w:rPr>
+                <w:rFonts w:ascii="Arial" w:hAnsi="Arial" w:eastAsia="Arial" w:cs="Arial"/>
+                <w:i w:val="false"/>
+                <w:b w:val="false"/>
+                <w:u w:val="none"/>
                 <w:sz w:val="22"/>
                 <w:szCs w:val="22"/>
                 <w:color w:val="000000"/>
@@ -439,7 +731,12 @@
         </w:tc>
         <w:tc>
           <w:tcPr>
-            <w:tcBorders/>
+            <w:tcBorders>
+              <w:bottom w:val="none" w:sz="0" w:space="0" w:color="000000"/>
+              <w:top w:val="none" w:sz="0" w:space="0" w:color="000000"/>
+              <w:left w:val="none" w:sz="0" w:space="0" w:color="000000"/>
+              <w:right w:val="none" w:sz="0" w:space="0" w:color="000000"/>
+            </w:tcBorders>
             <w:shd w:val="clear" w:color="auto" w:fill="FFFFFF"/>
             <w:tcMar>
               <w:top w:w="0" w:type="dxa"/>
@@ -452,12 +749,30 @@
           <w:p>
             <w:pPr>
               <w:jc w:val="right"/>
-              <w:spacing w:after="120" w:before="120" w:line="240"/>
-              <w:ind w:firstLine="0" w:left="120" w:right="120"/>
-            </w:pPr>
-            <w:r xmlns:w="http://schemas.openxmlformats.org/wordprocessingml/2006/main" xmlns:wp="http://schemas.openxmlformats.org/drawingml/2006/wordprocessingDrawing" xmlns:r="http://schemas.openxmlformats.org/officeDocument/2006/relationships" xmlns:w14="http://schemas.microsoft.com/office/word/2010/wordml">
-              <w:rPr>
-                <w:rFonts w:ascii="Arial" w:hAnsi="Arial" w:eastAsia="Arial" w:cs="Arial"/>
+              <w:pBdr>
+                <w:bottom w:val="none" w:sz="0" w:space="0" w:color="000000"/>
+                <w:top w:val="none" w:sz="0" w:space="0" w:color="000000"/>
+                <w:left w:val="none" w:sz="0" w:space="0" w:color="000000"/>
+                <w:right w:val="none" w:sz="0" w:space="0" w:color="000000"/>
+              </w:pBdr>
+              <w:spacing w:after="120" w:before="120" w:line="240"/>
+              <w:ind w:left="120" w:right="120" w:firstLine="0" w:firstLineChars="0"/>
+              <w:rPr>
+                <w:rFonts w:ascii="Arial" w:hAnsi="Arial" w:eastAsia="Arial" w:cs="Arial"/>
+                <w:i w:val="false"/>
+                <w:b w:val="false"/>
+                <w:u w:val="none"/>
+                <w:sz w:val="22"/>
+                <w:szCs w:val="22"/>
+                <w:color w:val="000000"/>
+              </w:rPr>
+            </w:pPr>
+            <w:r>
+              <w:rPr>
+                <w:rFonts w:ascii="Arial" w:hAnsi="Arial" w:eastAsia="Arial" w:cs="Arial"/>
+                <w:i w:val="false"/>
+                <w:b w:val="false"/>
+                <w:u w:val="none"/>
                 <w:sz w:val="22"/>
                 <w:szCs w:val="22"/>
                 <w:color w:val="000000"/>
@@ -469,12 +784,17 @@
       </w:tr>
       <w:tr>
         <w:trPr>
-          <w:cantSplit/>
           <w:trHeight w:val="627" w:hRule="auto"/>
         </w:trPr>
-        <w:tc>
-          <w:tcPr>
-            <w:tcBorders/>
+        body 8
+        <w:tc>
+          <w:tcPr>
+            <w:tcBorders>
+              <w:bottom w:val="none" w:sz="0" w:space="0" w:color="000000"/>
+              <w:top w:val="none" w:sz="0" w:space="0" w:color="000000"/>
+              <w:left w:val="none" w:sz="0" w:space="0" w:color="000000"/>
+              <w:right w:val="none" w:sz="0" w:space="0" w:color="000000"/>
+            </w:tcBorders>
             <w:shd w:val="clear" w:color="auto" w:fill="FFFFFF"/>
             <w:tcMar>
               <w:top w:w="0" w:type="dxa"/>
@@ -487,12 +807,30 @@
           <w:p>
             <w:pPr>
               <w:jc w:val="left"/>
-              <w:spacing w:after="120" w:before="120" w:line="240"/>
-              <w:ind w:firstLine="0" w:left="120" w:right="120"/>
-            </w:pPr>
-            <w:r xmlns:w="http://schemas.openxmlformats.org/wordprocessingml/2006/main" xmlns:wp="http://schemas.openxmlformats.org/drawingml/2006/wordprocessingDrawing" xmlns:r="http://schemas.openxmlformats.org/officeDocument/2006/relationships" xmlns:w14="http://schemas.microsoft.com/office/word/2010/wordml">
-              <w:rPr>
-                <w:rFonts w:ascii="Arial" w:hAnsi="Arial" w:eastAsia="Arial" w:cs="Arial"/>
+              <w:pBdr>
+                <w:bottom w:val="none" w:sz="0" w:space="0" w:color="000000"/>
+                <w:top w:val="none" w:sz="0" w:space="0" w:color="000000"/>
+                <w:left w:val="none" w:sz="0" w:space="0" w:color="000000"/>
+                <w:right w:val="none" w:sz="0" w:space="0" w:color="000000"/>
+              </w:pBdr>
+              <w:spacing w:after="120" w:before="120" w:line="240"/>
+              <w:ind w:left="120" w:right="120" w:firstLine="0" w:firstLineChars="0"/>
+              <w:rPr>
+                <w:rFonts w:ascii="Arial" w:hAnsi="Arial" w:eastAsia="Arial" w:cs="Arial"/>
+                <w:i w:val="false"/>
+                <w:b w:val="false"/>
+                <w:u w:val="none"/>
+                <w:sz w:val="22"/>
+                <w:szCs w:val="22"/>
+                <w:color w:val="000000"/>
+              </w:rPr>
+            </w:pPr>
+            <w:r>
+              <w:rPr>
+                <w:rFonts w:ascii="Arial" w:hAnsi="Arial" w:eastAsia="Arial" w:cs="Arial"/>
+                <w:i w:val="false"/>
+                <w:b w:val="false"/>
+                <w:u w:val="none"/>
                 <w:sz w:val="22"/>
                 <w:szCs w:val="22"/>
                 <w:color w:val="000000"/>
@@ -503,7 +841,12 @@
         </w:tc>
         <w:tc>
           <w:tcPr>
-            <w:tcBorders/>
+            <w:tcBorders>
+              <w:bottom w:val="none" w:sz="0" w:space="0" w:color="000000"/>
+              <w:top w:val="none" w:sz="0" w:space="0" w:color="000000"/>
+              <w:left w:val="none" w:sz="0" w:space="0" w:color="000000"/>
+              <w:right w:val="none" w:sz="0" w:space="0" w:color="000000"/>
+            </w:tcBorders>
             <w:shd w:val="clear" w:color="auto" w:fill="FFFFFF"/>
             <w:tcMar>
               <w:top w:w="0" w:type="dxa"/>
@@ -516,12 +859,30 @@
           <w:p>
             <w:pPr>
               <w:jc w:val="right"/>
-              <w:spacing w:after="120" w:before="120" w:line="240"/>
-              <w:ind w:firstLine="0" w:left="120" w:right="120"/>
-            </w:pPr>
-            <w:r xmlns:w="http://schemas.openxmlformats.org/wordprocessingml/2006/main" xmlns:wp="http://schemas.openxmlformats.org/drawingml/2006/wordprocessingDrawing" xmlns:r="http://schemas.openxmlformats.org/officeDocument/2006/relationships" xmlns:w14="http://schemas.microsoft.com/office/word/2010/wordml">
-              <w:rPr>
-                <w:rFonts w:ascii="Arial" w:hAnsi="Arial" w:eastAsia="Arial" w:cs="Arial"/>
+              <w:pBdr>
+                <w:bottom w:val="none" w:sz="0" w:space="0" w:color="000000"/>
+                <w:top w:val="none" w:sz="0" w:space="0" w:color="000000"/>
+                <w:left w:val="none" w:sz="0" w:space="0" w:color="000000"/>
+                <w:right w:val="none" w:sz="0" w:space="0" w:color="000000"/>
+              </w:pBdr>
+              <w:spacing w:after="120" w:before="120" w:line="240"/>
+              <w:ind w:left="120" w:right="120" w:firstLine="0" w:firstLineChars="0"/>
+              <w:rPr>
+                <w:rFonts w:ascii="Arial" w:hAnsi="Arial" w:eastAsia="Arial" w:cs="Arial"/>
+                <w:i w:val="false"/>
+                <w:b w:val="false"/>
+                <w:u w:val="none"/>
+                <w:sz w:val="22"/>
+                <w:szCs w:val="22"/>
+                <w:color w:val="000000"/>
+              </w:rPr>
+            </w:pPr>
+            <w:r>
+              <w:rPr>
+                <w:rFonts w:ascii="Arial" w:hAnsi="Arial" w:eastAsia="Arial" w:cs="Arial"/>
+                <w:i w:val="false"/>
+                <w:b w:val="false"/>
+                <w:u w:val="none"/>
                 <w:sz w:val="22"/>
                 <w:szCs w:val="22"/>
                 <w:color w:val="000000"/>
@@ -533,12 +894,17 @@
       </w:tr>
       <w:tr>
         <w:trPr>
-          <w:cantSplit/>
           <w:trHeight w:val="670" w:hRule="auto"/>
         </w:trPr>
-        <w:tc>
-          <w:tcPr>
-            <w:tcBorders/>
+        body 9
+        <w:tc>
+          <w:tcPr>
+            <w:tcBorders>
+              <w:bottom w:val="none" w:sz="0" w:space="0" w:color="000000"/>
+              <w:top w:val="none" w:sz="0" w:space="0" w:color="000000"/>
+              <w:left w:val="none" w:sz="0" w:space="0" w:color="000000"/>
+              <w:right w:val="none" w:sz="0" w:space="0" w:color="000000"/>
+            </w:tcBorders>
             <w:shd w:val="clear" w:color="auto" w:fill="FFFFFF"/>
             <w:tcMar>
               <w:top w:w="0" w:type="dxa"/>
@@ -551,12 +917,30 @@
           <w:p>
             <w:pPr>
               <w:jc w:val="left"/>
-              <w:spacing w:after="120" w:before="120" w:line="240"/>
-              <w:ind w:firstLine="0" w:left="120" w:right="120"/>
-            </w:pPr>
-            <w:r xmlns:w="http://schemas.openxmlformats.org/wordprocessingml/2006/main" xmlns:wp="http://schemas.openxmlformats.org/drawingml/2006/wordprocessingDrawing" xmlns:r="http://schemas.openxmlformats.org/officeDocument/2006/relationships" xmlns:w14="http://schemas.microsoft.com/office/word/2010/wordml">
-              <w:rPr>
-                <w:rFonts w:ascii="Arial" w:hAnsi="Arial" w:eastAsia="Arial" w:cs="Arial"/>
+              <w:pBdr>
+                <w:bottom w:val="none" w:sz="0" w:space="0" w:color="000000"/>
+                <w:top w:val="none" w:sz="0" w:space="0" w:color="000000"/>
+                <w:left w:val="none" w:sz="0" w:space="0" w:color="000000"/>
+                <w:right w:val="none" w:sz="0" w:space="0" w:color="000000"/>
+              </w:pBdr>
+              <w:spacing w:after="120" w:before="120" w:line="240"/>
+              <w:ind w:left="120" w:right="120" w:firstLine="0" w:firstLineChars="0"/>
+              <w:rPr>
+                <w:rFonts w:ascii="Arial" w:hAnsi="Arial" w:eastAsia="Arial" w:cs="Arial"/>
+                <w:i w:val="false"/>
+                <w:b w:val="false"/>
+                <w:u w:val="none"/>
+                <w:sz w:val="22"/>
+                <w:szCs w:val="22"/>
+                <w:color w:val="000000"/>
+              </w:rPr>
+            </w:pPr>
+            <w:r>
+              <w:rPr>
+                <w:rFonts w:ascii="Arial" w:hAnsi="Arial" w:eastAsia="Arial" w:cs="Arial"/>
+                <w:i w:val="false"/>
+                <w:b w:val="false"/>
+                <w:u w:val="none"/>
                 <w:sz w:val="22"/>
                 <w:szCs w:val="22"/>
                 <w:color w:val="000000"/>
@@ -567,7 +951,12 @@
         </w:tc>
         <w:tc>
           <w:tcPr>
-            <w:tcBorders/>
+            <w:tcBorders>
+              <w:bottom w:val="none" w:sz="0" w:space="0" w:color="000000"/>
+              <w:top w:val="none" w:sz="0" w:space="0" w:color="000000"/>
+              <w:left w:val="none" w:sz="0" w:space="0" w:color="000000"/>
+              <w:right w:val="none" w:sz="0" w:space="0" w:color="000000"/>
+            </w:tcBorders>
             <w:shd w:val="clear" w:color="auto" w:fill="FFFFFF"/>
             <w:tcMar>
               <w:top w:w="0" w:type="dxa"/>
@@ -580,12 +969,30 @@
           <w:p>
             <w:pPr>
               <w:jc w:val="right"/>
-              <w:spacing w:after="120" w:before="120" w:line="240"/>
-              <w:ind w:firstLine="0" w:left="120" w:right="120"/>
-            </w:pPr>
-            <w:r xmlns:w="http://schemas.openxmlformats.org/wordprocessingml/2006/main" xmlns:wp="http://schemas.openxmlformats.org/drawingml/2006/wordprocessingDrawing" xmlns:r="http://schemas.openxmlformats.org/officeDocument/2006/relationships" xmlns:w14="http://schemas.microsoft.com/office/word/2010/wordml">
-              <w:rPr>
-                <w:rFonts w:ascii="Arial" w:hAnsi="Arial" w:eastAsia="Arial" w:cs="Arial"/>
+              <w:pBdr>
+                <w:bottom w:val="none" w:sz="0" w:space="0" w:color="000000"/>
+                <w:top w:val="none" w:sz="0" w:space="0" w:color="000000"/>
+                <w:left w:val="none" w:sz="0" w:space="0" w:color="000000"/>
+                <w:right w:val="none" w:sz="0" w:space="0" w:color="000000"/>
+              </w:pBdr>
+              <w:spacing w:after="120" w:before="120" w:line="240"/>
+              <w:ind w:left="120" w:right="120" w:firstLine="0" w:firstLineChars="0"/>
+              <w:rPr>
+                <w:rFonts w:ascii="Arial" w:hAnsi="Arial" w:eastAsia="Arial" w:cs="Arial"/>
+                <w:i w:val="false"/>
+                <w:b w:val="false"/>
+                <w:u w:val="none"/>
+                <w:sz w:val="22"/>
+                <w:szCs w:val="22"/>
+                <w:color w:val="000000"/>
+              </w:rPr>
+            </w:pPr>
+            <w:r>
+              <w:rPr>
+                <w:rFonts w:ascii="Arial" w:hAnsi="Arial" w:eastAsia="Arial" w:cs="Arial"/>
+                <w:i w:val="false"/>
+                <w:b w:val="false"/>
+                <w:u w:val="none"/>
                 <w:sz w:val="22"/>
                 <w:szCs w:val="22"/>
                 <w:color w:val="000000"/>
@@ -597,12 +1004,17 @@
       </w:tr>
       <w:tr>
         <w:trPr>
-          <w:cantSplit/>
           <w:trHeight w:val="627" w:hRule="auto"/>
         </w:trPr>
-        <w:tc>
-          <w:tcPr>
-            <w:tcBorders/>
+        body10
+        <w:tc>
+          <w:tcPr>
+            <w:tcBorders>
+              <w:bottom w:val="none" w:sz="0" w:space="0" w:color="000000"/>
+              <w:top w:val="none" w:sz="0" w:space="0" w:color="000000"/>
+              <w:left w:val="none" w:sz="0" w:space="0" w:color="000000"/>
+              <w:right w:val="none" w:sz="0" w:space="0" w:color="000000"/>
+            </w:tcBorders>
             <w:shd w:val="clear" w:color="auto" w:fill="FFFFFF"/>
             <w:tcMar>
               <w:top w:w="0" w:type="dxa"/>
@@ -615,12 +1027,30 @@
           <w:p>
             <w:pPr>
               <w:jc w:val="left"/>
-              <w:spacing w:after="120" w:before="120" w:line="240"/>
-              <w:ind w:firstLine="0" w:left="120" w:right="120"/>
-            </w:pPr>
-            <w:r xmlns:w="http://schemas.openxmlformats.org/wordprocessingml/2006/main" xmlns:wp="http://schemas.openxmlformats.org/drawingml/2006/wordprocessingDrawing" xmlns:r="http://schemas.openxmlformats.org/officeDocument/2006/relationships" xmlns:w14="http://schemas.microsoft.com/office/word/2010/wordml">
-              <w:rPr>
-                <w:rFonts w:ascii="Arial" w:hAnsi="Arial" w:eastAsia="Arial" w:cs="Arial"/>
+              <w:pBdr>
+                <w:bottom w:val="none" w:sz="0" w:space="0" w:color="000000"/>
+                <w:top w:val="none" w:sz="0" w:space="0" w:color="000000"/>
+                <w:left w:val="none" w:sz="0" w:space="0" w:color="000000"/>
+                <w:right w:val="none" w:sz="0" w:space="0" w:color="000000"/>
+              </w:pBdr>
+              <w:spacing w:after="120" w:before="120" w:line="240"/>
+              <w:ind w:left="120" w:right="120" w:firstLine="0" w:firstLineChars="0"/>
+              <w:rPr>
+                <w:rFonts w:ascii="Arial" w:hAnsi="Arial" w:eastAsia="Arial" w:cs="Arial"/>
+                <w:i w:val="false"/>
+                <w:b w:val="false"/>
+                <w:u w:val="none"/>
+                <w:sz w:val="22"/>
+                <w:szCs w:val="22"/>
+                <w:color w:val="000000"/>
+              </w:rPr>
+            </w:pPr>
+            <w:r>
+              <w:rPr>
+                <w:rFonts w:ascii="Arial" w:hAnsi="Arial" w:eastAsia="Arial" w:cs="Arial"/>
+                <w:i w:val="false"/>
+                <w:b w:val="false"/>
+                <w:u w:val="none"/>
                 <w:sz w:val="22"/>
                 <w:szCs w:val="22"/>
                 <w:color w:val="000000"/>
@@ -631,7 +1061,12 @@
         </w:tc>
         <w:tc>
           <w:tcPr>
-            <w:tcBorders/>
+            <w:tcBorders>
+              <w:bottom w:val="none" w:sz="0" w:space="0" w:color="000000"/>
+              <w:top w:val="none" w:sz="0" w:space="0" w:color="000000"/>
+              <w:left w:val="none" w:sz="0" w:space="0" w:color="000000"/>
+              <w:right w:val="none" w:sz="0" w:space="0" w:color="000000"/>
+            </w:tcBorders>
             <w:shd w:val="clear" w:color="auto" w:fill="FFFFFF"/>
             <w:tcMar>
               <w:top w:w="0" w:type="dxa"/>
@@ -644,12 +1079,30 @@
           <w:p>
             <w:pPr>
               <w:jc w:val="right"/>
-              <w:spacing w:after="120" w:before="120" w:line="240"/>
-              <w:ind w:firstLine="0" w:left="120" w:right="120"/>
-            </w:pPr>
-            <w:r xmlns:w="http://schemas.openxmlformats.org/wordprocessingml/2006/main" xmlns:wp="http://schemas.openxmlformats.org/drawingml/2006/wordprocessingDrawing" xmlns:r="http://schemas.openxmlformats.org/officeDocument/2006/relationships" xmlns:w14="http://schemas.microsoft.com/office/word/2010/wordml">
-              <w:rPr>
-                <w:rFonts w:ascii="Arial" w:hAnsi="Arial" w:eastAsia="Arial" w:cs="Arial"/>
+              <w:pBdr>
+                <w:bottom w:val="none" w:sz="0" w:space="0" w:color="000000"/>
+                <w:top w:val="none" w:sz="0" w:space="0" w:color="000000"/>
+                <w:left w:val="none" w:sz="0" w:space="0" w:color="000000"/>
+                <w:right w:val="none" w:sz="0" w:space="0" w:color="000000"/>
+              </w:pBdr>
+              <w:spacing w:after="120" w:before="120" w:line="240"/>
+              <w:ind w:left="120" w:right="120" w:firstLine="0" w:firstLineChars="0"/>
+              <w:rPr>
+                <w:rFonts w:ascii="Arial" w:hAnsi="Arial" w:eastAsia="Arial" w:cs="Arial"/>
+                <w:i w:val="false"/>
+                <w:b w:val="false"/>
+                <w:u w:val="none"/>
+                <w:sz w:val="22"/>
+                <w:szCs w:val="22"/>
+                <w:color w:val="000000"/>
+              </w:rPr>
+            </w:pPr>
+            <w:r>
+              <w:rPr>
+                <w:rFonts w:ascii="Arial" w:hAnsi="Arial" w:eastAsia="Arial" w:cs="Arial"/>
+                <w:i w:val="false"/>
+                <w:b w:val="false"/>
+                <w:u w:val="none"/>
                 <w:sz w:val="22"/>
                 <w:szCs w:val="22"/>
                 <w:color w:val="000000"/>
@@ -661,12 +1114,17 @@
       </w:tr>
       <w:tr>
         <w:trPr>
-          <w:cantSplit/>
           <w:trHeight w:val="670" w:hRule="auto"/>
         </w:trPr>
-        <w:tc>
-          <w:tcPr>
-            <w:tcBorders/>
+        body11
+        <w:tc>
+          <w:tcPr>
+            <w:tcBorders>
+              <w:bottom w:val="none" w:sz="0" w:space="0" w:color="000000"/>
+              <w:top w:val="none" w:sz="0" w:space="0" w:color="000000"/>
+              <w:left w:val="none" w:sz="0" w:space="0" w:color="000000"/>
+              <w:right w:val="none" w:sz="0" w:space="0" w:color="000000"/>
+            </w:tcBorders>
             <w:shd w:val="clear" w:color="auto" w:fill="FFFFFF"/>
             <w:tcMar>
               <w:top w:w="0" w:type="dxa"/>
@@ -679,12 +1137,30 @@
           <w:p>
             <w:pPr>
               <w:jc w:val="left"/>
-              <w:spacing w:after="120" w:before="120" w:line="240"/>
-              <w:ind w:firstLine="0" w:left="120" w:right="120"/>
-            </w:pPr>
-            <w:r xmlns:w="http://schemas.openxmlformats.org/wordprocessingml/2006/main" xmlns:wp="http://schemas.openxmlformats.org/drawingml/2006/wordprocessingDrawing" xmlns:r="http://schemas.openxmlformats.org/officeDocument/2006/relationships" xmlns:w14="http://schemas.microsoft.com/office/word/2010/wordml">
-              <w:rPr>
-                <w:rFonts w:ascii="Arial" w:hAnsi="Arial" w:eastAsia="Arial" w:cs="Arial"/>
+              <w:pBdr>
+                <w:bottom w:val="none" w:sz="0" w:space="0" w:color="000000"/>
+                <w:top w:val="none" w:sz="0" w:space="0" w:color="000000"/>
+                <w:left w:val="none" w:sz="0" w:space="0" w:color="000000"/>
+                <w:right w:val="none" w:sz="0" w:space="0" w:color="000000"/>
+              </w:pBdr>
+              <w:spacing w:after="120" w:before="120" w:line="240"/>
+              <w:ind w:left="120" w:right="120" w:firstLine="0" w:firstLineChars="0"/>
+              <w:rPr>
+                <w:rFonts w:ascii="Arial" w:hAnsi="Arial" w:eastAsia="Arial" w:cs="Arial"/>
+                <w:i w:val="false"/>
+                <w:b w:val="false"/>
+                <w:u w:val="none"/>
+                <w:sz w:val="22"/>
+                <w:szCs w:val="22"/>
+                <w:color w:val="000000"/>
+              </w:rPr>
+            </w:pPr>
+            <w:r>
+              <w:rPr>
+                <w:rFonts w:ascii="Arial" w:hAnsi="Arial" w:eastAsia="Arial" w:cs="Arial"/>
+                <w:i w:val="false"/>
+                <w:b w:val="false"/>
+                <w:u w:val="none"/>
                 <w:sz w:val="22"/>
                 <w:szCs w:val="22"/>
                 <w:color w:val="000000"/>
@@ -695,7 +1171,12 @@
         </w:tc>
         <w:tc>
           <w:tcPr>
-            <w:tcBorders/>
+            <w:tcBorders>
+              <w:bottom w:val="none" w:sz="0" w:space="0" w:color="000000"/>
+              <w:top w:val="none" w:sz="0" w:space="0" w:color="000000"/>
+              <w:left w:val="none" w:sz="0" w:space="0" w:color="000000"/>
+              <w:right w:val="none" w:sz="0" w:space="0" w:color="000000"/>
+            </w:tcBorders>
             <w:shd w:val="clear" w:color="auto" w:fill="FFFFFF"/>
             <w:tcMar>
               <w:top w:w="0" w:type="dxa"/>
@@ -708,12 +1189,30 @@
           <w:p>
             <w:pPr>
               <w:jc w:val="right"/>
-              <w:spacing w:after="120" w:before="120" w:line="240"/>
-              <w:ind w:firstLine="0" w:left="120" w:right="120"/>
-            </w:pPr>
-            <w:r xmlns:w="http://schemas.openxmlformats.org/wordprocessingml/2006/main" xmlns:wp="http://schemas.openxmlformats.org/drawingml/2006/wordprocessingDrawing" xmlns:r="http://schemas.openxmlformats.org/officeDocument/2006/relationships" xmlns:w14="http://schemas.microsoft.com/office/word/2010/wordml">
-              <w:rPr>
-                <w:rFonts w:ascii="Arial" w:hAnsi="Arial" w:eastAsia="Arial" w:cs="Arial"/>
+              <w:pBdr>
+                <w:bottom w:val="none" w:sz="0" w:space="0" w:color="000000"/>
+                <w:top w:val="none" w:sz="0" w:space="0" w:color="000000"/>
+                <w:left w:val="none" w:sz="0" w:space="0" w:color="000000"/>
+                <w:right w:val="none" w:sz="0" w:space="0" w:color="000000"/>
+              </w:pBdr>
+              <w:spacing w:after="120" w:before="120" w:line="240"/>
+              <w:ind w:left="120" w:right="120" w:firstLine="0" w:firstLineChars="0"/>
+              <w:rPr>
+                <w:rFonts w:ascii="Arial" w:hAnsi="Arial" w:eastAsia="Arial" w:cs="Arial"/>
+                <w:i w:val="false"/>
+                <w:b w:val="false"/>
+                <w:u w:val="none"/>
+                <w:sz w:val="22"/>
+                <w:szCs w:val="22"/>
+                <w:color w:val="000000"/>
+              </w:rPr>
+            </w:pPr>
+            <w:r>
+              <w:rPr>
+                <w:rFonts w:ascii="Arial" w:hAnsi="Arial" w:eastAsia="Arial" w:cs="Arial"/>
+                <w:i w:val="false"/>
+                <w:b w:val="false"/>
+                <w:u w:val="none"/>
                 <w:sz w:val="22"/>
                 <w:szCs w:val="22"/>
                 <w:color w:val="000000"/>
@@ -725,12 +1224,17 @@
       </w:tr>
       <w:tr>
         <w:trPr>
-          <w:cantSplit/>
           <w:trHeight w:val="625" w:hRule="auto"/>
         </w:trPr>
-        <w:tc>
-          <w:tcPr>
-            <w:tcBorders/>
+        body12
+        <w:tc>
+          <w:tcPr>
+            <w:tcBorders>
+              <w:bottom w:val="none" w:sz="0" w:space="0" w:color="000000"/>
+              <w:top w:val="none" w:sz="0" w:space="0" w:color="000000"/>
+              <w:left w:val="none" w:sz="0" w:space="0" w:color="000000"/>
+              <w:right w:val="none" w:sz="0" w:space="0" w:color="000000"/>
+            </w:tcBorders>
             <w:shd w:val="clear" w:color="auto" w:fill="FFFFFF"/>
             <w:tcMar>
               <w:top w:w="0" w:type="dxa"/>
@@ -743,12 +1247,30 @@
           <w:p>
             <w:pPr>
               <w:jc w:val="left"/>
-              <w:spacing w:after="120" w:before="120" w:line="240"/>
-              <w:ind w:firstLine="0" w:left="120" w:right="120"/>
-            </w:pPr>
-            <w:r xmlns:w="http://schemas.openxmlformats.org/wordprocessingml/2006/main" xmlns:wp="http://schemas.openxmlformats.org/drawingml/2006/wordprocessingDrawing" xmlns:r="http://schemas.openxmlformats.org/officeDocument/2006/relationships" xmlns:w14="http://schemas.microsoft.com/office/word/2010/wordml">
-              <w:rPr>
-                <w:rFonts w:ascii="Arial" w:hAnsi="Arial" w:eastAsia="Arial" w:cs="Arial"/>
+              <w:pBdr>
+                <w:bottom w:val="none" w:sz="0" w:space="0" w:color="000000"/>
+                <w:top w:val="none" w:sz="0" w:space="0" w:color="000000"/>
+                <w:left w:val="none" w:sz="0" w:space="0" w:color="000000"/>
+                <w:right w:val="none" w:sz="0" w:space="0" w:color="000000"/>
+              </w:pBdr>
+              <w:spacing w:after="120" w:before="120" w:line="240"/>
+              <w:ind w:left="120" w:right="120" w:firstLine="0" w:firstLineChars="0"/>
+              <w:rPr>
+                <w:rFonts w:ascii="Arial" w:hAnsi="Arial" w:eastAsia="Arial" w:cs="Arial"/>
+                <w:i w:val="false"/>
+                <w:b w:val="false"/>
+                <w:u w:val="none"/>
+                <w:sz w:val="22"/>
+                <w:szCs w:val="22"/>
+                <w:color w:val="000000"/>
+              </w:rPr>
+            </w:pPr>
+            <w:r>
+              <w:rPr>
+                <w:rFonts w:ascii="Arial" w:hAnsi="Arial" w:eastAsia="Arial" w:cs="Arial"/>
+                <w:i w:val="false"/>
+                <w:b w:val="false"/>
+                <w:u w:val="none"/>
                 <w:sz w:val="22"/>
                 <w:szCs w:val="22"/>
                 <w:color w:val="000000"/>
@@ -759,7 +1281,12 @@
         </w:tc>
         <w:tc>
           <w:tcPr>
-            <w:tcBorders/>
+            <w:tcBorders>
+              <w:bottom w:val="none" w:sz="0" w:space="0" w:color="000000"/>
+              <w:top w:val="none" w:sz="0" w:space="0" w:color="000000"/>
+              <w:left w:val="none" w:sz="0" w:space="0" w:color="000000"/>
+              <w:right w:val="none" w:sz="0" w:space="0" w:color="000000"/>
+            </w:tcBorders>
             <w:shd w:val="clear" w:color="auto" w:fill="FFFFFF"/>
             <w:tcMar>
               <w:top w:w="0" w:type="dxa"/>
@@ -772,12 +1299,30 @@
           <w:p>
             <w:pPr>
               <w:jc w:val="right"/>
-              <w:spacing w:after="120" w:before="120" w:line="240"/>
-              <w:ind w:firstLine="0" w:left="120" w:right="120"/>
-            </w:pPr>
-            <w:r xmlns:w="http://schemas.openxmlformats.org/wordprocessingml/2006/main" xmlns:wp="http://schemas.openxmlformats.org/drawingml/2006/wordprocessingDrawing" xmlns:r="http://schemas.openxmlformats.org/officeDocument/2006/relationships" xmlns:w14="http://schemas.microsoft.com/office/word/2010/wordml">
-              <w:rPr>
-                <w:rFonts w:ascii="Arial" w:hAnsi="Arial" w:eastAsia="Arial" w:cs="Arial"/>
+              <w:pBdr>
+                <w:bottom w:val="none" w:sz="0" w:space="0" w:color="000000"/>
+                <w:top w:val="none" w:sz="0" w:space="0" w:color="000000"/>
+                <w:left w:val="none" w:sz="0" w:space="0" w:color="000000"/>
+                <w:right w:val="none" w:sz="0" w:space="0" w:color="000000"/>
+              </w:pBdr>
+              <w:spacing w:after="120" w:before="120" w:line="240"/>
+              <w:ind w:left="120" w:right="120" w:firstLine="0" w:firstLineChars="0"/>
+              <w:rPr>
+                <w:rFonts w:ascii="Arial" w:hAnsi="Arial" w:eastAsia="Arial" w:cs="Arial"/>
+                <w:i w:val="false"/>
+                <w:b w:val="false"/>
+                <w:u w:val="none"/>
+                <w:sz w:val="22"/>
+                <w:szCs w:val="22"/>
+                <w:color w:val="000000"/>
+              </w:rPr>
+            </w:pPr>
+            <w:r>
+              <w:rPr>
+                <w:rFonts w:ascii="Arial" w:hAnsi="Arial" w:eastAsia="Arial" w:cs="Arial"/>
+                <w:i w:val="false"/>
+                <w:b w:val="false"/>
+                <w:u w:val="none"/>
                 <w:sz w:val="22"/>
                 <w:szCs w:val="22"/>
                 <w:color w:val="000000"/>
@@ -789,12 +1334,17 @@
       </w:tr>
       <w:tr>
         <w:trPr>
-          <w:cantSplit/>
           <w:trHeight w:val="670" w:hRule="auto"/>
         </w:trPr>
-        <w:tc>
-          <w:tcPr>
-            <w:tcBorders/>
+        body13
+        <w:tc>
+          <w:tcPr>
+            <w:tcBorders>
+              <w:bottom w:val="none" w:sz="0" w:space="0" w:color="000000"/>
+              <w:top w:val="none" w:sz="0" w:space="0" w:color="000000"/>
+              <w:left w:val="none" w:sz="0" w:space="0" w:color="000000"/>
+              <w:right w:val="none" w:sz="0" w:space="0" w:color="000000"/>
+            </w:tcBorders>
             <w:shd w:val="clear" w:color="auto" w:fill="FFFFFF"/>
             <w:tcMar>
               <w:top w:w="0" w:type="dxa"/>
@@ -807,12 +1357,30 @@
           <w:p>
             <w:pPr>
               <w:jc w:val="left"/>
-              <w:spacing w:after="120" w:before="120" w:line="240"/>
-              <w:ind w:firstLine="0" w:left="120" w:right="120"/>
-            </w:pPr>
-            <w:r xmlns:w="http://schemas.openxmlformats.org/wordprocessingml/2006/main" xmlns:wp="http://schemas.openxmlformats.org/drawingml/2006/wordprocessingDrawing" xmlns:r="http://schemas.openxmlformats.org/officeDocument/2006/relationships" xmlns:w14="http://schemas.microsoft.com/office/word/2010/wordml">
-              <w:rPr>
-                <w:rFonts w:ascii="Arial" w:hAnsi="Arial" w:eastAsia="Arial" w:cs="Arial"/>
+              <w:pBdr>
+                <w:bottom w:val="none" w:sz="0" w:space="0" w:color="000000"/>
+                <w:top w:val="none" w:sz="0" w:space="0" w:color="000000"/>
+                <w:left w:val="none" w:sz="0" w:space="0" w:color="000000"/>
+                <w:right w:val="none" w:sz="0" w:space="0" w:color="000000"/>
+              </w:pBdr>
+              <w:spacing w:after="120" w:before="120" w:line="240"/>
+              <w:ind w:left="120" w:right="120" w:firstLine="0" w:firstLineChars="0"/>
+              <w:rPr>
+                <w:rFonts w:ascii="Arial" w:hAnsi="Arial" w:eastAsia="Arial" w:cs="Arial"/>
+                <w:i w:val="false"/>
+                <w:b w:val="false"/>
+                <w:u w:val="none"/>
+                <w:sz w:val="22"/>
+                <w:szCs w:val="22"/>
+                <w:color w:val="000000"/>
+              </w:rPr>
+            </w:pPr>
+            <w:r>
+              <w:rPr>
+                <w:rFonts w:ascii="Arial" w:hAnsi="Arial" w:eastAsia="Arial" w:cs="Arial"/>
+                <w:i w:val="false"/>
+                <w:b w:val="false"/>
+                <w:u w:val="none"/>
                 <w:sz w:val="22"/>
                 <w:szCs w:val="22"/>
                 <w:color w:val="000000"/>
@@ -823,7 +1391,12 @@
         </w:tc>
         <w:tc>
           <w:tcPr>
-            <w:tcBorders/>
+            <w:tcBorders>
+              <w:bottom w:val="none" w:sz="0" w:space="0" w:color="000000"/>
+              <w:top w:val="none" w:sz="0" w:space="0" w:color="000000"/>
+              <w:left w:val="none" w:sz="0" w:space="0" w:color="000000"/>
+              <w:right w:val="none" w:sz="0" w:space="0" w:color="000000"/>
+            </w:tcBorders>
             <w:shd w:val="clear" w:color="auto" w:fill="FFFFFF"/>
             <w:tcMar>
               <w:top w:w="0" w:type="dxa"/>
@@ -836,12 +1409,30 @@
           <w:p>
             <w:pPr>
               <w:jc w:val="right"/>
-              <w:spacing w:after="120" w:before="120" w:line="240"/>
-              <w:ind w:firstLine="0" w:left="120" w:right="120"/>
-            </w:pPr>
-            <w:r xmlns:w="http://schemas.openxmlformats.org/wordprocessingml/2006/main" xmlns:wp="http://schemas.openxmlformats.org/drawingml/2006/wordprocessingDrawing" xmlns:r="http://schemas.openxmlformats.org/officeDocument/2006/relationships" xmlns:w14="http://schemas.microsoft.com/office/word/2010/wordml">
-              <w:rPr>
-                <w:rFonts w:ascii="Arial" w:hAnsi="Arial" w:eastAsia="Arial" w:cs="Arial"/>
+              <w:pBdr>
+                <w:bottom w:val="none" w:sz="0" w:space="0" w:color="000000"/>
+                <w:top w:val="none" w:sz="0" w:space="0" w:color="000000"/>
+                <w:left w:val="none" w:sz="0" w:space="0" w:color="000000"/>
+                <w:right w:val="none" w:sz="0" w:space="0" w:color="000000"/>
+              </w:pBdr>
+              <w:spacing w:after="120" w:before="120" w:line="240"/>
+              <w:ind w:left="120" w:right="120" w:firstLine="0" w:firstLineChars="0"/>
+              <w:rPr>
+                <w:rFonts w:ascii="Arial" w:hAnsi="Arial" w:eastAsia="Arial" w:cs="Arial"/>
+                <w:i w:val="false"/>
+                <w:b w:val="false"/>
+                <w:u w:val="none"/>
+                <w:sz w:val="22"/>
+                <w:szCs w:val="22"/>
+                <w:color w:val="000000"/>
+              </w:rPr>
+            </w:pPr>
+            <w:r>
+              <w:rPr>
+                <w:rFonts w:ascii="Arial" w:hAnsi="Arial" w:eastAsia="Arial" w:cs="Arial"/>
+                <w:i w:val="false"/>
+                <w:b w:val="false"/>
+                <w:u w:val="none"/>
                 <w:sz w:val="22"/>
                 <w:szCs w:val="22"/>
                 <w:color w:val="000000"/>
@@ -853,12 +1444,17 @@
       </w:tr>
       <w:tr>
         <w:trPr>
-          <w:cantSplit/>
           <w:trHeight w:val="665" w:hRule="auto"/>
         </w:trPr>
-        <w:tc>
-          <w:tcPr>
-            <w:tcBorders/>
+        body14
+        <w:tc>
+          <w:tcPr>
+            <w:tcBorders>
+              <w:bottom w:val="none" w:sz="0" w:space="0" w:color="000000"/>
+              <w:top w:val="none" w:sz="0" w:space="0" w:color="000000"/>
+              <w:left w:val="none" w:sz="0" w:space="0" w:color="000000"/>
+              <w:right w:val="none" w:sz="0" w:space="0" w:color="000000"/>
+            </w:tcBorders>
             <w:shd w:val="clear" w:color="auto" w:fill="FFFFFF"/>
             <w:tcMar>
               <w:top w:w="0" w:type="dxa"/>
@@ -871,12 +1467,30 @@
           <w:p>
             <w:pPr>
               <w:jc w:val="left"/>
-              <w:spacing w:after="120" w:before="120" w:line="240"/>
-              <w:ind w:firstLine="0" w:left="120" w:right="120"/>
-            </w:pPr>
-            <w:r xmlns:w="http://schemas.openxmlformats.org/wordprocessingml/2006/main" xmlns:wp="http://schemas.openxmlformats.org/drawingml/2006/wordprocessingDrawing" xmlns:r="http://schemas.openxmlformats.org/officeDocument/2006/relationships" xmlns:w14="http://schemas.microsoft.com/office/word/2010/wordml">
-              <w:rPr>
-                <w:rFonts w:ascii="Arial" w:hAnsi="Arial" w:eastAsia="Arial" w:cs="Arial"/>
+              <w:pBdr>
+                <w:bottom w:val="none" w:sz="0" w:space="0" w:color="000000"/>
+                <w:top w:val="none" w:sz="0" w:space="0" w:color="000000"/>
+                <w:left w:val="none" w:sz="0" w:space="0" w:color="000000"/>
+                <w:right w:val="none" w:sz="0" w:space="0" w:color="000000"/>
+              </w:pBdr>
+              <w:spacing w:after="120" w:before="120" w:line="240"/>
+              <w:ind w:left="120" w:right="120" w:firstLine="0" w:firstLineChars="0"/>
+              <w:rPr>
+                <w:rFonts w:ascii="Arial" w:hAnsi="Arial" w:eastAsia="Arial" w:cs="Arial"/>
+                <w:i w:val="false"/>
+                <w:b w:val="false"/>
+                <w:u w:val="none"/>
+                <w:sz w:val="22"/>
+                <w:szCs w:val="22"/>
+                <w:color w:val="000000"/>
+              </w:rPr>
+            </w:pPr>
+            <w:r>
+              <w:rPr>
+                <w:rFonts w:ascii="Arial" w:hAnsi="Arial" w:eastAsia="Arial" w:cs="Arial"/>
+                <w:i w:val="false"/>
+                <w:b w:val="false"/>
+                <w:u w:val="none"/>
                 <w:sz w:val="22"/>
                 <w:szCs w:val="22"/>
                 <w:color w:val="000000"/>
@@ -887,7 +1501,12 @@
         </w:tc>
         <w:tc>
           <w:tcPr>
-            <w:tcBorders/>
+            <w:tcBorders>
+              <w:bottom w:val="none" w:sz="0" w:space="0" w:color="000000"/>
+              <w:top w:val="none" w:sz="0" w:space="0" w:color="000000"/>
+              <w:left w:val="none" w:sz="0" w:space="0" w:color="000000"/>
+              <w:right w:val="none" w:sz="0" w:space="0" w:color="000000"/>
+            </w:tcBorders>
             <w:shd w:val="clear" w:color="auto" w:fill="FFFFFF"/>
             <w:tcMar>
               <w:top w:w="0" w:type="dxa"/>
@@ -900,12 +1519,30 @@
           <w:p>
             <w:pPr>
               <w:jc w:val="right"/>
-              <w:spacing w:after="120" w:before="120" w:line="240"/>
-              <w:ind w:firstLine="0" w:left="120" w:right="120"/>
-            </w:pPr>
-            <w:r xmlns:w="http://schemas.openxmlformats.org/wordprocessingml/2006/main" xmlns:wp="http://schemas.openxmlformats.org/drawingml/2006/wordprocessingDrawing" xmlns:r="http://schemas.openxmlformats.org/officeDocument/2006/relationships" xmlns:w14="http://schemas.microsoft.com/office/word/2010/wordml">
-              <w:rPr>
-                <w:rFonts w:ascii="Arial" w:hAnsi="Arial" w:eastAsia="Arial" w:cs="Arial"/>
+              <w:pBdr>
+                <w:bottom w:val="none" w:sz="0" w:space="0" w:color="000000"/>
+                <w:top w:val="none" w:sz="0" w:space="0" w:color="000000"/>
+                <w:left w:val="none" w:sz="0" w:space="0" w:color="000000"/>
+                <w:right w:val="none" w:sz="0" w:space="0" w:color="000000"/>
+              </w:pBdr>
+              <w:spacing w:after="120" w:before="120" w:line="240"/>
+              <w:ind w:left="120" w:right="120" w:firstLine="0" w:firstLineChars="0"/>
+              <w:rPr>
+                <w:rFonts w:ascii="Arial" w:hAnsi="Arial" w:eastAsia="Arial" w:cs="Arial"/>
+                <w:i w:val="false"/>
+                <w:b w:val="false"/>
+                <w:u w:val="none"/>
+                <w:sz w:val="22"/>
+                <w:szCs w:val="22"/>
+                <w:color w:val="000000"/>
+              </w:rPr>
+            </w:pPr>
+            <w:r>
+              <w:rPr>
+                <w:rFonts w:ascii="Arial" w:hAnsi="Arial" w:eastAsia="Arial" w:cs="Arial"/>
+                <w:i w:val="false"/>
+                <w:b w:val="false"/>
+                <w:u w:val="none"/>
                 <w:sz w:val="22"/>
                 <w:szCs w:val="22"/>
                 <w:color w:val="000000"/>
@@ -917,12 +1554,17 @@
       </w:tr>
       <w:tr>
         <w:trPr>
-          <w:cantSplit/>
           <w:trHeight w:val="670" w:hRule="auto"/>
         </w:trPr>
-        <w:tc>
-          <w:tcPr>
-            <w:tcBorders/>
+        body15
+        <w:tc>
+          <w:tcPr>
+            <w:tcBorders>
+              <w:bottom w:val="none" w:sz="0" w:space="0" w:color="000000"/>
+              <w:top w:val="none" w:sz="0" w:space="0" w:color="000000"/>
+              <w:left w:val="none" w:sz="0" w:space="0" w:color="000000"/>
+              <w:right w:val="none" w:sz="0" w:space="0" w:color="000000"/>
+            </w:tcBorders>
             <w:shd w:val="clear" w:color="auto" w:fill="FFFFFF"/>
             <w:tcMar>
               <w:top w:w="0" w:type="dxa"/>
@@ -935,12 +1577,30 @@
           <w:p>
             <w:pPr>
               <w:jc w:val="left"/>
-              <w:spacing w:after="120" w:before="120" w:line="240"/>
-              <w:ind w:firstLine="0" w:left="120" w:right="120"/>
-            </w:pPr>
-            <w:r xmlns:w="http://schemas.openxmlformats.org/wordprocessingml/2006/main" xmlns:wp="http://schemas.openxmlformats.org/drawingml/2006/wordprocessingDrawing" xmlns:r="http://schemas.openxmlformats.org/officeDocument/2006/relationships" xmlns:w14="http://schemas.microsoft.com/office/word/2010/wordml">
-              <w:rPr>
-                <w:rFonts w:ascii="Arial" w:hAnsi="Arial" w:eastAsia="Arial" w:cs="Arial"/>
+              <w:pBdr>
+                <w:bottom w:val="none" w:sz="0" w:space="0" w:color="000000"/>
+                <w:top w:val="none" w:sz="0" w:space="0" w:color="000000"/>
+                <w:left w:val="none" w:sz="0" w:space="0" w:color="000000"/>
+                <w:right w:val="none" w:sz="0" w:space="0" w:color="000000"/>
+              </w:pBdr>
+              <w:spacing w:after="120" w:before="120" w:line="240"/>
+              <w:ind w:left="120" w:right="120" w:firstLine="0" w:firstLineChars="0"/>
+              <w:rPr>
+                <w:rFonts w:ascii="Arial" w:hAnsi="Arial" w:eastAsia="Arial" w:cs="Arial"/>
+                <w:i w:val="false"/>
+                <w:b w:val="false"/>
+                <w:u w:val="none"/>
+                <w:sz w:val="22"/>
+                <w:szCs w:val="22"/>
+                <w:color w:val="000000"/>
+              </w:rPr>
+            </w:pPr>
+            <w:r>
+              <w:rPr>
+                <w:rFonts w:ascii="Arial" w:hAnsi="Arial" w:eastAsia="Arial" w:cs="Arial"/>
+                <w:i w:val="false"/>
+                <w:b w:val="false"/>
+                <w:u w:val="none"/>
                 <w:sz w:val="22"/>
                 <w:szCs w:val="22"/>
                 <w:color w:val="000000"/>
@@ -951,7 +1611,12 @@
         </w:tc>
         <w:tc>
           <w:tcPr>
-            <w:tcBorders/>
+            <w:tcBorders>
+              <w:bottom w:val="none" w:sz="0" w:space="0" w:color="000000"/>
+              <w:top w:val="none" w:sz="0" w:space="0" w:color="000000"/>
+              <w:left w:val="none" w:sz="0" w:space="0" w:color="000000"/>
+              <w:right w:val="none" w:sz="0" w:space="0" w:color="000000"/>
+            </w:tcBorders>
             <w:shd w:val="clear" w:color="auto" w:fill="FFFFFF"/>
             <w:tcMar>
               <w:top w:w="0" w:type="dxa"/>
@@ -964,12 +1629,30 @@
           <w:p>
             <w:pPr>
               <w:jc w:val="right"/>
-              <w:spacing w:after="120" w:before="120" w:line="240"/>
-              <w:ind w:firstLine="0" w:left="120" w:right="120"/>
-            </w:pPr>
-            <w:r xmlns:w="http://schemas.openxmlformats.org/wordprocessingml/2006/main" xmlns:wp="http://schemas.openxmlformats.org/drawingml/2006/wordprocessingDrawing" xmlns:r="http://schemas.openxmlformats.org/officeDocument/2006/relationships" xmlns:w14="http://schemas.microsoft.com/office/word/2010/wordml">
-              <w:rPr>
-                <w:rFonts w:ascii="Arial" w:hAnsi="Arial" w:eastAsia="Arial" w:cs="Arial"/>
+              <w:pBdr>
+                <w:bottom w:val="none" w:sz="0" w:space="0" w:color="000000"/>
+                <w:top w:val="none" w:sz="0" w:space="0" w:color="000000"/>
+                <w:left w:val="none" w:sz="0" w:space="0" w:color="000000"/>
+                <w:right w:val="none" w:sz="0" w:space="0" w:color="000000"/>
+              </w:pBdr>
+              <w:spacing w:after="120" w:before="120" w:line="240"/>
+              <w:ind w:left="120" w:right="120" w:firstLine="0" w:firstLineChars="0"/>
+              <w:rPr>
+                <w:rFonts w:ascii="Arial" w:hAnsi="Arial" w:eastAsia="Arial" w:cs="Arial"/>
+                <w:i w:val="false"/>
+                <w:b w:val="false"/>
+                <w:u w:val="none"/>
+                <w:sz w:val="22"/>
+                <w:szCs w:val="22"/>
+                <w:color w:val="000000"/>
+              </w:rPr>
+            </w:pPr>
+            <w:r>
+              <w:rPr>
+                <w:rFonts w:ascii="Arial" w:hAnsi="Arial" w:eastAsia="Arial" w:cs="Arial"/>
+                <w:i w:val="false"/>
+                <w:b w:val="false"/>
+                <w:u w:val="none"/>
                 <w:sz w:val="22"/>
                 <w:szCs w:val="22"/>
                 <w:color w:val="000000"/>
@@ -981,12 +1664,17 @@
       </w:tr>
       <w:tr>
         <w:trPr>
-          <w:cantSplit/>
           <w:trHeight w:val="668" w:hRule="auto"/>
         </w:trPr>
-        <w:tc>
-          <w:tcPr>
-            <w:tcBorders/>
+        body16
+        <w:tc>
+          <w:tcPr>
+            <w:tcBorders>
+              <w:bottom w:val="none" w:sz="0" w:space="0" w:color="000000"/>
+              <w:top w:val="none" w:sz="0" w:space="0" w:color="000000"/>
+              <w:left w:val="none" w:sz="0" w:space="0" w:color="000000"/>
+              <w:right w:val="none" w:sz="0" w:space="0" w:color="000000"/>
+            </w:tcBorders>
             <w:shd w:val="clear" w:color="auto" w:fill="FFFFFF"/>
             <w:tcMar>
               <w:top w:w="0" w:type="dxa"/>
@@ -999,12 +1687,30 @@
           <w:p>
             <w:pPr>
               <w:jc w:val="left"/>
-              <w:spacing w:after="120" w:before="120" w:line="240"/>
-              <w:ind w:firstLine="0" w:left="120" w:right="120"/>
-            </w:pPr>
-            <w:r xmlns:w="http://schemas.openxmlformats.org/wordprocessingml/2006/main" xmlns:wp="http://schemas.openxmlformats.org/drawingml/2006/wordprocessingDrawing" xmlns:r="http://schemas.openxmlformats.org/officeDocument/2006/relationships" xmlns:w14="http://schemas.microsoft.com/office/word/2010/wordml">
-              <w:rPr>
-                <w:rFonts w:ascii="Arial" w:hAnsi="Arial" w:eastAsia="Arial" w:cs="Arial"/>
+              <w:pBdr>
+                <w:bottom w:val="none" w:sz="0" w:space="0" w:color="000000"/>
+                <w:top w:val="none" w:sz="0" w:space="0" w:color="000000"/>
+                <w:left w:val="none" w:sz="0" w:space="0" w:color="000000"/>
+                <w:right w:val="none" w:sz="0" w:space="0" w:color="000000"/>
+              </w:pBdr>
+              <w:spacing w:after="120" w:before="120" w:line="240"/>
+              <w:ind w:left="120" w:right="120" w:firstLine="0" w:firstLineChars="0"/>
+              <w:rPr>
+                <w:rFonts w:ascii="Arial" w:hAnsi="Arial" w:eastAsia="Arial" w:cs="Arial"/>
+                <w:i w:val="false"/>
+                <w:b w:val="false"/>
+                <w:u w:val="none"/>
+                <w:sz w:val="22"/>
+                <w:szCs w:val="22"/>
+                <w:color w:val="000000"/>
+              </w:rPr>
+            </w:pPr>
+            <w:r>
+              <w:rPr>
+                <w:rFonts w:ascii="Arial" w:hAnsi="Arial" w:eastAsia="Arial" w:cs="Arial"/>
+                <w:i w:val="false"/>
+                <w:b w:val="false"/>
+                <w:u w:val="none"/>
                 <w:sz w:val="22"/>
                 <w:szCs w:val="22"/>
                 <w:color w:val="000000"/>
@@ -1015,7 +1721,12 @@
         </w:tc>
         <w:tc>
           <w:tcPr>
-            <w:tcBorders/>
+            <w:tcBorders>
+              <w:bottom w:val="none" w:sz="0" w:space="0" w:color="000000"/>
+              <w:top w:val="none" w:sz="0" w:space="0" w:color="000000"/>
+              <w:left w:val="none" w:sz="0" w:space="0" w:color="000000"/>
+              <w:right w:val="none" w:sz="0" w:space="0" w:color="000000"/>
+            </w:tcBorders>
             <w:shd w:val="clear" w:color="auto" w:fill="FFFFFF"/>
             <w:tcMar>
               <w:top w:w="0" w:type="dxa"/>
@@ -1028,12 +1739,30 @@
           <w:p>
             <w:pPr>
               <w:jc w:val="right"/>
-              <w:spacing w:after="120" w:before="120" w:line="240"/>
-              <w:ind w:firstLine="0" w:left="120" w:right="120"/>
-            </w:pPr>
-            <w:r xmlns:w="http://schemas.openxmlformats.org/wordprocessingml/2006/main" xmlns:wp="http://schemas.openxmlformats.org/drawingml/2006/wordprocessingDrawing" xmlns:r="http://schemas.openxmlformats.org/officeDocument/2006/relationships" xmlns:w14="http://schemas.microsoft.com/office/word/2010/wordml">
-              <w:rPr>
-                <w:rFonts w:ascii="Arial" w:hAnsi="Arial" w:eastAsia="Arial" w:cs="Arial"/>
+              <w:pBdr>
+                <w:bottom w:val="none" w:sz="0" w:space="0" w:color="000000"/>
+                <w:top w:val="none" w:sz="0" w:space="0" w:color="000000"/>
+                <w:left w:val="none" w:sz="0" w:space="0" w:color="000000"/>
+                <w:right w:val="none" w:sz="0" w:space="0" w:color="000000"/>
+              </w:pBdr>
+              <w:spacing w:after="120" w:before="120" w:line="240"/>
+              <w:ind w:left="120" w:right="120" w:firstLine="0" w:firstLineChars="0"/>
+              <w:rPr>
+                <w:rFonts w:ascii="Arial" w:hAnsi="Arial" w:eastAsia="Arial" w:cs="Arial"/>
+                <w:i w:val="false"/>
+                <w:b w:val="false"/>
+                <w:u w:val="none"/>
+                <w:sz w:val="22"/>
+                <w:szCs w:val="22"/>
+                <w:color w:val="000000"/>
+              </w:rPr>
+            </w:pPr>
+            <w:r>
+              <w:rPr>
+                <w:rFonts w:ascii="Arial" w:hAnsi="Arial" w:eastAsia="Arial" w:cs="Arial"/>
+                <w:i w:val="false"/>
+                <w:b w:val="false"/>
+                <w:u w:val="none"/>
                 <w:sz w:val="22"/>
                 <w:szCs w:val="22"/>
                 <w:color w:val="000000"/>
@@ -1045,12 +1774,17 @@
       </w:tr>
       <w:tr>
         <w:trPr>
-          <w:cantSplit/>
           <w:trHeight w:val="670" w:hRule="auto"/>
         </w:trPr>
-        <w:tc>
-          <w:tcPr>
-            <w:tcBorders/>
+        body17
+        <w:tc>
+          <w:tcPr>
+            <w:tcBorders>
+              <w:bottom w:val="none" w:sz="0" w:space="0" w:color="000000"/>
+              <w:top w:val="none" w:sz="0" w:space="0" w:color="000000"/>
+              <w:left w:val="none" w:sz="0" w:space="0" w:color="000000"/>
+              <w:right w:val="none" w:sz="0" w:space="0" w:color="000000"/>
+            </w:tcBorders>
             <w:shd w:val="clear" w:color="auto" w:fill="FFFFFF"/>
             <w:tcMar>
               <w:top w:w="0" w:type="dxa"/>
@@ -1063,12 +1797,30 @@
           <w:p>
             <w:pPr>
               <w:jc w:val="left"/>
-              <w:spacing w:after="120" w:before="120" w:line="240"/>
-              <w:ind w:firstLine="0" w:left="120" w:right="120"/>
-            </w:pPr>
-            <w:r xmlns:w="http://schemas.openxmlformats.org/wordprocessingml/2006/main" xmlns:wp="http://schemas.openxmlformats.org/drawingml/2006/wordprocessingDrawing" xmlns:r="http://schemas.openxmlformats.org/officeDocument/2006/relationships" xmlns:w14="http://schemas.microsoft.com/office/word/2010/wordml">
-              <w:rPr>
-                <w:rFonts w:ascii="Arial" w:hAnsi="Arial" w:eastAsia="Arial" w:cs="Arial"/>
+              <w:pBdr>
+                <w:bottom w:val="none" w:sz="0" w:space="0" w:color="000000"/>
+                <w:top w:val="none" w:sz="0" w:space="0" w:color="000000"/>
+                <w:left w:val="none" w:sz="0" w:space="0" w:color="000000"/>
+                <w:right w:val="none" w:sz="0" w:space="0" w:color="000000"/>
+              </w:pBdr>
+              <w:spacing w:after="120" w:before="120" w:line="240"/>
+              <w:ind w:left="120" w:right="120" w:firstLine="0" w:firstLineChars="0"/>
+              <w:rPr>
+                <w:rFonts w:ascii="Arial" w:hAnsi="Arial" w:eastAsia="Arial" w:cs="Arial"/>
+                <w:i w:val="false"/>
+                <w:b w:val="false"/>
+                <w:u w:val="none"/>
+                <w:sz w:val="22"/>
+                <w:szCs w:val="22"/>
+                <w:color w:val="000000"/>
+              </w:rPr>
+            </w:pPr>
+            <w:r>
+              <w:rPr>
+                <w:rFonts w:ascii="Arial" w:hAnsi="Arial" w:eastAsia="Arial" w:cs="Arial"/>
+                <w:i w:val="false"/>
+                <w:b w:val="false"/>
+                <w:u w:val="none"/>
                 <w:sz w:val="22"/>
                 <w:szCs w:val="22"/>
                 <w:color w:val="000000"/>
@@ -1079,7 +1831,12 @@
         </w:tc>
         <w:tc>
           <w:tcPr>
-            <w:tcBorders/>
+            <w:tcBorders>
+              <w:bottom w:val="none" w:sz="0" w:space="0" w:color="000000"/>
+              <w:top w:val="none" w:sz="0" w:space="0" w:color="000000"/>
+              <w:left w:val="none" w:sz="0" w:space="0" w:color="000000"/>
+              <w:right w:val="none" w:sz="0" w:space="0" w:color="000000"/>
+            </w:tcBorders>
             <w:shd w:val="clear" w:color="auto" w:fill="FFFFFF"/>
             <w:tcMar>
               <w:top w:w="0" w:type="dxa"/>
@@ -1092,12 +1849,30 @@
           <w:p>
             <w:pPr>
               <w:jc w:val="right"/>
-              <w:spacing w:after="120" w:before="120" w:line="240"/>
-              <w:ind w:firstLine="0" w:left="120" w:right="120"/>
-            </w:pPr>
-            <w:r xmlns:w="http://schemas.openxmlformats.org/wordprocessingml/2006/main" xmlns:wp="http://schemas.openxmlformats.org/drawingml/2006/wordprocessingDrawing" xmlns:r="http://schemas.openxmlformats.org/officeDocument/2006/relationships" xmlns:w14="http://schemas.microsoft.com/office/word/2010/wordml">
-              <w:rPr>
-                <w:rFonts w:ascii="Arial" w:hAnsi="Arial" w:eastAsia="Arial" w:cs="Arial"/>
+              <w:pBdr>
+                <w:bottom w:val="none" w:sz="0" w:space="0" w:color="000000"/>
+                <w:top w:val="none" w:sz="0" w:space="0" w:color="000000"/>
+                <w:left w:val="none" w:sz="0" w:space="0" w:color="000000"/>
+                <w:right w:val="none" w:sz="0" w:space="0" w:color="000000"/>
+              </w:pBdr>
+              <w:spacing w:after="120" w:before="120" w:line="240"/>
+              <w:ind w:left="120" w:right="120" w:firstLine="0" w:firstLineChars="0"/>
+              <w:rPr>
+                <w:rFonts w:ascii="Arial" w:hAnsi="Arial" w:eastAsia="Arial" w:cs="Arial"/>
+                <w:i w:val="false"/>
+                <w:b w:val="false"/>
+                <w:u w:val="none"/>
+                <w:sz w:val="22"/>
+                <w:szCs w:val="22"/>
+                <w:color w:val="000000"/>
+              </w:rPr>
+            </w:pPr>
+            <w:r>
+              <w:rPr>
+                <w:rFonts w:ascii="Arial" w:hAnsi="Arial" w:eastAsia="Arial" w:cs="Arial"/>
+                <w:i w:val="false"/>
+                <w:b w:val="false"/>
+                <w:u w:val="none"/>
                 <w:sz w:val="22"/>
                 <w:szCs w:val="22"/>
                 <w:color w:val="000000"/>
@@ -1109,12 +1884,17 @@
       </w:tr>
       <w:tr>
         <w:trPr>
-          <w:cantSplit/>
           <w:trHeight w:val="627" w:hRule="auto"/>
         </w:trPr>
-        <w:tc>
-          <w:tcPr>
-            <w:tcBorders/>
+        body18
+        <w:tc>
+          <w:tcPr>
+            <w:tcBorders>
+              <w:bottom w:val="none" w:sz="0" w:space="0" w:color="000000"/>
+              <w:top w:val="none" w:sz="0" w:space="0" w:color="000000"/>
+              <w:left w:val="none" w:sz="0" w:space="0" w:color="000000"/>
+              <w:right w:val="none" w:sz="0" w:space="0" w:color="000000"/>
+            </w:tcBorders>
             <w:shd w:val="clear" w:color="auto" w:fill="FFFFFF"/>
             <w:tcMar>
               <w:top w:w="0" w:type="dxa"/>
@@ -1127,12 +1907,30 @@
           <w:p>
             <w:pPr>
               <w:jc w:val="left"/>
-              <w:spacing w:after="120" w:before="120" w:line="240"/>
-              <w:ind w:firstLine="0" w:left="120" w:right="120"/>
-            </w:pPr>
-            <w:r xmlns:w="http://schemas.openxmlformats.org/wordprocessingml/2006/main" xmlns:wp="http://schemas.openxmlformats.org/drawingml/2006/wordprocessingDrawing" xmlns:r="http://schemas.openxmlformats.org/officeDocument/2006/relationships" xmlns:w14="http://schemas.microsoft.com/office/word/2010/wordml">
-              <w:rPr>
-                <w:rFonts w:ascii="Arial" w:hAnsi="Arial" w:eastAsia="Arial" w:cs="Arial"/>
+              <w:pBdr>
+                <w:bottom w:val="none" w:sz="0" w:space="0" w:color="000000"/>
+                <w:top w:val="none" w:sz="0" w:space="0" w:color="000000"/>
+                <w:left w:val="none" w:sz="0" w:space="0" w:color="000000"/>
+                <w:right w:val="none" w:sz="0" w:space="0" w:color="000000"/>
+              </w:pBdr>
+              <w:spacing w:after="120" w:before="120" w:line="240"/>
+              <w:ind w:left="120" w:right="120" w:firstLine="0" w:firstLineChars="0"/>
+              <w:rPr>
+                <w:rFonts w:ascii="Arial" w:hAnsi="Arial" w:eastAsia="Arial" w:cs="Arial"/>
+                <w:i w:val="false"/>
+                <w:b w:val="false"/>
+                <w:u w:val="none"/>
+                <w:sz w:val="22"/>
+                <w:szCs w:val="22"/>
+                <w:color w:val="000000"/>
+              </w:rPr>
+            </w:pPr>
+            <w:r>
+              <w:rPr>
+                <w:rFonts w:ascii="Arial" w:hAnsi="Arial" w:eastAsia="Arial" w:cs="Arial"/>
+                <w:i w:val="false"/>
+                <w:b w:val="false"/>
+                <w:u w:val="none"/>
                 <w:sz w:val="22"/>
                 <w:szCs w:val="22"/>
                 <w:color w:val="000000"/>
@@ -1143,7 +1941,12 @@
         </w:tc>
         <w:tc>
           <w:tcPr>
-            <w:tcBorders/>
+            <w:tcBorders>
+              <w:bottom w:val="none" w:sz="0" w:space="0" w:color="000000"/>
+              <w:top w:val="none" w:sz="0" w:space="0" w:color="000000"/>
+              <w:left w:val="none" w:sz="0" w:space="0" w:color="000000"/>
+              <w:right w:val="none" w:sz="0" w:space="0" w:color="000000"/>
+            </w:tcBorders>
             <w:shd w:val="clear" w:color="auto" w:fill="FFFFFF"/>
             <w:tcMar>
               <w:top w:w="0" w:type="dxa"/>
@@ -1156,12 +1959,30 @@
           <w:p>
             <w:pPr>
               <w:jc w:val="right"/>
-              <w:spacing w:after="120" w:before="120" w:line="240"/>
-              <w:ind w:firstLine="0" w:left="120" w:right="120"/>
-            </w:pPr>
-            <w:r xmlns:w="http://schemas.openxmlformats.org/wordprocessingml/2006/main" xmlns:wp="http://schemas.openxmlformats.org/drawingml/2006/wordprocessingDrawing" xmlns:r="http://schemas.openxmlformats.org/officeDocument/2006/relationships" xmlns:w14="http://schemas.microsoft.com/office/word/2010/wordml">
-              <w:rPr>
-                <w:rFonts w:ascii="Arial" w:hAnsi="Arial" w:eastAsia="Arial" w:cs="Arial"/>
+              <w:pBdr>
+                <w:bottom w:val="none" w:sz="0" w:space="0" w:color="000000"/>
+                <w:top w:val="none" w:sz="0" w:space="0" w:color="000000"/>
+                <w:left w:val="none" w:sz="0" w:space="0" w:color="000000"/>
+                <w:right w:val="none" w:sz="0" w:space="0" w:color="000000"/>
+              </w:pBdr>
+              <w:spacing w:after="120" w:before="120" w:line="240"/>
+              <w:ind w:left="120" w:right="120" w:firstLine="0" w:firstLineChars="0"/>
+              <w:rPr>
+                <w:rFonts w:ascii="Arial" w:hAnsi="Arial" w:eastAsia="Arial" w:cs="Arial"/>
+                <w:i w:val="false"/>
+                <w:b w:val="false"/>
+                <w:u w:val="none"/>
+                <w:sz w:val="22"/>
+                <w:szCs w:val="22"/>
+                <w:color w:val="000000"/>
+              </w:rPr>
+            </w:pPr>
+            <w:r>
+              <w:rPr>
+                <w:rFonts w:ascii="Arial" w:hAnsi="Arial" w:eastAsia="Arial" w:cs="Arial"/>
+                <w:i w:val="false"/>
+                <w:b w:val="false"/>
+                <w:u w:val="none"/>
                 <w:sz w:val="22"/>
                 <w:szCs w:val="22"/>
                 <w:color w:val="000000"/>
@@ -1173,12 +1994,17 @@
       </w:tr>
       <w:tr>
         <w:trPr>
-          <w:cantSplit/>
           <w:trHeight w:val="670" w:hRule="auto"/>
         </w:trPr>
-        <w:tc>
-          <w:tcPr>
-            <w:tcBorders/>
+        body19
+        <w:tc>
+          <w:tcPr>
+            <w:tcBorders>
+              <w:bottom w:val="none" w:sz="0" w:space="0" w:color="000000"/>
+              <w:top w:val="none" w:sz="0" w:space="0" w:color="000000"/>
+              <w:left w:val="none" w:sz="0" w:space="0" w:color="000000"/>
+              <w:right w:val="none" w:sz="0" w:space="0" w:color="000000"/>
+            </w:tcBorders>
             <w:shd w:val="clear" w:color="auto" w:fill="FFFFFF"/>
             <w:tcMar>
               <w:top w:w="0" w:type="dxa"/>
@@ -1191,12 +2017,30 @@
           <w:p>
             <w:pPr>
               <w:jc w:val="left"/>
-              <w:spacing w:after="120" w:before="120" w:line="240"/>
-              <w:ind w:firstLine="0" w:left="120" w:right="120"/>
-            </w:pPr>
-            <w:r xmlns:w="http://schemas.openxmlformats.org/wordprocessingml/2006/main" xmlns:wp="http://schemas.openxmlformats.org/drawingml/2006/wordprocessingDrawing" xmlns:r="http://schemas.openxmlformats.org/officeDocument/2006/relationships" xmlns:w14="http://schemas.microsoft.com/office/word/2010/wordml">
-              <w:rPr>
-                <w:rFonts w:ascii="Arial" w:hAnsi="Arial" w:eastAsia="Arial" w:cs="Arial"/>
+              <w:pBdr>
+                <w:bottom w:val="none" w:sz="0" w:space="0" w:color="000000"/>
+                <w:top w:val="none" w:sz="0" w:space="0" w:color="000000"/>
+                <w:left w:val="none" w:sz="0" w:space="0" w:color="000000"/>
+                <w:right w:val="none" w:sz="0" w:space="0" w:color="000000"/>
+              </w:pBdr>
+              <w:spacing w:after="120" w:before="120" w:line="240"/>
+              <w:ind w:left="120" w:right="120" w:firstLine="0" w:firstLineChars="0"/>
+              <w:rPr>
+                <w:rFonts w:ascii="Arial" w:hAnsi="Arial" w:eastAsia="Arial" w:cs="Arial"/>
+                <w:i w:val="false"/>
+                <w:b w:val="false"/>
+                <w:u w:val="none"/>
+                <w:sz w:val="22"/>
+                <w:szCs w:val="22"/>
+                <w:color w:val="000000"/>
+              </w:rPr>
+            </w:pPr>
+            <w:r>
+              <w:rPr>
+                <w:rFonts w:ascii="Arial" w:hAnsi="Arial" w:eastAsia="Arial" w:cs="Arial"/>
+                <w:i w:val="false"/>
+                <w:b w:val="false"/>
+                <w:u w:val="none"/>
                 <w:sz w:val="22"/>
                 <w:szCs w:val="22"/>
                 <w:color w:val="000000"/>
@@ -1207,7 +2051,12 @@
         </w:tc>
         <w:tc>
           <w:tcPr>
-            <w:tcBorders/>
+            <w:tcBorders>
+              <w:bottom w:val="none" w:sz="0" w:space="0" w:color="000000"/>
+              <w:top w:val="none" w:sz="0" w:space="0" w:color="000000"/>
+              <w:left w:val="none" w:sz="0" w:space="0" w:color="000000"/>
+              <w:right w:val="none" w:sz="0" w:space="0" w:color="000000"/>
+            </w:tcBorders>
             <w:shd w:val="clear" w:color="auto" w:fill="FFFFFF"/>
             <w:tcMar>
               <w:top w:w="0" w:type="dxa"/>
@@ -1220,12 +2069,30 @@
           <w:p>
             <w:pPr>
               <w:jc w:val="right"/>
-              <w:spacing w:after="120" w:before="120" w:line="240"/>
-              <w:ind w:firstLine="0" w:left="120" w:right="120"/>
-            </w:pPr>
-            <w:r xmlns:w="http://schemas.openxmlformats.org/wordprocessingml/2006/main" xmlns:wp="http://schemas.openxmlformats.org/drawingml/2006/wordprocessingDrawing" xmlns:r="http://schemas.openxmlformats.org/officeDocument/2006/relationships" xmlns:w14="http://schemas.microsoft.com/office/word/2010/wordml">
-              <w:rPr>
-                <w:rFonts w:ascii="Arial" w:hAnsi="Arial" w:eastAsia="Arial" w:cs="Arial"/>
+              <w:pBdr>
+                <w:bottom w:val="none" w:sz="0" w:space="0" w:color="000000"/>
+                <w:top w:val="none" w:sz="0" w:space="0" w:color="000000"/>
+                <w:left w:val="none" w:sz="0" w:space="0" w:color="000000"/>
+                <w:right w:val="none" w:sz="0" w:space="0" w:color="000000"/>
+              </w:pBdr>
+              <w:spacing w:after="120" w:before="120" w:line="240"/>
+              <w:ind w:left="120" w:right="120" w:firstLine="0" w:firstLineChars="0"/>
+              <w:rPr>
+                <w:rFonts w:ascii="Arial" w:hAnsi="Arial" w:eastAsia="Arial" w:cs="Arial"/>
+                <w:i w:val="false"/>
+                <w:b w:val="false"/>
+                <w:u w:val="none"/>
+                <w:sz w:val="22"/>
+                <w:szCs w:val="22"/>
+                <w:color w:val="000000"/>
+              </w:rPr>
+            </w:pPr>
+            <w:r>
+              <w:rPr>
+                <w:rFonts w:ascii="Arial" w:hAnsi="Arial" w:eastAsia="Arial" w:cs="Arial"/>
+                <w:i w:val="false"/>
+                <w:b w:val="false"/>
+                <w:u w:val="none"/>
                 <w:sz w:val="22"/>
                 <w:szCs w:val="22"/>
                 <w:color w:val="000000"/>
@@ -1237,12 +2104,17 @@
       </w:tr>
       <w:tr>
         <w:trPr>
-          <w:cantSplit/>
           <w:trHeight w:val="670" w:hRule="auto"/>
         </w:trPr>
-        <w:tc>
-          <w:tcPr>
-            <w:tcBorders/>
+        body20
+        <w:tc>
+          <w:tcPr>
+            <w:tcBorders>
+              <w:bottom w:val="none" w:sz="0" w:space="0" w:color="000000"/>
+              <w:top w:val="none" w:sz="0" w:space="0" w:color="000000"/>
+              <w:left w:val="none" w:sz="0" w:space="0" w:color="000000"/>
+              <w:right w:val="none" w:sz="0" w:space="0" w:color="000000"/>
+            </w:tcBorders>
             <w:shd w:val="clear" w:color="auto" w:fill="FFFFFF"/>
             <w:tcMar>
               <w:top w:w="0" w:type="dxa"/>
@@ -1255,12 +2127,30 @@
           <w:p>
             <w:pPr>
               <w:jc w:val="left"/>
-              <w:spacing w:after="120" w:before="120" w:line="240"/>
-              <w:ind w:firstLine="0" w:left="120" w:right="120"/>
-            </w:pPr>
-            <w:r xmlns:w="http://schemas.openxmlformats.org/wordprocessingml/2006/main" xmlns:wp="http://schemas.openxmlformats.org/drawingml/2006/wordprocessingDrawing" xmlns:r="http://schemas.openxmlformats.org/officeDocument/2006/relationships" xmlns:w14="http://schemas.microsoft.com/office/word/2010/wordml">
-              <w:rPr>
-                <w:rFonts w:ascii="Arial" w:hAnsi="Arial" w:eastAsia="Arial" w:cs="Arial"/>
+              <w:pBdr>
+                <w:bottom w:val="none" w:sz="0" w:space="0" w:color="000000"/>
+                <w:top w:val="none" w:sz="0" w:space="0" w:color="000000"/>
+                <w:left w:val="none" w:sz="0" w:space="0" w:color="000000"/>
+                <w:right w:val="none" w:sz="0" w:space="0" w:color="000000"/>
+              </w:pBdr>
+              <w:spacing w:after="120" w:before="120" w:line="240"/>
+              <w:ind w:left="120" w:right="120" w:firstLine="0" w:firstLineChars="0"/>
+              <w:rPr>
+                <w:rFonts w:ascii="Arial" w:hAnsi="Arial" w:eastAsia="Arial" w:cs="Arial"/>
+                <w:i w:val="false"/>
+                <w:b w:val="false"/>
+                <w:u w:val="none"/>
+                <w:sz w:val="22"/>
+                <w:szCs w:val="22"/>
+                <w:color w:val="000000"/>
+              </w:rPr>
+            </w:pPr>
+            <w:r>
+              <w:rPr>
+                <w:rFonts w:ascii="Arial" w:hAnsi="Arial" w:eastAsia="Arial" w:cs="Arial"/>
+                <w:i w:val="false"/>
+                <w:b w:val="false"/>
+                <w:u w:val="none"/>
                 <w:sz w:val="22"/>
                 <w:szCs w:val="22"/>
                 <w:color w:val="000000"/>
@@ -1271,7 +2161,12 @@
         </w:tc>
         <w:tc>
           <w:tcPr>
-            <w:tcBorders/>
+            <w:tcBorders>
+              <w:bottom w:val="none" w:sz="0" w:space="0" w:color="000000"/>
+              <w:top w:val="none" w:sz="0" w:space="0" w:color="000000"/>
+              <w:left w:val="none" w:sz="0" w:space="0" w:color="000000"/>
+              <w:right w:val="none" w:sz="0" w:space="0" w:color="000000"/>
+            </w:tcBorders>
             <w:shd w:val="clear" w:color="auto" w:fill="FFFFFF"/>
             <w:tcMar>
               <w:top w:w="0" w:type="dxa"/>
@@ -1284,12 +2179,30 @@
           <w:p>
             <w:pPr>
               <w:jc w:val="right"/>
-              <w:spacing w:after="120" w:before="120" w:line="240"/>
-              <w:ind w:firstLine="0" w:left="120" w:right="120"/>
-            </w:pPr>
-            <w:r xmlns:w="http://schemas.openxmlformats.org/wordprocessingml/2006/main" xmlns:wp="http://schemas.openxmlformats.org/drawingml/2006/wordprocessingDrawing" xmlns:r="http://schemas.openxmlformats.org/officeDocument/2006/relationships" xmlns:w14="http://schemas.microsoft.com/office/word/2010/wordml">
-              <w:rPr>
-                <w:rFonts w:ascii="Arial" w:hAnsi="Arial" w:eastAsia="Arial" w:cs="Arial"/>
+              <w:pBdr>
+                <w:bottom w:val="none" w:sz="0" w:space="0" w:color="000000"/>
+                <w:top w:val="none" w:sz="0" w:space="0" w:color="000000"/>
+                <w:left w:val="none" w:sz="0" w:space="0" w:color="000000"/>
+                <w:right w:val="none" w:sz="0" w:space="0" w:color="000000"/>
+              </w:pBdr>
+              <w:spacing w:after="120" w:before="120" w:line="240"/>
+              <w:ind w:left="120" w:right="120" w:firstLine="0" w:firstLineChars="0"/>
+              <w:rPr>
+                <w:rFonts w:ascii="Arial" w:hAnsi="Arial" w:eastAsia="Arial" w:cs="Arial"/>
+                <w:i w:val="false"/>
+                <w:b w:val="false"/>
+                <w:u w:val="none"/>
+                <w:sz w:val="22"/>
+                <w:szCs w:val="22"/>
+                <w:color w:val="000000"/>
+              </w:rPr>
+            </w:pPr>
+            <w:r>
+              <w:rPr>
+                <w:rFonts w:ascii="Arial" w:hAnsi="Arial" w:eastAsia="Arial" w:cs="Arial"/>
+                <w:i w:val="false"/>
+                <w:b w:val="false"/>
+                <w:u w:val="none"/>
                 <w:sz w:val="22"/>
                 <w:szCs w:val="22"/>
                 <w:color w:val="000000"/>
@@ -1301,12 +2214,17 @@
       </w:tr>
       <w:tr>
         <w:trPr>
-          <w:cantSplit/>
           <w:trHeight w:val="670" w:hRule="auto"/>
         </w:trPr>
-        <w:tc>
-          <w:tcPr>
-            <w:tcBorders/>
+        body21
+        <w:tc>
+          <w:tcPr>
+            <w:tcBorders>
+              <w:bottom w:val="none" w:sz="0" w:space="0" w:color="000000"/>
+              <w:top w:val="none" w:sz="0" w:space="0" w:color="000000"/>
+              <w:left w:val="none" w:sz="0" w:space="0" w:color="000000"/>
+              <w:right w:val="none" w:sz="0" w:space="0" w:color="000000"/>
+            </w:tcBorders>
             <w:shd w:val="clear" w:color="auto" w:fill="FFFFFF"/>
             <w:tcMar>
               <w:top w:w="0" w:type="dxa"/>
@@ -1319,12 +2237,30 @@
           <w:p>
             <w:pPr>
               <w:jc w:val="left"/>
-              <w:spacing w:after="120" w:before="120" w:line="240"/>
-              <w:ind w:firstLine="0" w:left="120" w:right="120"/>
-            </w:pPr>
-            <w:r xmlns:w="http://schemas.openxmlformats.org/wordprocessingml/2006/main" xmlns:wp="http://schemas.openxmlformats.org/drawingml/2006/wordprocessingDrawing" xmlns:r="http://schemas.openxmlformats.org/officeDocument/2006/relationships" xmlns:w14="http://schemas.microsoft.com/office/word/2010/wordml">
-              <w:rPr>
-                <w:rFonts w:ascii="Arial" w:hAnsi="Arial" w:eastAsia="Arial" w:cs="Arial"/>
+              <w:pBdr>
+                <w:bottom w:val="none" w:sz="0" w:space="0" w:color="000000"/>
+                <w:top w:val="none" w:sz="0" w:space="0" w:color="000000"/>
+                <w:left w:val="none" w:sz="0" w:space="0" w:color="000000"/>
+                <w:right w:val="none" w:sz="0" w:space="0" w:color="000000"/>
+              </w:pBdr>
+              <w:spacing w:after="120" w:before="120" w:line="240"/>
+              <w:ind w:left="120" w:right="120" w:firstLine="0" w:firstLineChars="0"/>
+              <w:rPr>
+                <w:rFonts w:ascii="Arial" w:hAnsi="Arial" w:eastAsia="Arial" w:cs="Arial"/>
+                <w:i w:val="false"/>
+                <w:b w:val="false"/>
+                <w:u w:val="none"/>
+                <w:sz w:val="22"/>
+                <w:szCs w:val="22"/>
+                <w:color w:val="000000"/>
+              </w:rPr>
+            </w:pPr>
+            <w:r>
+              <w:rPr>
+                <w:rFonts w:ascii="Arial" w:hAnsi="Arial" w:eastAsia="Arial" w:cs="Arial"/>
+                <w:i w:val="false"/>
+                <w:b w:val="false"/>
+                <w:u w:val="none"/>
                 <w:sz w:val="22"/>
                 <w:szCs w:val="22"/>
                 <w:color w:val="000000"/>
@@ -1335,7 +2271,12 @@
         </w:tc>
         <w:tc>
           <w:tcPr>
-            <w:tcBorders/>
+            <w:tcBorders>
+              <w:bottom w:val="none" w:sz="0" w:space="0" w:color="000000"/>
+              <w:top w:val="none" w:sz="0" w:space="0" w:color="000000"/>
+              <w:left w:val="none" w:sz="0" w:space="0" w:color="000000"/>
+              <w:right w:val="none" w:sz="0" w:space="0" w:color="000000"/>
+            </w:tcBorders>
             <w:shd w:val="clear" w:color="auto" w:fill="FFFFFF"/>
             <w:tcMar>
               <w:top w:w="0" w:type="dxa"/>
@@ -1348,12 +2289,30 @@
           <w:p>
             <w:pPr>
               <w:jc w:val="right"/>
-              <w:spacing w:after="120" w:before="120" w:line="240"/>
-              <w:ind w:firstLine="0" w:left="120" w:right="120"/>
-            </w:pPr>
-            <w:r xmlns:w="http://schemas.openxmlformats.org/wordprocessingml/2006/main" xmlns:wp="http://schemas.openxmlformats.org/drawingml/2006/wordprocessingDrawing" xmlns:r="http://schemas.openxmlformats.org/officeDocument/2006/relationships" xmlns:w14="http://schemas.microsoft.com/office/word/2010/wordml">
-              <w:rPr>
-                <w:rFonts w:ascii="Arial" w:hAnsi="Arial" w:eastAsia="Arial" w:cs="Arial"/>
+              <w:pBdr>
+                <w:bottom w:val="none" w:sz="0" w:space="0" w:color="000000"/>
+                <w:top w:val="none" w:sz="0" w:space="0" w:color="000000"/>
+                <w:left w:val="none" w:sz="0" w:space="0" w:color="000000"/>
+                <w:right w:val="none" w:sz="0" w:space="0" w:color="000000"/>
+              </w:pBdr>
+              <w:spacing w:after="120" w:before="120" w:line="240"/>
+              <w:ind w:left="120" w:right="120" w:firstLine="0" w:firstLineChars="0"/>
+              <w:rPr>
+                <w:rFonts w:ascii="Arial" w:hAnsi="Arial" w:eastAsia="Arial" w:cs="Arial"/>
+                <w:i w:val="false"/>
+                <w:b w:val="false"/>
+                <w:u w:val="none"/>
+                <w:sz w:val="22"/>
+                <w:szCs w:val="22"/>
+                <w:color w:val="000000"/>
+              </w:rPr>
+            </w:pPr>
+            <w:r>
+              <w:rPr>
+                <w:rFonts w:ascii="Arial" w:hAnsi="Arial" w:eastAsia="Arial" w:cs="Arial"/>
+                <w:i w:val="false"/>
+                <w:b w:val="false"/>
+                <w:u w:val="none"/>
                 <w:sz w:val="22"/>
                 <w:szCs w:val="22"/>
                 <w:color w:val="000000"/>
@@ -1365,12 +2324,17 @@
       </w:tr>
       <w:tr>
         <w:trPr>
-          <w:cantSplit/>
           <w:trHeight w:val="665" w:hRule="auto"/>
         </w:trPr>
-        <w:tc>
-          <w:tcPr>
-            <w:tcBorders/>
+        body22
+        <w:tc>
+          <w:tcPr>
+            <w:tcBorders>
+              <w:bottom w:val="none" w:sz="0" w:space="0" w:color="000000"/>
+              <w:top w:val="none" w:sz="0" w:space="0" w:color="000000"/>
+              <w:left w:val="none" w:sz="0" w:space="0" w:color="000000"/>
+              <w:right w:val="none" w:sz="0" w:space="0" w:color="000000"/>
+            </w:tcBorders>
             <w:shd w:val="clear" w:color="auto" w:fill="FFFFFF"/>
             <w:tcMar>
               <w:top w:w="0" w:type="dxa"/>
@@ -1383,12 +2347,30 @@
           <w:p>
             <w:pPr>
               <w:jc w:val="left"/>
-              <w:spacing w:after="120" w:before="120" w:line="240"/>
-              <w:ind w:firstLine="0" w:left="120" w:right="120"/>
-            </w:pPr>
-            <w:r xmlns:w="http://schemas.openxmlformats.org/wordprocessingml/2006/main" xmlns:wp="http://schemas.openxmlformats.org/drawingml/2006/wordprocessingDrawing" xmlns:r="http://schemas.openxmlformats.org/officeDocument/2006/relationships" xmlns:w14="http://schemas.microsoft.com/office/word/2010/wordml">
-              <w:rPr>
-                <w:rFonts w:ascii="Arial" w:hAnsi="Arial" w:eastAsia="Arial" w:cs="Arial"/>
+              <w:pBdr>
+                <w:bottom w:val="none" w:sz="0" w:space="0" w:color="000000"/>
+                <w:top w:val="none" w:sz="0" w:space="0" w:color="000000"/>
+                <w:left w:val="none" w:sz="0" w:space="0" w:color="000000"/>
+                <w:right w:val="none" w:sz="0" w:space="0" w:color="000000"/>
+              </w:pBdr>
+              <w:spacing w:after="120" w:before="120" w:line="240"/>
+              <w:ind w:left="120" w:right="120" w:firstLine="0" w:firstLineChars="0"/>
+              <w:rPr>
+                <w:rFonts w:ascii="Arial" w:hAnsi="Arial" w:eastAsia="Arial" w:cs="Arial"/>
+                <w:i w:val="false"/>
+                <w:b w:val="false"/>
+                <w:u w:val="none"/>
+                <w:sz w:val="22"/>
+                <w:szCs w:val="22"/>
+                <w:color w:val="000000"/>
+              </w:rPr>
+            </w:pPr>
+            <w:r>
+              <w:rPr>
+                <w:rFonts w:ascii="Arial" w:hAnsi="Arial" w:eastAsia="Arial" w:cs="Arial"/>
+                <w:i w:val="false"/>
+                <w:b w:val="false"/>
+                <w:u w:val="none"/>
                 <w:sz w:val="22"/>
                 <w:szCs w:val="22"/>
                 <w:color w:val="000000"/>
@@ -1399,7 +2381,12 @@
         </w:tc>
         <w:tc>
           <w:tcPr>
-            <w:tcBorders/>
+            <w:tcBorders>
+              <w:bottom w:val="none" w:sz="0" w:space="0" w:color="000000"/>
+              <w:top w:val="none" w:sz="0" w:space="0" w:color="000000"/>
+              <w:left w:val="none" w:sz="0" w:space="0" w:color="000000"/>
+              <w:right w:val="none" w:sz="0" w:space="0" w:color="000000"/>
+            </w:tcBorders>
             <w:shd w:val="clear" w:color="auto" w:fill="FFFFFF"/>
             <w:tcMar>
               <w:top w:w="0" w:type="dxa"/>
@@ -1412,12 +2399,30 @@
           <w:p>
             <w:pPr>
               <w:jc w:val="right"/>
-              <w:spacing w:after="120" w:before="120" w:line="240"/>
-              <w:ind w:firstLine="0" w:left="120" w:right="120"/>
-            </w:pPr>
-            <w:r xmlns:w="http://schemas.openxmlformats.org/wordprocessingml/2006/main" xmlns:wp="http://schemas.openxmlformats.org/drawingml/2006/wordprocessingDrawing" xmlns:r="http://schemas.openxmlformats.org/officeDocument/2006/relationships" xmlns:w14="http://schemas.microsoft.com/office/word/2010/wordml">
-              <w:rPr>
-                <w:rFonts w:ascii="Arial" w:hAnsi="Arial" w:eastAsia="Arial" w:cs="Arial"/>
+              <w:pBdr>
+                <w:bottom w:val="none" w:sz="0" w:space="0" w:color="000000"/>
+                <w:top w:val="none" w:sz="0" w:space="0" w:color="000000"/>
+                <w:left w:val="none" w:sz="0" w:space="0" w:color="000000"/>
+                <w:right w:val="none" w:sz="0" w:space="0" w:color="000000"/>
+              </w:pBdr>
+              <w:spacing w:after="120" w:before="120" w:line="240"/>
+              <w:ind w:left="120" w:right="120" w:firstLine="0" w:firstLineChars="0"/>
+              <w:rPr>
+                <w:rFonts w:ascii="Arial" w:hAnsi="Arial" w:eastAsia="Arial" w:cs="Arial"/>
+                <w:i w:val="false"/>
+                <w:b w:val="false"/>
+                <w:u w:val="none"/>
+                <w:sz w:val="22"/>
+                <w:szCs w:val="22"/>
+                <w:color w:val="000000"/>
+              </w:rPr>
+            </w:pPr>
+            <w:r>
+              <w:rPr>
+                <w:rFonts w:ascii="Arial" w:hAnsi="Arial" w:eastAsia="Arial" w:cs="Arial"/>
+                <w:i w:val="false"/>
+                <w:b w:val="false"/>
+                <w:u w:val="none"/>
                 <w:sz w:val="22"/>
                 <w:szCs w:val="22"/>
                 <w:color w:val="000000"/>
@@ -1429,12 +2434,17 @@
       </w:tr>
       <w:tr>
         <w:trPr>
-          <w:cantSplit/>
           <w:trHeight w:val="670" w:hRule="auto"/>
         </w:trPr>
-        <w:tc>
-          <w:tcPr>
-            <w:tcBorders/>
+        body23
+        <w:tc>
+          <w:tcPr>
+            <w:tcBorders>
+              <w:bottom w:val="none" w:sz="0" w:space="0" w:color="000000"/>
+              <w:top w:val="none" w:sz="0" w:space="0" w:color="000000"/>
+              <w:left w:val="none" w:sz="0" w:space="0" w:color="000000"/>
+              <w:right w:val="none" w:sz="0" w:space="0" w:color="000000"/>
+            </w:tcBorders>
             <w:shd w:val="clear" w:color="auto" w:fill="FFFFFF"/>
             <w:tcMar>
               <w:top w:w="0" w:type="dxa"/>
@@ -1447,12 +2457,30 @@
           <w:p>
             <w:pPr>
               <w:jc w:val="left"/>
-              <w:spacing w:after="120" w:before="120" w:line="240"/>
-              <w:ind w:firstLine="0" w:left="120" w:right="120"/>
-            </w:pPr>
-            <w:r xmlns:w="http://schemas.openxmlformats.org/wordprocessingml/2006/main" xmlns:wp="http://schemas.openxmlformats.org/drawingml/2006/wordprocessingDrawing" xmlns:r="http://schemas.openxmlformats.org/officeDocument/2006/relationships" xmlns:w14="http://schemas.microsoft.com/office/word/2010/wordml">
-              <w:rPr>
-                <w:rFonts w:ascii="Arial" w:hAnsi="Arial" w:eastAsia="Arial" w:cs="Arial"/>
+              <w:pBdr>
+                <w:bottom w:val="none" w:sz="0" w:space="0" w:color="000000"/>
+                <w:top w:val="none" w:sz="0" w:space="0" w:color="000000"/>
+                <w:left w:val="none" w:sz="0" w:space="0" w:color="000000"/>
+                <w:right w:val="none" w:sz="0" w:space="0" w:color="000000"/>
+              </w:pBdr>
+              <w:spacing w:after="120" w:before="120" w:line="240"/>
+              <w:ind w:left="120" w:right="120" w:firstLine="0" w:firstLineChars="0"/>
+              <w:rPr>
+                <w:rFonts w:ascii="Arial" w:hAnsi="Arial" w:eastAsia="Arial" w:cs="Arial"/>
+                <w:i w:val="false"/>
+                <w:b w:val="false"/>
+                <w:u w:val="none"/>
+                <w:sz w:val="22"/>
+                <w:szCs w:val="22"/>
+                <w:color w:val="000000"/>
+              </w:rPr>
+            </w:pPr>
+            <w:r>
+              <w:rPr>
+                <w:rFonts w:ascii="Arial" w:hAnsi="Arial" w:eastAsia="Arial" w:cs="Arial"/>
+                <w:i w:val="false"/>
+                <w:b w:val="false"/>
+                <w:u w:val="none"/>
                 <w:sz w:val="22"/>
                 <w:szCs w:val="22"/>
                 <w:color w:val="000000"/>
@@ -1463,7 +2491,12 @@
         </w:tc>
         <w:tc>
           <w:tcPr>
-            <w:tcBorders/>
+            <w:tcBorders>
+              <w:bottom w:val="none" w:sz="0" w:space="0" w:color="000000"/>
+              <w:top w:val="none" w:sz="0" w:space="0" w:color="000000"/>
+              <w:left w:val="none" w:sz="0" w:space="0" w:color="000000"/>
+              <w:right w:val="none" w:sz="0" w:space="0" w:color="000000"/>
+            </w:tcBorders>
             <w:shd w:val="clear" w:color="auto" w:fill="FFFFFF"/>
             <w:tcMar>
               <w:top w:w="0" w:type="dxa"/>
@@ -1476,12 +2509,30 @@
           <w:p>
             <w:pPr>
               <w:jc w:val="right"/>
-              <w:spacing w:after="120" w:before="120" w:line="240"/>
-              <w:ind w:firstLine="0" w:left="120" w:right="120"/>
-            </w:pPr>
-            <w:r xmlns:w="http://schemas.openxmlformats.org/wordprocessingml/2006/main" xmlns:wp="http://schemas.openxmlformats.org/drawingml/2006/wordprocessingDrawing" xmlns:r="http://schemas.openxmlformats.org/officeDocument/2006/relationships" xmlns:w14="http://schemas.microsoft.com/office/word/2010/wordml">
-              <w:rPr>
-                <w:rFonts w:ascii="Arial" w:hAnsi="Arial" w:eastAsia="Arial" w:cs="Arial"/>
+              <w:pBdr>
+                <w:bottom w:val="none" w:sz="0" w:space="0" w:color="000000"/>
+                <w:top w:val="none" w:sz="0" w:space="0" w:color="000000"/>
+                <w:left w:val="none" w:sz="0" w:space="0" w:color="000000"/>
+                <w:right w:val="none" w:sz="0" w:space="0" w:color="000000"/>
+              </w:pBdr>
+              <w:spacing w:after="120" w:before="120" w:line="240"/>
+              <w:ind w:left="120" w:right="120" w:firstLine="0" w:firstLineChars="0"/>
+              <w:rPr>
+                <w:rFonts w:ascii="Arial" w:hAnsi="Arial" w:eastAsia="Arial" w:cs="Arial"/>
+                <w:i w:val="false"/>
+                <w:b w:val="false"/>
+                <w:u w:val="none"/>
+                <w:sz w:val="22"/>
+                <w:szCs w:val="22"/>
+                <w:color w:val="000000"/>
+              </w:rPr>
+            </w:pPr>
+            <w:r>
+              <w:rPr>
+                <w:rFonts w:ascii="Arial" w:hAnsi="Arial" w:eastAsia="Arial" w:cs="Arial"/>
+                <w:i w:val="false"/>
+                <w:b w:val="false"/>
+                <w:u w:val="none"/>
                 <w:sz w:val="22"/>
                 <w:szCs w:val="22"/>
                 <w:color w:val="000000"/>
@@ -1493,12 +2544,17 @@
       </w:tr>
       <w:tr>
         <w:trPr>
-          <w:cantSplit/>
           <w:trHeight w:val="668" w:hRule="auto"/>
         </w:trPr>
-        <w:tc>
-          <w:tcPr>
-            <w:tcBorders/>
+        body24
+        <w:tc>
+          <w:tcPr>
+            <w:tcBorders>
+              <w:bottom w:val="none" w:sz="0" w:space="0" w:color="000000"/>
+              <w:top w:val="none" w:sz="0" w:space="0" w:color="000000"/>
+              <w:left w:val="none" w:sz="0" w:space="0" w:color="000000"/>
+              <w:right w:val="none" w:sz="0" w:space="0" w:color="000000"/>
+            </w:tcBorders>
             <w:shd w:val="clear" w:color="auto" w:fill="FFFFFF"/>
             <w:tcMar>
               <w:top w:w="0" w:type="dxa"/>
@@ -1511,12 +2567,30 @@
           <w:p>
             <w:pPr>
               <w:jc w:val="left"/>
-              <w:spacing w:after="120" w:before="120" w:line="240"/>
-              <w:ind w:firstLine="0" w:left="120" w:right="120"/>
-            </w:pPr>
-            <w:r xmlns:w="http://schemas.openxmlformats.org/wordprocessingml/2006/main" xmlns:wp="http://schemas.openxmlformats.org/drawingml/2006/wordprocessingDrawing" xmlns:r="http://schemas.openxmlformats.org/officeDocument/2006/relationships" xmlns:w14="http://schemas.microsoft.com/office/word/2010/wordml">
-              <w:rPr>
-                <w:rFonts w:ascii="Arial" w:hAnsi="Arial" w:eastAsia="Arial" w:cs="Arial"/>
+              <w:pBdr>
+                <w:bottom w:val="none" w:sz="0" w:space="0" w:color="000000"/>
+                <w:top w:val="none" w:sz="0" w:space="0" w:color="000000"/>
+                <w:left w:val="none" w:sz="0" w:space="0" w:color="000000"/>
+                <w:right w:val="none" w:sz="0" w:space="0" w:color="000000"/>
+              </w:pBdr>
+              <w:spacing w:after="120" w:before="120" w:line="240"/>
+              <w:ind w:left="120" w:right="120" w:firstLine="0" w:firstLineChars="0"/>
+              <w:rPr>
+                <w:rFonts w:ascii="Arial" w:hAnsi="Arial" w:eastAsia="Arial" w:cs="Arial"/>
+                <w:i w:val="false"/>
+                <w:b w:val="false"/>
+                <w:u w:val="none"/>
+                <w:sz w:val="22"/>
+                <w:szCs w:val="22"/>
+                <w:color w:val="000000"/>
+              </w:rPr>
+            </w:pPr>
+            <w:r>
+              <w:rPr>
+                <w:rFonts w:ascii="Arial" w:hAnsi="Arial" w:eastAsia="Arial" w:cs="Arial"/>
+                <w:i w:val="false"/>
+                <w:b w:val="false"/>
+                <w:u w:val="none"/>
                 <w:sz w:val="22"/>
                 <w:szCs w:val="22"/>
                 <w:color w:val="000000"/>
@@ -1527,7 +2601,12 @@
         </w:tc>
         <w:tc>
           <w:tcPr>
-            <w:tcBorders/>
+            <w:tcBorders>
+              <w:bottom w:val="none" w:sz="0" w:space="0" w:color="000000"/>
+              <w:top w:val="none" w:sz="0" w:space="0" w:color="000000"/>
+              <w:left w:val="none" w:sz="0" w:space="0" w:color="000000"/>
+              <w:right w:val="none" w:sz="0" w:space="0" w:color="000000"/>
+            </w:tcBorders>
             <w:shd w:val="clear" w:color="auto" w:fill="FFFFFF"/>
             <w:tcMar>
               <w:top w:w="0" w:type="dxa"/>
@@ -1540,12 +2619,30 @@
           <w:p>
             <w:pPr>
               <w:jc w:val="right"/>
-              <w:spacing w:after="120" w:before="120" w:line="240"/>
-              <w:ind w:firstLine="0" w:left="120" w:right="120"/>
-            </w:pPr>
-            <w:r xmlns:w="http://schemas.openxmlformats.org/wordprocessingml/2006/main" xmlns:wp="http://schemas.openxmlformats.org/drawingml/2006/wordprocessingDrawing" xmlns:r="http://schemas.openxmlformats.org/officeDocument/2006/relationships" xmlns:w14="http://schemas.microsoft.com/office/word/2010/wordml">
-              <w:rPr>
-                <w:rFonts w:ascii="Arial" w:hAnsi="Arial" w:eastAsia="Arial" w:cs="Arial"/>
+              <w:pBdr>
+                <w:bottom w:val="none" w:sz="0" w:space="0" w:color="000000"/>
+                <w:top w:val="none" w:sz="0" w:space="0" w:color="000000"/>
+                <w:left w:val="none" w:sz="0" w:space="0" w:color="000000"/>
+                <w:right w:val="none" w:sz="0" w:space="0" w:color="000000"/>
+              </w:pBdr>
+              <w:spacing w:after="120" w:before="120" w:line="240"/>
+              <w:ind w:left="120" w:right="120" w:firstLine="0" w:firstLineChars="0"/>
+              <w:rPr>
+                <w:rFonts w:ascii="Arial" w:hAnsi="Arial" w:eastAsia="Arial" w:cs="Arial"/>
+                <w:i w:val="false"/>
+                <w:b w:val="false"/>
+                <w:u w:val="none"/>
+                <w:sz w:val="22"/>
+                <w:szCs w:val="22"/>
+                <w:color w:val="000000"/>
+              </w:rPr>
+            </w:pPr>
+            <w:r>
+              <w:rPr>
+                <w:rFonts w:ascii="Arial" w:hAnsi="Arial" w:eastAsia="Arial" w:cs="Arial"/>
+                <w:i w:val="false"/>
+                <w:b w:val="false"/>
+                <w:u w:val="none"/>
                 <w:sz w:val="22"/>
                 <w:szCs w:val="22"/>
                 <w:color w:val="000000"/>
@@ -1557,12 +2654,17 @@
       </w:tr>
       <w:tr>
         <w:trPr>
-          <w:cantSplit/>
           <w:trHeight w:val="670" w:hRule="auto"/>
         </w:trPr>
-        <w:tc>
-          <w:tcPr>
-            <w:tcBorders/>
+        body25
+        <w:tc>
+          <w:tcPr>
+            <w:tcBorders>
+              <w:bottom w:val="none" w:sz="0" w:space="0" w:color="000000"/>
+              <w:top w:val="none" w:sz="0" w:space="0" w:color="000000"/>
+              <w:left w:val="none" w:sz="0" w:space="0" w:color="000000"/>
+              <w:right w:val="none" w:sz="0" w:space="0" w:color="000000"/>
+            </w:tcBorders>
             <w:shd w:val="clear" w:color="auto" w:fill="FFFFFF"/>
             <w:tcMar>
               <w:top w:w="0" w:type="dxa"/>
@@ -1575,12 +2677,30 @@
           <w:p>
             <w:pPr>
               <w:jc w:val="left"/>
-              <w:spacing w:after="120" w:before="120" w:line="240"/>
-              <w:ind w:firstLine="0" w:left="120" w:right="120"/>
-            </w:pPr>
-            <w:r xmlns:w="http://schemas.openxmlformats.org/wordprocessingml/2006/main" xmlns:wp="http://schemas.openxmlformats.org/drawingml/2006/wordprocessingDrawing" xmlns:r="http://schemas.openxmlformats.org/officeDocument/2006/relationships" xmlns:w14="http://schemas.microsoft.com/office/word/2010/wordml">
-              <w:rPr>
-                <w:rFonts w:ascii="Arial" w:hAnsi="Arial" w:eastAsia="Arial" w:cs="Arial"/>
+              <w:pBdr>
+                <w:bottom w:val="none" w:sz="0" w:space="0" w:color="000000"/>
+                <w:top w:val="none" w:sz="0" w:space="0" w:color="000000"/>
+                <w:left w:val="none" w:sz="0" w:space="0" w:color="000000"/>
+                <w:right w:val="none" w:sz="0" w:space="0" w:color="000000"/>
+              </w:pBdr>
+              <w:spacing w:after="120" w:before="120" w:line="240"/>
+              <w:ind w:left="120" w:right="120" w:firstLine="0" w:firstLineChars="0"/>
+              <w:rPr>
+                <w:rFonts w:ascii="Arial" w:hAnsi="Arial" w:eastAsia="Arial" w:cs="Arial"/>
+                <w:i w:val="false"/>
+                <w:b w:val="false"/>
+                <w:u w:val="none"/>
+                <w:sz w:val="22"/>
+                <w:szCs w:val="22"/>
+                <w:color w:val="000000"/>
+              </w:rPr>
+            </w:pPr>
+            <w:r>
+              <w:rPr>
+                <w:rFonts w:ascii="Arial" w:hAnsi="Arial" w:eastAsia="Arial" w:cs="Arial"/>
+                <w:i w:val="false"/>
+                <w:b w:val="false"/>
+                <w:u w:val="none"/>
                 <w:sz w:val="22"/>
                 <w:szCs w:val="22"/>
                 <w:color w:val="000000"/>
@@ -1591,7 +2711,12 @@
         </w:tc>
         <w:tc>
           <w:tcPr>
-            <w:tcBorders/>
+            <w:tcBorders>
+              <w:bottom w:val="none" w:sz="0" w:space="0" w:color="000000"/>
+              <w:top w:val="none" w:sz="0" w:space="0" w:color="000000"/>
+              <w:left w:val="none" w:sz="0" w:space="0" w:color="000000"/>
+              <w:right w:val="none" w:sz="0" w:space="0" w:color="000000"/>
+            </w:tcBorders>
             <w:shd w:val="clear" w:color="auto" w:fill="FFFFFF"/>
             <w:tcMar>
               <w:top w:w="0" w:type="dxa"/>
@@ -1604,12 +2729,30 @@
           <w:p>
             <w:pPr>
               <w:jc w:val="right"/>
-              <w:spacing w:after="120" w:before="120" w:line="240"/>
-              <w:ind w:firstLine="0" w:left="120" w:right="120"/>
-            </w:pPr>
-            <w:r xmlns:w="http://schemas.openxmlformats.org/wordprocessingml/2006/main" xmlns:wp="http://schemas.openxmlformats.org/drawingml/2006/wordprocessingDrawing" xmlns:r="http://schemas.openxmlformats.org/officeDocument/2006/relationships" xmlns:w14="http://schemas.microsoft.com/office/word/2010/wordml">
-              <w:rPr>
-                <w:rFonts w:ascii="Arial" w:hAnsi="Arial" w:eastAsia="Arial" w:cs="Arial"/>
+              <w:pBdr>
+                <w:bottom w:val="none" w:sz="0" w:space="0" w:color="000000"/>
+                <w:top w:val="none" w:sz="0" w:space="0" w:color="000000"/>
+                <w:left w:val="none" w:sz="0" w:space="0" w:color="000000"/>
+                <w:right w:val="none" w:sz="0" w:space="0" w:color="000000"/>
+              </w:pBdr>
+              <w:spacing w:after="120" w:before="120" w:line="240"/>
+              <w:ind w:left="120" w:right="120" w:firstLine="0" w:firstLineChars="0"/>
+              <w:rPr>
+                <w:rFonts w:ascii="Arial" w:hAnsi="Arial" w:eastAsia="Arial" w:cs="Arial"/>
+                <w:i w:val="false"/>
+                <w:b w:val="false"/>
+                <w:u w:val="none"/>
+                <w:sz w:val="22"/>
+                <w:szCs w:val="22"/>
+                <w:color w:val="000000"/>
+              </w:rPr>
+            </w:pPr>
+            <w:r>
+              <w:rPr>
+                <w:rFonts w:ascii="Arial" w:hAnsi="Arial" w:eastAsia="Arial" w:cs="Arial"/>
+                <w:i w:val="false"/>
+                <w:b w:val="false"/>
+                <w:u w:val="none"/>
                 <w:sz w:val="22"/>
                 <w:szCs w:val="22"/>
                 <w:color w:val="000000"/>
@@ -1621,12 +2764,17 @@
       </w:tr>
       <w:tr>
         <w:trPr>
-          <w:cantSplit/>
           <w:trHeight w:val="665" w:hRule="auto"/>
         </w:trPr>
-        <w:tc>
-          <w:tcPr>
-            <w:tcBorders/>
+        body26
+        <w:tc>
+          <w:tcPr>
+            <w:tcBorders>
+              <w:bottom w:val="none" w:sz="0" w:space="0" w:color="000000"/>
+              <w:top w:val="none" w:sz="0" w:space="0" w:color="000000"/>
+              <w:left w:val="none" w:sz="0" w:space="0" w:color="000000"/>
+              <w:right w:val="none" w:sz="0" w:space="0" w:color="000000"/>
+            </w:tcBorders>
             <w:shd w:val="clear" w:color="auto" w:fill="FFFFFF"/>
             <w:tcMar>
               <w:top w:w="0" w:type="dxa"/>
@@ -1639,12 +2787,30 @@
           <w:p>
             <w:pPr>
               <w:jc w:val="left"/>
-              <w:spacing w:after="120" w:before="120" w:line="240"/>
-              <w:ind w:firstLine="0" w:left="120" w:right="120"/>
-            </w:pPr>
-            <w:r xmlns:w="http://schemas.openxmlformats.org/wordprocessingml/2006/main" xmlns:wp="http://schemas.openxmlformats.org/drawingml/2006/wordprocessingDrawing" xmlns:r="http://schemas.openxmlformats.org/officeDocument/2006/relationships" xmlns:w14="http://schemas.microsoft.com/office/word/2010/wordml">
-              <w:rPr>
-                <w:rFonts w:ascii="Arial" w:hAnsi="Arial" w:eastAsia="Arial" w:cs="Arial"/>
+              <w:pBdr>
+                <w:bottom w:val="none" w:sz="0" w:space="0" w:color="000000"/>
+                <w:top w:val="none" w:sz="0" w:space="0" w:color="000000"/>
+                <w:left w:val="none" w:sz="0" w:space="0" w:color="000000"/>
+                <w:right w:val="none" w:sz="0" w:space="0" w:color="000000"/>
+              </w:pBdr>
+              <w:spacing w:after="120" w:before="120" w:line="240"/>
+              <w:ind w:left="120" w:right="120" w:firstLine="0" w:firstLineChars="0"/>
+              <w:rPr>
+                <w:rFonts w:ascii="Arial" w:hAnsi="Arial" w:eastAsia="Arial" w:cs="Arial"/>
+                <w:i w:val="false"/>
+                <w:b w:val="false"/>
+                <w:u w:val="none"/>
+                <w:sz w:val="22"/>
+                <w:szCs w:val="22"/>
+                <w:color w:val="000000"/>
+              </w:rPr>
+            </w:pPr>
+            <w:r>
+              <w:rPr>
+                <w:rFonts w:ascii="Arial" w:hAnsi="Arial" w:eastAsia="Arial" w:cs="Arial"/>
+                <w:i w:val="false"/>
+                <w:b w:val="false"/>
+                <w:u w:val="none"/>
                 <w:sz w:val="22"/>
                 <w:szCs w:val="22"/>
                 <w:color w:val="000000"/>
@@ -1655,7 +2821,12 @@
         </w:tc>
         <w:tc>
           <w:tcPr>
-            <w:tcBorders/>
+            <w:tcBorders>
+              <w:bottom w:val="none" w:sz="0" w:space="0" w:color="000000"/>
+              <w:top w:val="none" w:sz="0" w:space="0" w:color="000000"/>
+              <w:left w:val="none" w:sz="0" w:space="0" w:color="000000"/>
+              <w:right w:val="none" w:sz="0" w:space="0" w:color="000000"/>
+            </w:tcBorders>
             <w:shd w:val="clear" w:color="auto" w:fill="FFFFFF"/>
             <w:tcMar>
               <w:top w:w="0" w:type="dxa"/>
@@ -1668,12 +2839,30 @@
           <w:p>
             <w:pPr>
               <w:jc w:val="right"/>
-              <w:spacing w:after="120" w:before="120" w:line="240"/>
-              <w:ind w:firstLine="0" w:left="120" w:right="120"/>
-            </w:pPr>
-            <w:r xmlns:w="http://schemas.openxmlformats.org/wordprocessingml/2006/main" xmlns:wp="http://schemas.openxmlformats.org/drawingml/2006/wordprocessingDrawing" xmlns:r="http://schemas.openxmlformats.org/officeDocument/2006/relationships" xmlns:w14="http://schemas.microsoft.com/office/word/2010/wordml">
-              <w:rPr>
-                <w:rFonts w:ascii="Arial" w:hAnsi="Arial" w:eastAsia="Arial" w:cs="Arial"/>
+              <w:pBdr>
+                <w:bottom w:val="none" w:sz="0" w:space="0" w:color="000000"/>
+                <w:top w:val="none" w:sz="0" w:space="0" w:color="000000"/>
+                <w:left w:val="none" w:sz="0" w:space="0" w:color="000000"/>
+                <w:right w:val="none" w:sz="0" w:space="0" w:color="000000"/>
+              </w:pBdr>
+              <w:spacing w:after="120" w:before="120" w:line="240"/>
+              <w:ind w:left="120" w:right="120" w:firstLine="0" w:firstLineChars="0"/>
+              <w:rPr>
+                <w:rFonts w:ascii="Arial" w:hAnsi="Arial" w:eastAsia="Arial" w:cs="Arial"/>
+                <w:i w:val="false"/>
+                <w:b w:val="false"/>
+                <w:u w:val="none"/>
+                <w:sz w:val="22"/>
+                <w:szCs w:val="22"/>
+                <w:color w:val="000000"/>
+              </w:rPr>
+            </w:pPr>
+            <w:r>
+              <w:rPr>
+                <w:rFonts w:ascii="Arial" w:hAnsi="Arial" w:eastAsia="Arial" w:cs="Arial"/>
+                <w:i w:val="false"/>
+                <w:b w:val="false"/>
+                <w:u w:val="none"/>
                 <w:sz w:val="22"/>
                 <w:szCs w:val="22"/>
                 <w:color w:val="000000"/>
@@ -1685,12 +2874,17 @@
       </w:tr>
       <w:tr>
         <w:trPr>
-          <w:cantSplit/>
           <w:trHeight w:val="670" w:hRule="auto"/>
         </w:trPr>
-        <w:tc>
-          <w:tcPr>
-            <w:tcBorders/>
+        body27
+        <w:tc>
+          <w:tcPr>
+            <w:tcBorders>
+              <w:bottom w:val="none" w:sz="0" w:space="0" w:color="000000"/>
+              <w:top w:val="none" w:sz="0" w:space="0" w:color="000000"/>
+              <w:left w:val="none" w:sz="0" w:space="0" w:color="000000"/>
+              <w:right w:val="none" w:sz="0" w:space="0" w:color="000000"/>
+            </w:tcBorders>
             <w:shd w:val="clear" w:color="auto" w:fill="FFFFFF"/>
             <w:tcMar>
               <w:top w:w="0" w:type="dxa"/>
@@ -1703,12 +2897,30 @@
           <w:p>
             <w:pPr>
               <w:jc w:val="left"/>
-              <w:spacing w:after="120" w:before="120" w:line="240"/>
-              <w:ind w:firstLine="0" w:left="120" w:right="120"/>
-            </w:pPr>
-            <w:r xmlns:w="http://schemas.openxmlformats.org/wordprocessingml/2006/main" xmlns:wp="http://schemas.openxmlformats.org/drawingml/2006/wordprocessingDrawing" xmlns:r="http://schemas.openxmlformats.org/officeDocument/2006/relationships" xmlns:w14="http://schemas.microsoft.com/office/word/2010/wordml">
-              <w:rPr>
-                <w:rFonts w:ascii="Arial" w:hAnsi="Arial" w:eastAsia="Arial" w:cs="Arial"/>
+              <w:pBdr>
+                <w:bottom w:val="none" w:sz="0" w:space="0" w:color="000000"/>
+                <w:top w:val="none" w:sz="0" w:space="0" w:color="000000"/>
+                <w:left w:val="none" w:sz="0" w:space="0" w:color="000000"/>
+                <w:right w:val="none" w:sz="0" w:space="0" w:color="000000"/>
+              </w:pBdr>
+              <w:spacing w:after="120" w:before="120" w:line="240"/>
+              <w:ind w:left="120" w:right="120" w:firstLine="0" w:firstLineChars="0"/>
+              <w:rPr>
+                <w:rFonts w:ascii="Arial" w:hAnsi="Arial" w:eastAsia="Arial" w:cs="Arial"/>
+                <w:i w:val="false"/>
+                <w:b w:val="false"/>
+                <w:u w:val="none"/>
+                <w:sz w:val="22"/>
+                <w:szCs w:val="22"/>
+                <w:color w:val="000000"/>
+              </w:rPr>
+            </w:pPr>
+            <w:r>
+              <w:rPr>
+                <w:rFonts w:ascii="Arial" w:hAnsi="Arial" w:eastAsia="Arial" w:cs="Arial"/>
+                <w:i w:val="false"/>
+                <w:b w:val="false"/>
+                <w:u w:val="none"/>
                 <w:sz w:val="22"/>
                 <w:szCs w:val="22"/>
                 <w:color w:val="000000"/>
@@ -1719,7 +2931,12 @@
         </w:tc>
         <w:tc>
           <w:tcPr>
-            <w:tcBorders/>
+            <w:tcBorders>
+              <w:bottom w:val="none" w:sz="0" w:space="0" w:color="000000"/>
+              <w:top w:val="none" w:sz="0" w:space="0" w:color="000000"/>
+              <w:left w:val="none" w:sz="0" w:space="0" w:color="000000"/>
+              <w:right w:val="none" w:sz="0" w:space="0" w:color="000000"/>
+            </w:tcBorders>
             <w:shd w:val="clear" w:color="auto" w:fill="FFFFFF"/>
             <w:tcMar>
               <w:top w:w="0" w:type="dxa"/>
@@ -1732,12 +2949,30 @@
           <w:p>
             <w:pPr>
               <w:jc w:val="right"/>
-              <w:spacing w:after="120" w:before="120" w:line="240"/>
-              <w:ind w:firstLine="0" w:left="120" w:right="120"/>
-            </w:pPr>
-            <w:r xmlns:w="http://schemas.openxmlformats.org/wordprocessingml/2006/main" xmlns:wp="http://schemas.openxmlformats.org/drawingml/2006/wordprocessingDrawing" xmlns:r="http://schemas.openxmlformats.org/officeDocument/2006/relationships" xmlns:w14="http://schemas.microsoft.com/office/word/2010/wordml">
-              <w:rPr>
-                <w:rFonts w:ascii="Arial" w:hAnsi="Arial" w:eastAsia="Arial" w:cs="Arial"/>
+              <w:pBdr>
+                <w:bottom w:val="none" w:sz="0" w:space="0" w:color="000000"/>
+                <w:top w:val="none" w:sz="0" w:space="0" w:color="000000"/>
+                <w:left w:val="none" w:sz="0" w:space="0" w:color="000000"/>
+                <w:right w:val="none" w:sz="0" w:space="0" w:color="000000"/>
+              </w:pBdr>
+              <w:spacing w:after="120" w:before="120" w:line="240"/>
+              <w:ind w:left="120" w:right="120" w:firstLine="0" w:firstLineChars="0"/>
+              <w:rPr>
+                <w:rFonts w:ascii="Arial" w:hAnsi="Arial" w:eastAsia="Arial" w:cs="Arial"/>
+                <w:i w:val="false"/>
+                <w:b w:val="false"/>
+                <w:u w:val="none"/>
+                <w:sz w:val="22"/>
+                <w:szCs w:val="22"/>
+                <w:color w:val="000000"/>
+              </w:rPr>
+            </w:pPr>
+            <w:r>
+              <w:rPr>
+                <w:rFonts w:ascii="Arial" w:hAnsi="Arial" w:eastAsia="Arial" w:cs="Arial"/>
+                <w:i w:val="false"/>
+                <w:b w:val="false"/>
+                <w:u w:val="none"/>
                 <w:sz w:val="22"/>
                 <w:szCs w:val="22"/>
                 <w:color w:val="000000"/>
@@ -1749,12 +2984,17 @@
       </w:tr>
       <w:tr>
         <w:trPr>
-          <w:cantSplit/>
           <w:trHeight w:val="665" w:hRule="auto"/>
         </w:trPr>
-        <w:tc>
-          <w:tcPr>
-            <w:tcBorders/>
+        body28
+        <w:tc>
+          <w:tcPr>
+            <w:tcBorders>
+              <w:bottom w:val="none" w:sz="0" w:space="0" w:color="000000"/>
+              <w:top w:val="none" w:sz="0" w:space="0" w:color="000000"/>
+              <w:left w:val="none" w:sz="0" w:space="0" w:color="000000"/>
+              <w:right w:val="none" w:sz="0" w:space="0" w:color="000000"/>
+            </w:tcBorders>
             <w:shd w:val="clear" w:color="auto" w:fill="FFFFFF"/>
             <w:tcMar>
               <w:top w:w="0" w:type="dxa"/>
@@ -1767,12 +3007,30 @@
           <w:p>
             <w:pPr>
               <w:jc w:val="left"/>
-              <w:spacing w:after="120" w:before="120" w:line="240"/>
-              <w:ind w:firstLine="0" w:left="120" w:right="120"/>
-            </w:pPr>
-            <w:r xmlns:w="http://schemas.openxmlformats.org/wordprocessingml/2006/main" xmlns:wp="http://schemas.openxmlformats.org/drawingml/2006/wordprocessingDrawing" xmlns:r="http://schemas.openxmlformats.org/officeDocument/2006/relationships" xmlns:w14="http://schemas.microsoft.com/office/word/2010/wordml">
-              <w:rPr>
-                <w:rFonts w:ascii="Arial" w:hAnsi="Arial" w:eastAsia="Arial" w:cs="Arial"/>
+              <w:pBdr>
+                <w:bottom w:val="none" w:sz="0" w:space="0" w:color="000000"/>
+                <w:top w:val="none" w:sz="0" w:space="0" w:color="000000"/>
+                <w:left w:val="none" w:sz="0" w:space="0" w:color="000000"/>
+                <w:right w:val="none" w:sz="0" w:space="0" w:color="000000"/>
+              </w:pBdr>
+              <w:spacing w:after="120" w:before="120" w:line="240"/>
+              <w:ind w:left="120" w:right="120" w:firstLine="0" w:firstLineChars="0"/>
+              <w:rPr>
+                <w:rFonts w:ascii="Arial" w:hAnsi="Arial" w:eastAsia="Arial" w:cs="Arial"/>
+                <w:i w:val="false"/>
+                <w:b w:val="false"/>
+                <w:u w:val="none"/>
+                <w:sz w:val="22"/>
+                <w:szCs w:val="22"/>
+                <w:color w:val="000000"/>
+              </w:rPr>
+            </w:pPr>
+            <w:r>
+              <w:rPr>
+                <w:rFonts w:ascii="Arial" w:hAnsi="Arial" w:eastAsia="Arial" w:cs="Arial"/>
+                <w:i w:val="false"/>
+                <w:b w:val="false"/>
+                <w:u w:val="none"/>
                 <w:sz w:val="22"/>
                 <w:szCs w:val="22"/>
                 <w:color w:val="000000"/>
@@ -1783,7 +3041,12 @@
         </w:tc>
         <w:tc>
           <w:tcPr>
-            <w:tcBorders/>
+            <w:tcBorders>
+              <w:bottom w:val="none" w:sz="0" w:space="0" w:color="000000"/>
+              <w:top w:val="none" w:sz="0" w:space="0" w:color="000000"/>
+              <w:left w:val="none" w:sz="0" w:space="0" w:color="000000"/>
+              <w:right w:val="none" w:sz="0" w:space="0" w:color="000000"/>
+            </w:tcBorders>
             <w:shd w:val="clear" w:color="auto" w:fill="FFFFFF"/>
             <w:tcMar>
               <w:top w:w="0" w:type="dxa"/>
@@ -1796,12 +3059,30 @@
           <w:p>
             <w:pPr>
               <w:jc w:val="right"/>
-              <w:spacing w:after="120" w:before="120" w:line="240"/>
-              <w:ind w:firstLine="0" w:left="120" w:right="120"/>
-            </w:pPr>
-            <w:r xmlns:w="http://schemas.openxmlformats.org/wordprocessingml/2006/main" xmlns:wp="http://schemas.openxmlformats.org/drawingml/2006/wordprocessingDrawing" xmlns:r="http://schemas.openxmlformats.org/officeDocument/2006/relationships" xmlns:w14="http://schemas.microsoft.com/office/word/2010/wordml">
-              <w:rPr>
-                <w:rFonts w:ascii="Arial" w:hAnsi="Arial" w:eastAsia="Arial" w:cs="Arial"/>
+              <w:pBdr>
+                <w:bottom w:val="none" w:sz="0" w:space="0" w:color="000000"/>
+                <w:top w:val="none" w:sz="0" w:space="0" w:color="000000"/>
+                <w:left w:val="none" w:sz="0" w:space="0" w:color="000000"/>
+                <w:right w:val="none" w:sz="0" w:space="0" w:color="000000"/>
+              </w:pBdr>
+              <w:spacing w:after="120" w:before="120" w:line="240"/>
+              <w:ind w:left="120" w:right="120" w:firstLine="0" w:firstLineChars="0"/>
+              <w:rPr>
+                <w:rFonts w:ascii="Arial" w:hAnsi="Arial" w:eastAsia="Arial" w:cs="Arial"/>
+                <w:i w:val="false"/>
+                <w:b w:val="false"/>
+                <w:u w:val="none"/>
+                <w:sz w:val="22"/>
+                <w:szCs w:val="22"/>
+                <w:color w:val="000000"/>
+              </w:rPr>
+            </w:pPr>
+            <w:r>
+              <w:rPr>
+                <w:rFonts w:ascii="Arial" w:hAnsi="Arial" w:eastAsia="Arial" w:cs="Arial"/>
+                <w:i w:val="false"/>
+                <w:b w:val="false"/>
+                <w:u w:val="none"/>
                 <w:sz w:val="22"/>
                 <w:szCs w:val="22"/>
                 <w:color w:val="000000"/>
@@ -1813,12 +3094,17 @@
       </w:tr>
       <w:tr>
         <w:trPr>
-          <w:cantSplit/>
           <w:trHeight w:val="670" w:hRule="auto"/>
         </w:trPr>
-        <w:tc>
-          <w:tcPr>
-            <w:tcBorders/>
+        body29
+        <w:tc>
+          <w:tcPr>
+            <w:tcBorders>
+              <w:bottom w:val="none" w:sz="0" w:space="0" w:color="000000"/>
+              <w:top w:val="none" w:sz="0" w:space="0" w:color="000000"/>
+              <w:left w:val="none" w:sz="0" w:space="0" w:color="000000"/>
+              <w:right w:val="none" w:sz="0" w:space="0" w:color="000000"/>
+            </w:tcBorders>
             <w:shd w:val="clear" w:color="auto" w:fill="FFFFFF"/>
             <w:tcMar>
               <w:top w:w="0" w:type="dxa"/>
@@ -1831,12 +3117,30 @@
           <w:p>
             <w:pPr>
               <w:jc w:val="left"/>
-              <w:spacing w:after="120" w:before="120" w:line="240"/>
-              <w:ind w:firstLine="0" w:left="120" w:right="120"/>
-            </w:pPr>
-            <w:r xmlns:w="http://schemas.openxmlformats.org/wordprocessingml/2006/main" xmlns:wp="http://schemas.openxmlformats.org/drawingml/2006/wordprocessingDrawing" xmlns:r="http://schemas.openxmlformats.org/officeDocument/2006/relationships" xmlns:w14="http://schemas.microsoft.com/office/word/2010/wordml">
-              <w:rPr>
-                <w:rFonts w:ascii="Arial" w:hAnsi="Arial" w:eastAsia="Arial" w:cs="Arial"/>
+              <w:pBdr>
+                <w:bottom w:val="none" w:sz="0" w:space="0" w:color="000000"/>
+                <w:top w:val="none" w:sz="0" w:space="0" w:color="000000"/>
+                <w:left w:val="none" w:sz="0" w:space="0" w:color="000000"/>
+                <w:right w:val="none" w:sz="0" w:space="0" w:color="000000"/>
+              </w:pBdr>
+              <w:spacing w:after="120" w:before="120" w:line="240"/>
+              <w:ind w:left="120" w:right="120" w:firstLine="0" w:firstLineChars="0"/>
+              <w:rPr>
+                <w:rFonts w:ascii="Arial" w:hAnsi="Arial" w:eastAsia="Arial" w:cs="Arial"/>
+                <w:i w:val="false"/>
+                <w:b w:val="false"/>
+                <w:u w:val="none"/>
+                <w:sz w:val="22"/>
+                <w:szCs w:val="22"/>
+                <w:color w:val="000000"/>
+              </w:rPr>
+            </w:pPr>
+            <w:r>
+              <w:rPr>
+                <w:rFonts w:ascii="Arial" w:hAnsi="Arial" w:eastAsia="Arial" w:cs="Arial"/>
+                <w:i w:val="false"/>
+                <w:b w:val="false"/>
+                <w:u w:val="none"/>
                 <w:sz w:val="22"/>
                 <w:szCs w:val="22"/>
                 <w:color w:val="000000"/>
@@ -1847,7 +3151,12 @@
         </w:tc>
         <w:tc>
           <w:tcPr>
-            <w:tcBorders/>
+            <w:tcBorders>
+              <w:bottom w:val="none" w:sz="0" w:space="0" w:color="000000"/>
+              <w:top w:val="none" w:sz="0" w:space="0" w:color="000000"/>
+              <w:left w:val="none" w:sz="0" w:space="0" w:color="000000"/>
+              <w:right w:val="none" w:sz="0" w:space="0" w:color="000000"/>
+            </w:tcBorders>
             <w:shd w:val="clear" w:color="auto" w:fill="FFFFFF"/>
             <w:tcMar>
               <w:top w:w="0" w:type="dxa"/>
@@ -1860,12 +3169,30 @@
           <w:p>
             <w:pPr>
               <w:jc w:val="right"/>
-              <w:spacing w:after="120" w:before="120" w:line="240"/>
-              <w:ind w:firstLine="0" w:left="120" w:right="120"/>
-            </w:pPr>
-            <w:r xmlns:w="http://schemas.openxmlformats.org/wordprocessingml/2006/main" xmlns:wp="http://schemas.openxmlformats.org/drawingml/2006/wordprocessingDrawing" xmlns:r="http://schemas.openxmlformats.org/officeDocument/2006/relationships" xmlns:w14="http://schemas.microsoft.com/office/word/2010/wordml">
-              <w:rPr>
-                <w:rFonts w:ascii="Arial" w:hAnsi="Arial" w:eastAsia="Arial" w:cs="Arial"/>
+              <w:pBdr>
+                <w:bottom w:val="none" w:sz="0" w:space="0" w:color="000000"/>
+                <w:top w:val="none" w:sz="0" w:space="0" w:color="000000"/>
+                <w:left w:val="none" w:sz="0" w:space="0" w:color="000000"/>
+                <w:right w:val="none" w:sz="0" w:space="0" w:color="000000"/>
+              </w:pBdr>
+              <w:spacing w:after="120" w:before="120" w:line="240"/>
+              <w:ind w:left="120" w:right="120" w:firstLine="0" w:firstLineChars="0"/>
+              <w:rPr>
+                <w:rFonts w:ascii="Arial" w:hAnsi="Arial" w:eastAsia="Arial" w:cs="Arial"/>
+                <w:i w:val="false"/>
+                <w:b w:val="false"/>
+                <w:u w:val="none"/>
+                <w:sz w:val="22"/>
+                <w:szCs w:val="22"/>
+                <w:color w:val="000000"/>
+              </w:rPr>
+            </w:pPr>
+            <w:r>
+              <w:rPr>
+                <w:rFonts w:ascii="Arial" w:hAnsi="Arial" w:eastAsia="Arial" w:cs="Arial"/>
+                <w:i w:val="false"/>
+                <w:b w:val="false"/>
+                <w:u w:val="none"/>
                 <w:sz w:val="22"/>
                 <w:szCs w:val="22"/>
                 <w:color w:val="000000"/>
@@ -1877,12 +3204,17 @@
       </w:tr>
       <w:tr>
         <w:trPr>
-          <w:cantSplit/>
           <w:trHeight w:val="625" w:hRule="auto"/>
         </w:trPr>
-        <w:tc>
-          <w:tcPr>
-            <w:tcBorders/>
+        body30
+        <w:tc>
+          <w:tcPr>
+            <w:tcBorders>
+              <w:bottom w:val="none" w:sz="0" w:space="0" w:color="000000"/>
+              <w:top w:val="none" w:sz="0" w:space="0" w:color="000000"/>
+              <w:left w:val="none" w:sz="0" w:space="0" w:color="000000"/>
+              <w:right w:val="none" w:sz="0" w:space="0" w:color="000000"/>
+            </w:tcBorders>
             <w:shd w:val="clear" w:color="auto" w:fill="FFFFFF"/>
             <w:tcMar>
               <w:top w:w="0" w:type="dxa"/>
@@ -1895,12 +3227,30 @@
           <w:p>
             <w:pPr>
               <w:jc w:val="left"/>
-              <w:spacing w:after="120" w:before="120" w:line="240"/>
-              <w:ind w:firstLine="0" w:left="120" w:right="120"/>
-            </w:pPr>
-            <w:r xmlns:w="http://schemas.openxmlformats.org/wordprocessingml/2006/main" xmlns:wp="http://schemas.openxmlformats.org/drawingml/2006/wordprocessingDrawing" xmlns:r="http://schemas.openxmlformats.org/officeDocument/2006/relationships" xmlns:w14="http://schemas.microsoft.com/office/word/2010/wordml">
-              <w:rPr>
-                <w:rFonts w:ascii="Arial" w:hAnsi="Arial" w:eastAsia="Arial" w:cs="Arial"/>
+              <w:pBdr>
+                <w:bottom w:val="none" w:sz="0" w:space="0" w:color="000000"/>
+                <w:top w:val="none" w:sz="0" w:space="0" w:color="000000"/>
+                <w:left w:val="none" w:sz="0" w:space="0" w:color="000000"/>
+                <w:right w:val="none" w:sz="0" w:space="0" w:color="000000"/>
+              </w:pBdr>
+              <w:spacing w:after="120" w:before="120" w:line="240"/>
+              <w:ind w:left="120" w:right="120" w:firstLine="0" w:firstLineChars="0"/>
+              <w:rPr>
+                <w:rFonts w:ascii="Arial" w:hAnsi="Arial" w:eastAsia="Arial" w:cs="Arial"/>
+                <w:i w:val="false"/>
+                <w:b w:val="false"/>
+                <w:u w:val="none"/>
+                <w:sz w:val="22"/>
+                <w:szCs w:val="22"/>
+                <w:color w:val="000000"/>
+              </w:rPr>
+            </w:pPr>
+            <w:r>
+              <w:rPr>
+                <w:rFonts w:ascii="Arial" w:hAnsi="Arial" w:eastAsia="Arial" w:cs="Arial"/>
+                <w:i w:val="false"/>
+                <w:b w:val="false"/>
+                <w:u w:val="none"/>
                 <w:sz w:val="22"/>
                 <w:szCs w:val="22"/>
                 <w:color w:val="000000"/>
@@ -1911,7 +3261,12 @@
         </w:tc>
         <w:tc>
           <w:tcPr>
-            <w:tcBorders/>
+            <w:tcBorders>
+              <w:bottom w:val="none" w:sz="0" w:space="0" w:color="000000"/>
+              <w:top w:val="none" w:sz="0" w:space="0" w:color="000000"/>
+              <w:left w:val="none" w:sz="0" w:space="0" w:color="000000"/>
+              <w:right w:val="none" w:sz="0" w:space="0" w:color="000000"/>
+            </w:tcBorders>
             <w:shd w:val="clear" w:color="auto" w:fill="FFFFFF"/>
             <w:tcMar>
               <w:top w:w="0" w:type="dxa"/>
@@ -1924,12 +3279,30 @@
           <w:p>
             <w:pPr>
               <w:jc w:val="right"/>
-              <w:spacing w:after="120" w:before="120" w:line="240"/>
-              <w:ind w:firstLine="0" w:left="120" w:right="120"/>
-            </w:pPr>
-            <w:r xmlns:w="http://schemas.openxmlformats.org/wordprocessingml/2006/main" xmlns:wp="http://schemas.openxmlformats.org/drawingml/2006/wordprocessingDrawing" xmlns:r="http://schemas.openxmlformats.org/officeDocument/2006/relationships" xmlns:w14="http://schemas.microsoft.com/office/word/2010/wordml">
-              <w:rPr>
-                <w:rFonts w:ascii="Arial" w:hAnsi="Arial" w:eastAsia="Arial" w:cs="Arial"/>
+              <w:pBdr>
+                <w:bottom w:val="none" w:sz="0" w:space="0" w:color="000000"/>
+                <w:top w:val="none" w:sz="0" w:space="0" w:color="000000"/>
+                <w:left w:val="none" w:sz="0" w:space="0" w:color="000000"/>
+                <w:right w:val="none" w:sz="0" w:space="0" w:color="000000"/>
+              </w:pBdr>
+              <w:spacing w:after="120" w:before="120" w:line="240"/>
+              <w:ind w:left="120" w:right="120" w:firstLine="0" w:firstLineChars="0"/>
+              <w:rPr>
+                <w:rFonts w:ascii="Arial" w:hAnsi="Arial" w:eastAsia="Arial" w:cs="Arial"/>
+                <w:i w:val="false"/>
+                <w:b w:val="false"/>
+                <w:u w:val="none"/>
+                <w:sz w:val="22"/>
+                <w:szCs w:val="22"/>
+                <w:color w:val="000000"/>
+              </w:rPr>
+            </w:pPr>
+            <w:r>
+              <w:rPr>
+                <w:rFonts w:ascii="Arial" w:hAnsi="Arial" w:eastAsia="Arial" w:cs="Arial"/>
+                <w:i w:val="false"/>
+                <w:b w:val="false"/>
+                <w:u w:val="none"/>
                 <w:sz w:val="22"/>
                 <w:szCs w:val="22"/>
                 <w:color w:val="000000"/>
@@ -1941,12 +3314,17 @@
       </w:tr>
       <w:tr>
         <w:trPr>
-          <w:cantSplit/>
           <w:trHeight w:val="670" w:hRule="auto"/>
         </w:trPr>
-        <w:tc>
-          <w:tcPr>
-            <w:tcBorders/>
+        body31
+        <w:tc>
+          <w:tcPr>
+            <w:tcBorders>
+              <w:bottom w:val="none" w:sz="0" w:space="0" w:color="000000"/>
+              <w:top w:val="none" w:sz="0" w:space="0" w:color="000000"/>
+              <w:left w:val="none" w:sz="0" w:space="0" w:color="000000"/>
+              <w:right w:val="none" w:sz="0" w:space="0" w:color="000000"/>
+            </w:tcBorders>
             <w:shd w:val="clear" w:color="auto" w:fill="FFFFFF"/>
             <w:tcMar>
               <w:top w:w="0" w:type="dxa"/>
@@ -1959,12 +3337,30 @@
           <w:p>
             <w:pPr>
               <w:jc w:val="left"/>
-              <w:spacing w:after="120" w:before="120" w:line="240"/>
-              <w:ind w:firstLine="0" w:left="120" w:right="120"/>
-            </w:pPr>
-            <w:r xmlns:w="http://schemas.openxmlformats.org/wordprocessingml/2006/main" xmlns:wp="http://schemas.openxmlformats.org/drawingml/2006/wordprocessingDrawing" xmlns:r="http://schemas.openxmlformats.org/officeDocument/2006/relationships" xmlns:w14="http://schemas.microsoft.com/office/word/2010/wordml">
-              <w:rPr>
-                <w:rFonts w:ascii="Arial" w:hAnsi="Arial" w:eastAsia="Arial" w:cs="Arial"/>
+              <w:pBdr>
+                <w:bottom w:val="none" w:sz="0" w:space="0" w:color="000000"/>
+                <w:top w:val="none" w:sz="0" w:space="0" w:color="000000"/>
+                <w:left w:val="none" w:sz="0" w:space="0" w:color="000000"/>
+                <w:right w:val="none" w:sz="0" w:space="0" w:color="000000"/>
+              </w:pBdr>
+              <w:spacing w:after="120" w:before="120" w:line="240"/>
+              <w:ind w:left="120" w:right="120" w:firstLine="0" w:firstLineChars="0"/>
+              <w:rPr>
+                <w:rFonts w:ascii="Arial" w:hAnsi="Arial" w:eastAsia="Arial" w:cs="Arial"/>
+                <w:i w:val="false"/>
+                <w:b w:val="false"/>
+                <w:u w:val="none"/>
+                <w:sz w:val="22"/>
+                <w:szCs w:val="22"/>
+                <w:color w:val="000000"/>
+              </w:rPr>
+            </w:pPr>
+            <w:r>
+              <w:rPr>
+                <w:rFonts w:ascii="Arial" w:hAnsi="Arial" w:eastAsia="Arial" w:cs="Arial"/>
+                <w:i w:val="false"/>
+                <w:b w:val="false"/>
+                <w:u w:val="none"/>
                 <w:sz w:val="22"/>
                 <w:szCs w:val="22"/>
                 <w:color w:val="000000"/>
@@ -1975,7 +3371,12 @@
         </w:tc>
         <w:tc>
           <w:tcPr>
-            <w:tcBorders/>
+            <w:tcBorders>
+              <w:bottom w:val="none" w:sz="0" w:space="0" w:color="000000"/>
+              <w:top w:val="none" w:sz="0" w:space="0" w:color="000000"/>
+              <w:left w:val="none" w:sz="0" w:space="0" w:color="000000"/>
+              <w:right w:val="none" w:sz="0" w:space="0" w:color="000000"/>
+            </w:tcBorders>
             <w:shd w:val="clear" w:color="auto" w:fill="FFFFFF"/>
             <w:tcMar>
               <w:top w:w="0" w:type="dxa"/>
@@ -1988,12 +3389,30 @@
           <w:p>
             <w:pPr>
               <w:jc w:val="right"/>
-              <w:spacing w:after="120" w:before="120" w:line="240"/>
-              <w:ind w:firstLine="0" w:left="120" w:right="120"/>
-            </w:pPr>
-            <w:r xmlns:w="http://schemas.openxmlformats.org/wordprocessingml/2006/main" xmlns:wp="http://schemas.openxmlformats.org/drawingml/2006/wordprocessingDrawing" xmlns:r="http://schemas.openxmlformats.org/officeDocument/2006/relationships" xmlns:w14="http://schemas.microsoft.com/office/word/2010/wordml">
-              <w:rPr>
-                <w:rFonts w:ascii="Arial" w:hAnsi="Arial" w:eastAsia="Arial" w:cs="Arial"/>
+              <w:pBdr>
+                <w:bottom w:val="none" w:sz="0" w:space="0" w:color="000000"/>
+                <w:top w:val="none" w:sz="0" w:space="0" w:color="000000"/>
+                <w:left w:val="none" w:sz="0" w:space="0" w:color="000000"/>
+                <w:right w:val="none" w:sz="0" w:space="0" w:color="000000"/>
+              </w:pBdr>
+              <w:spacing w:after="120" w:before="120" w:line="240"/>
+              <w:ind w:left="120" w:right="120" w:firstLine="0" w:firstLineChars="0"/>
+              <w:rPr>
+                <w:rFonts w:ascii="Arial" w:hAnsi="Arial" w:eastAsia="Arial" w:cs="Arial"/>
+                <w:i w:val="false"/>
+                <w:b w:val="false"/>
+                <w:u w:val="none"/>
+                <w:sz w:val="22"/>
+                <w:szCs w:val="22"/>
+                <w:color w:val="000000"/>
+              </w:rPr>
+            </w:pPr>
+            <w:r>
+              <w:rPr>
+                <w:rFonts w:ascii="Arial" w:hAnsi="Arial" w:eastAsia="Arial" w:cs="Arial"/>
+                <w:i w:val="false"/>
+                <w:b w:val="false"/>
+                <w:u w:val="none"/>
                 <w:sz w:val="22"/>
                 <w:szCs w:val="22"/>
                 <w:color w:val="000000"/>
@@ -2005,12 +3424,17 @@
       </w:tr>
       <w:tr>
         <w:trPr>
-          <w:cantSplit/>
           <w:trHeight w:val="668" w:hRule="auto"/>
         </w:trPr>
-        <w:tc>
-          <w:tcPr>
-            <w:tcBorders/>
+        body32
+        <w:tc>
+          <w:tcPr>
+            <w:tcBorders>
+              <w:bottom w:val="none" w:sz="0" w:space="0" w:color="000000"/>
+              <w:top w:val="none" w:sz="0" w:space="0" w:color="000000"/>
+              <w:left w:val="none" w:sz="0" w:space="0" w:color="000000"/>
+              <w:right w:val="none" w:sz="0" w:space="0" w:color="000000"/>
+            </w:tcBorders>
             <w:shd w:val="clear" w:color="auto" w:fill="FFFFFF"/>
             <w:tcMar>
               <w:top w:w="0" w:type="dxa"/>
@@ -2023,12 +3447,30 @@
           <w:p>
             <w:pPr>
               <w:jc w:val="left"/>
-              <w:spacing w:after="120" w:before="120" w:line="240"/>
-              <w:ind w:firstLine="0" w:left="120" w:right="120"/>
-            </w:pPr>
-            <w:r xmlns:w="http://schemas.openxmlformats.org/wordprocessingml/2006/main" xmlns:wp="http://schemas.openxmlformats.org/drawingml/2006/wordprocessingDrawing" xmlns:r="http://schemas.openxmlformats.org/officeDocument/2006/relationships" xmlns:w14="http://schemas.microsoft.com/office/word/2010/wordml">
-              <w:rPr>
-                <w:rFonts w:ascii="Arial" w:hAnsi="Arial" w:eastAsia="Arial" w:cs="Arial"/>
+              <w:pBdr>
+                <w:bottom w:val="none" w:sz="0" w:space="0" w:color="000000"/>
+                <w:top w:val="none" w:sz="0" w:space="0" w:color="000000"/>
+                <w:left w:val="none" w:sz="0" w:space="0" w:color="000000"/>
+                <w:right w:val="none" w:sz="0" w:space="0" w:color="000000"/>
+              </w:pBdr>
+              <w:spacing w:after="120" w:before="120" w:line="240"/>
+              <w:ind w:left="120" w:right="120" w:firstLine="0" w:firstLineChars="0"/>
+              <w:rPr>
+                <w:rFonts w:ascii="Arial" w:hAnsi="Arial" w:eastAsia="Arial" w:cs="Arial"/>
+                <w:i w:val="false"/>
+                <w:b w:val="false"/>
+                <w:u w:val="none"/>
+                <w:sz w:val="22"/>
+                <w:szCs w:val="22"/>
+                <w:color w:val="000000"/>
+              </w:rPr>
+            </w:pPr>
+            <w:r>
+              <w:rPr>
+                <w:rFonts w:ascii="Arial" w:hAnsi="Arial" w:eastAsia="Arial" w:cs="Arial"/>
+                <w:i w:val="false"/>
+                <w:b w:val="false"/>
+                <w:u w:val="none"/>
                 <w:sz w:val="22"/>
                 <w:szCs w:val="22"/>
                 <w:color w:val="000000"/>
@@ -2039,7 +3481,12 @@
         </w:tc>
         <w:tc>
           <w:tcPr>
-            <w:tcBorders/>
+            <w:tcBorders>
+              <w:bottom w:val="none" w:sz="0" w:space="0" w:color="000000"/>
+              <w:top w:val="none" w:sz="0" w:space="0" w:color="000000"/>
+              <w:left w:val="none" w:sz="0" w:space="0" w:color="000000"/>
+              <w:right w:val="none" w:sz="0" w:space="0" w:color="000000"/>
+            </w:tcBorders>
             <w:shd w:val="clear" w:color="auto" w:fill="FFFFFF"/>
             <w:tcMar>
               <w:top w:w="0" w:type="dxa"/>
@@ -2052,12 +3499,30 @@
           <w:p>
             <w:pPr>
               <w:jc w:val="right"/>
-              <w:spacing w:after="120" w:before="120" w:line="240"/>
-              <w:ind w:firstLine="0" w:left="120" w:right="120"/>
-            </w:pPr>
-            <w:r xmlns:w="http://schemas.openxmlformats.org/wordprocessingml/2006/main" xmlns:wp="http://schemas.openxmlformats.org/drawingml/2006/wordprocessingDrawing" xmlns:r="http://schemas.openxmlformats.org/officeDocument/2006/relationships" xmlns:w14="http://schemas.microsoft.com/office/word/2010/wordml">
-              <w:rPr>
-                <w:rFonts w:ascii="Arial" w:hAnsi="Arial" w:eastAsia="Arial" w:cs="Arial"/>
+              <w:pBdr>
+                <w:bottom w:val="none" w:sz="0" w:space="0" w:color="000000"/>
+                <w:top w:val="none" w:sz="0" w:space="0" w:color="000000"/>
+                <w:left w:val="none" w:sz="0" w:space="0" w:color="000000"/>
+                <w:right w:val="none" w:sz="0" w:space="0" w:color="000000"/>
+              </w:pBdr>
+              <w:spacing w:after="120" w:before="120" w:line="240"/>
+              <w:ind w:left="120" w:right="120" w:firstLine="0" w:firstLineChars="0"/>
+              <w:rPr>
+                <w:rFonts w:ascii="Arial" w:hAnsi="Arial" w:eastAsia="Arial" w:cs="Arial"/>
+                <w:i w:val="false"/>
+                <w:b w:val="false"/>
+                <w:u w:val="none"/>
+                <w:sz w:val="22"/>
+                <w:szCs w:val="22"/>
+                <w:color w:val="000000"/>
+              </w:rPr>
+            </w:pPr>
+            <w:r>
+              <w:rPr>
+                <w:rFonts w:ascii="Arial" w:hAnsi="Arial" w:eastAsia="Arial" w:cs="Arial"/>
+                <w:i w:val="false"/>
+                <w:b w:val="false"/>
+                <w:u w:val="none"/>
                 <w:sz w:val="22"/>
                 <w:szCs w:val="22"/>
                 <w:color w:val="000000"/>
@@ -2069,12 +3534,17 @@
       </w:tr>
       <w:tr>
         <w:trPr>
-          <w:cantSplit/>
           <w:trHeight w:val="670" w:hRule="auto"/>
         </w:trPr>
-        <w:tc>
-          <w:tcPr>
-            <w:tcBorders/>
+        body33
+        <w:tc>
+          <w:tcPr>
+            <w:tcBorders>
+              <w:bottom w:val="none" w:sz="0" w:space="0" w:color="000000"/>
+              <w:top w:val="none" w:sz="0" w:space="0" w:color="000000"/>
+              <w:left w:val="none" w:sz="0" w:space="0" w:color="000000"/>
+              <w:right w:val="none" w:sz="0" w:space="0" w:color="000000"/>
+            </w:tcBorders>
             <w:shd w:val="clear" w:color="auto" w:fill="FFFFFF"/>
             <w:tcMar>
               <w:top w:w="0" w:type="dxa"/>
@@ -2087,12 +3557,30 @@
           <w:p>
             <w:pPr>
               <w:jc w:val="left"/>
-              <w:spacing w:after="120" w:before="120" w:line="240"/>
-              <w:ind w:firstLine="0" w:left="120" w:right="120"/>
-            </w:pPr>
-            <w:r xmlns:w="http://schemas.openxmlformats.org/wordprocessingml/2006/main" xmlns:wp="http://schemas.openxmlformats.org/drawingml/2006/wordprocessingDrawing" xmlns:r="http://schemas.openxmlformats.org/officeDocument/2006/relationships" xmlns:w14="http://schemas.microsoft.com/office/word/2010/wordml">
-              <w:rPr>
-                <w:rFonts w:ascii="Arial" w:hAnsi="Arial" w:eastAsia="Arial" w:cs="Arial"/>
+              <w:pBdr>
+                <w:bottom w:val="none" w:sz="0" w:space="0" w:color="000000"/>
+                <w:top w:val="none" w:sz="0" w:space="0" w:color="000000"/>
+                <w:left w:val="none" w:sz="0" w:space="0" w:color="000000"/>
+                <w:right w:val="none" w:sz="0" w:space="0" w:color="000000"/>
+              </w:pBdr>
+              <w:spacing w:after="120" w:before="120" w:line="240"/>
+              <w:ind w:left="120" w:right="120" w:firstLine="0" w:firstLineChars="0"/>
+              <w:rPr>
+                <w:rFonts w:ascii="Arial" w:hAnsi="Arial" w:eastAsia="Arial" w:cs="Arial"/>
+                <w:i w:val="false"/>
+                <w:b w:val="false"/>
+                <w:u w:val="none"/>
+                <w:sz w:val="22"/>
+                <w:szCs w:val="22"/>
+                <w:color w:val="000000"/>
+              </w:rPr>
+            </w:pPr>
+            <w:r>
+              <w:rPr>
+                <w:rFonts w:ascii="Arial" w:hAnsi="Arial" w:eastAsia="Arial" w:cs="Arial"/>
+                <w:i w:val="false"/>
+                <w:b w:val="false"/>
+                <w:u w:val="none"/>
                 <w:sz w:val="22"/>
                 <w:szCs w:val="22"/>
                 <w:color w:val="000000"/>
@@ -2103,7 +3591,12 @@
         </w:tc>
         <w:tc>
           <w:tcPr>
-            <w:tcBorders/>
+            <w:tcBorders>
+              <w:bottom w:val="none" w:sz="0" w:space="0" w:color="000000"/>
+              <w:top w:val="none" w:sz="0" w:space="0" w:color="000000"/>
+              <w:left w:val="none" w:sz="0" w:space="0" w:color="000000"/>
+              <w:right w:val="none" w:sz="0" w:space="0" w:color="000000"/>
+            </w:tcBorders>
             <w:shd w:val="clear" w:color="auto" w:fill="FFFFFF"/>
             <w:tcMar>
               <w:top w:w="0" w:type="dxa"/>
@@ -2116,12 +3609,30 @@
           <w:p>
             <w:pPr>
               <w:jc w:val="right"/>
-              <w:spacing w:after="120" w:before="120" w:line="240"/>
-              <w:ind w:firstLine="0" w:left="120" w:right="120"/>
-            </w:pPr>
-            <w:r xmlns:w="http://schemas.openxmlformats.org/wordprocessingml/2006/main" xmlns:wp="http://schemas.openxmlformats.org/drawingml/2006/wordprocessingDrawing" xmlns:r="http://schemas.openxmlformats.org/officeDocument/2006/relationships" xmlns:w14="http://schemas.microsoft.com/office/word/2010/wordml">
-              <w:rPr>
-                <w:rFonts w:ascii="Arial" w:hAnsi="Arial" w:eastAsia="Arial" w:cs="Arial"/>
+              <w:pBdr>
+                <w:bottom w:val="none" w:sz="0" w:space="0" w:color="000000"/>
+                <w:top w:val="none" w:sz="0" w:space="0" w:color="000000"/>
+                <w:left w:val="none" w:sz="0" w:space="0" w:color="000000"/>
+                <w:right w:val="none" w:sz="0" w:space="0" w:color="000000"/>
+              </w:pBdr>
+              <w:spacing w:after="120" w:before="120" w:line="240"/>
+              <w:ind w:left="120" w:right="120" w:firstLine="0" w:firstLineChars="0"/>
+              <w:rPr>
+                <w:rFonts w:ascii="Arial" w:hAnsi="Arial" w:eastAsia="Arial" w:cs="Arial"/>
+                <w:i w:val="false"/>
+                <w:b w:val="false"/>
+                <w:u w:val="none"/>
+                <w:sz w:val="22"/>
+                <w:szCs w:val="22"/>
+                <w:color w:val="000000"/>
+              </w:rPr>
+            </w:pPr>
+            <w:r>
+              <w:rPr>
+                <w:rFonts w:ascii="Arial" w:hAnsi="Arial" w:eastAsia="Arial" w:cs="Arial"/>
+                <w:i w:val="false"/>
+                <w:b w:val="false"/>
+                <w:u w:val="none"/>
                 <w:sz w:val="22"/>
                 <w:szCs w:val="22"/>
                 <w:color w:val="000000"/>
@@ -2133,12 +3644,17 @@
       </w:tr>
       <w:tr>
         <w:trPr>
-          <w:cantSplit/>
           <w:trHeight w:val="665" w:hRule="auto"/>
         </w:trPr>
-        <w:tc>
-          <w:tcPr>
-            <w:tcBorders/>
+        body34
+        <w:tc>
+          <w:tcPr>
+            <w:tcBorders>
+              <w:bottom w:val="none" w:sz="0" w:space="0" w:color="000000"/>
+              <w:top w:val="none" w:sz="0" w:space="0" w:color="000000"/>
+              <w:left w:val="none" w:sz="0" w:space="0" w:color="000000"/>
+              <w:right w:val="none" w:sz="0" w:space="0" w:color="000000"/>
+            </w:tcBorders>
             <w:shd w:val="clear" w:color="auto" w:fill="FFFFFF"/>
             <w:tcMar>
               <w:top w:w="0" w:type="dxa"/>
@@ -2151,12 +3667,30 @@
           <w:p>
             <w:pPr>
               <w:jc w:val="left"/>
-              <w:spacing w:after="120" w:before="120" w:line="240"/>
-              <w:ind w:firstLine="0" w:left="120" w:right="120"/>
-            </w:pPr>
-            <w:r xmlns:w="http://schemas.openxmlformats.org/wordprocessingml/2006/main" xmlns:wp="http://schemas.openxmlformats.org/drawingml/2006/wordprocessingDrawing" xmlns:r="http://schemas.openxmlformats.org/officeDocument/2006/relationships" xmlns:w14="http://schemas.microsoft.com/office/word/2010/wordml">
-              <w:rPr>
-                <w:rFonts w:ascii="Arial" w:hAnsi="Arial" w:eastAsia="Arial" w:cs="Arial"/>
+              <w:pBdr>
+                <w:bottom w:val="none" w:sz="0" w:space="0" w:color="000000"/>
+                <w:top w:val="none" w:sz="0" w:space="0" w:color="000000"/>
+                <w:left w:val="none" w:sz="0" w:space="0" w:color="000000"/>
+                <w:right w:val="none" w:sz="0" w:space="0" w:color="000000"/>
+              </w:pBdr>
+              <w:spacing w:after="120" w:before="120" w:line="240"/>
+              <w:ind w:left="120" w:right="120" w:firstLine="0" w:firstLineChars="0"/>
+              <w:rPr>
+                <w:rFonts w:ascii="Arial" w:hAnsi="Arial" w:eastAsia="Arial" w:cs="Arial"/>
+                <w:i w:val="false"/>
+                <w:b w:val="false"/>
+                <w:u w:val="none"/>
+                <w:sz w:val="22"/>
+                <w:szCs w:val="22"/>
+                <w:color w:val="000000"/>
+              </w:rPr>
+            </w:pPr>
+            <w:r>
+              <w:rPr>
+                <w:rFonts w:ascii="Arial" w:hAnsi="Arial" w:eastAsia="Arial" w:cs="Arial"/>
+                <w:i w:val="false"/>
+                <w:b w:val="false"/>
+                <w:u w:val="none"/>
                 <w:sz w:val="22"/>
                 <w:szCs w:val="22"/>
                 <w:color w:val="000000"/>
@@ -2167,7 +3701,12 @@
         </w:tc>
         <w:tc>
           <w:tcPr>
-            <w:tcBorders/>
+            <w:tcBorders>
+              <w:bottom w:val="none" w:sz="0" w:space="0" w:color="000000"/>
+              <w:top w:val="none" w:sz="0" w:space="0" w:color="000000"/>
+              <w:left w:val="none" w:sz="0" w:space="0" w:color="000000"/>
+              <w:right w:val="none" w:sz="0" w:space="0" w:color="000000"/>
+            </w:tcBorders>
             <w:shd w:val="clear" w:color="auto" w:fill="FFFFFF"/>
             <w:tcMar>
               <w:top w:w="0" w:type="dxa"/>
@@ -2180,12 +3719,30 @@
           <w:p>
             <w:pPr>
               <w:jc w:val="right"/>
-              <w:spacing w:after="120" w:before="120" w:line="240"/>
-              <w:ind w:firstLine="0" w:left="120" w:right="120"/>
-            </w:pPr>
-            <w:r xmlns:w="http://schemas.openxmlformats.org/wordprocessingml/2006/main" xmlns:wp="http://schemas.openxmlformats.org/drawingml/2006/wordprocessingDrawing" xmlns:r="http://schemas.openxmlformats.org/officeDocument/2006/relationships" xmlns:w14="http://schemas.microsoft.com/office/word/2010/wordml">
-              <w:rPr>
-                <w:rFonts w:ascii="Arial" w:hAnsi="Arial" w:eastAsia="Arial" w:cs="Arial"/>
+              <w:pBdr>
+                <w:bottom w:val="none" w:sz="0" w:space="0" w:color="000000"/>
+                <w:top w:val="none" w:sz="0" w:space="0" w:color="000000"/>
+                <w:left w:val="none" w:sz="0" w:space="0" w:color="000000"/>
+                <w:right w:val="none" w:sz="0" w:space="0" w:color="000000"/>
+              </w:pBdr>
+              <w:spacing w:after="120" w:before="120" w:line="240"/>
+              <w:ind w:left="120" w:right="120" w:firstLine="0" w:firstLineChars="0"/>
+              <w:rPr>
+                <w:rFonts w:ascii="Arial" w:hAnsi="Arial" w:eastAsia="Arial" w:cs="Arial"/>
+                <w:i w:val="false"/>
+                <w:b w:val="false"/>
+                <w:u w:val="none"/>
+                <w:sz w:val="22"/>
+                <w:szCs w:val="22"/>
+                <w:color w:val="000000"/>
+              </w:rPr>
+            </w:pPr>
+            <w:r>
+              <w:rPr>
+                <w:rFonts w:ascii="Arial" w:hAnsi="Arial" w:eastAsia="Arial" w:cs="Arial"/>
+                <w:i w:val="false"/>
+                <w:b w:val="false"/>
+                <w:u w:val="none"/>
                 <w:sz w:val="22"/>
                 <w:szCs w:val="22"/>
                 <w:color w:val="000000"/>
@@ -2197,12 +3754,17 @@
       </w:tr>
       <w:tr>
         <w:trPr>
-          <w:cantSplit/>
           <w:trHeight w:val="670" w:hRule="auto"/>
         </w:trPr>
-        <w:tc>
-          <w:tcPr>
-            <w:tcBorders/>
+        body35
+        <w:tc>
+          <w:tcPr>
+            <w:tcBorders>
+              <w:bottom w:val="none" w:sz="0" w:space="0" w:color="000000"/>
+              <w:top w:val="none" w:sz="0" w:space="0" w:color="000000"/>
+              <w:left w:val="none" w:sz="0" w:space="0" w:color="000000"/>
+              <w:right w:val="none" w:sz="0" w:space="0" w:color="000000"/>
+            </w:tcBorders>
             <w:shd w:val="clear" w:color="auto" w:fill="FFFFFF"/>
             <w:tcMar>
               <w:top w:w="0" w:type="dxa"/>
@@ -2215,12 +3777,30 @@
           <w:p>
             <w:pPr>
               <w:jc w:val="left"/>
-              <w:spacing w:after="120" w:before="120" w:line="240"/>
-              <w:ind w:firstLine="0" w:left="120" w:right="120"/>
-            </w:pPr>
-            <w:r xmlns:w="http://schemas.openxmlformats.org/wordprocessingml/2006/main" xmlns:wp="http://schemas.openxmlformats.org/drawingml/2006/wordprocessingDrawing" xmlns:r="http://schemas.openxmlformats.org/officeDocument/2006/relationships" xmlns:w14="http://schemas.microsoft.com/office/word/2010/wordml">
-              <w:rPr>
-                <w:rFonts w:ascii="Arial" w:hAnsi="Arial" w:eastAsia="Arial" w:cs="Arial"/>
+              <w:pBdr>
+                <w:bottom w:val="none" w:sz="0" w:space="0" w:color="000000"/>
+                <w:top w:val="none" w:sz="0" w:space="0" w:color="000000"/>
+                <w:left w:val="none" w:sz="0" w:space="0" w:color="000000"/>
+                <w:right w:val="none" w:sz="0" w:space="0" w:color="000000"/>
+              </w:pBdr>
+              <w:spacing w:after="120" w:before="120" w:line="240"/>
+              <w:ind w:left="120" w:right="120" w:firstLine="0" w:firstLineChars="0"/>
+              <w:rPr>
+                <w:rFonts w:ascii="Arial" w:hAnsi="Arial" w:eastAsia="Arial" w:cs="Arial"/>
+                <w:i w:val="false"/>
+                <w:b w:val="false"/>
+                <w:u w:val="none"/>
+                <w:sz w:val="22"/>
+                <w:szCs w:val="22"/>
+                <w:color w:val="000000"/>
+              </w:rPr>
+            </w:pPr>
+            <w:r>
+              <w:rPr>
+                <w:rFonts w:ascii="Arial" w:hAnsi="Arial" w:eastAsia="Arial" w:cs="Arial"/>
+                <w:i w:val="false"/>
+                <w:b w:val="false"/>
+                <w:u w:val="none"/>
                 <w:sz w:val="22"/>
                 <w:szCs w:val="22"/>
                 <w:color w:val="000000"/>
@@ -2231,7 +3811,12 @@
         </w:tc>
         <w:tc>
           <w:tcPr>
-            <w:tcBorders/>
+            <w:tcBorders>
+              <w:bottom w:val="none" w:sz="0" w:space="0" w:color="000000"/>
+              <w:top w:val="none" w:sz="0" w:space="0" w:color="000000"/>
+              <w:left w:val="none" w:sz="0" w:space="0" w:color="000000"/>
+              <w:right w:val="none" w:sz="0" w:space="0" w:color="000000"/>
+            </w:tcBorders>
             <w:shd w:val="clear" w:color="auto" w:fill="FFFFFF"/>
             <w:tcMar>
               <w:top w:w="0" w:type="dxa"/>
@@ -2244,12 +3829,30 @@
           <w:p>
             <w:pPr>
               <w:jc w:val="right"/>
-              <w:spacing w:after="120" w:before="120" w:line="240"/>
-              <w:ind w:firstLine="0" w:left="120" w:right="120"/>
-            </w:pPr>
-            <w:r xmlns:w="http://schemas.openxmlformats.org/wordprocessingml/2006/main" xmlns:wp="http://schemas.openxmlformats.org/drawingml/2006/wordprocessingDrawing" xmlns:r="http://schemas.openxmlformats.org/officeDocument/2006/relationships" xmlns:w14="http://schemas.microsoft.com/office/word/2010/wordml">
-              <w:rPr>
-                <w:rFonts w:ascii="Arial" w:hAnsi="Arial" w:eastAsia="Arial" w:cs="Arial"/>
+              <w:pBdr>
+                <w:bottom w:val="none" w:sz="0" w:space="0" w:color="000000"/>
+                <w:top w:val="none" w:sz="0" w:space="0" w:color="000000"/>
+                <w:left w:val="none" w:sz="0" w:space="0" w:color="000000"/>
+                <w:right w:val="none" w:sz="0" w:space="0" w:color="000000"/>
+              </w:pBdr>
+              <w:spacing w:after="120" w:before="120" w:line="240"/>
+              <w:ind w:left="120" w:right="120" w:firstLine="0" w:firstLineChars="0"/>
+              <w:rPr>
+                <w:rFonts w:ascii="Arial" w:hAnsi="Arial" w:eastAsia="Arial" w:cs="Arial"/>
+                <w:i w:val="false"/>
+                <w:b w:val="false"/>
+                <w:u w:val="none"/>
+                <w:sz w:val="22"/>
+                <w:szCs w:val="22"/>
+                <w:color w:val="000000"/>
+              </w:rPr>
+            </w:pPr>
+            <w:r>
+              <w:rPr>
+                <w:rFonts w:ascii="Arial" w:hAnsi="Arial" w:eastAsia="Arial" w:cs="Arial"/>
+                <w:i w:val="false"/>
+                <w:b w:val="false"/>
+                <w:u w:val="none"/>
                 <w:sz w:val="22"/>
                 <w:szCs w:val="22"/>
                 <w:color w:val="000000"/>
@@ -2261,12 +3864,17 @@
       </w:tr>
       <w:tr>
         <w:trPr>
-          <w:cantSplit/>
           <w:trHeight w:val="665" w:hRule="auto"/>
         </w:trPr>
-        <w:tc>
-          <w:tcPr>
-            <w:tcBorders/>
+        body36
+        <w:tc>
+          <w:tcPr>
+            <w:tcBorders>
+              <w:bottom w:val="none" w:sz="0" w:space="0" w:color="000000"/>
+              <w:top w:val="none" w:sz="0" w:space="0" w:color="000000"/>
+              <w:left w:val="none" w:sz="0" w:space="0" w:color="000000"/>
+              <w:right w:val="none" w:sz="0" w:space="0" w:color="000000"/>
+            </w:tcBorders>
             <w:shd w:val="clear" w:color="auto" w:fill="FFFFFF"/>
             <w:tcMar>
               <w:top w:w="0" w:type="dxa"/>
@@ -2279,12 +3887,30 @@
           <w:p>
             <w:pPr>
               <w:jc w:val="left"/>
-              <w:spacing w:after="120" w:before="120" w:line="240"/>
-              <w:ind w:firstLine="0" w:left="120" w:right="120"/>
-            </w:pPr>
-            <w:r xmlns:w="http://schemas.openxmlformats.org/wordprocessingml/2006/main" xmlns:wp="http://schemas.openxmlformats.org/drawingml/2006/wordprocessingDrawing" xmlns:r="http://schemas.openxmlformats.org/officeDocument/2006/relationships" xmlns:w14="http://schemas.microsoft.com/office/word/2010/wordml">
-              <w:rPr>
-                <w:rFonts w:ascii="Arial" w:hAnsi="Arial" w:eastAsia="Arial" w:cs="Arial"/>
+              <w:pBdr>
+                <w:bottom w:val="none" w:sz="0" w:space="0" w:color="000000"/>
+                <w:top w:val="none" w:sz="0" w:space="0" w:color="000000"/>
+                <w:left w:val="none" w:sz="0" w:space="0" w:color="000000"/>
+                <w:right w:val="none" w:sz="0" w:space="0" w:color="000000"/>
+              </w:pBdr>
+              <w:spacing w:after="120" w:before="120" w:line="240"/>
+              <w:ind w:left="120" w:right="120" w:firstLine="0" w:firstLineChars="0"/>
+              <w:rPr>
+                <w:rFonts w:ascii="Arial" w:hAnsi="Arial" w:eastAsia="Arial" w:cs="Arial"/>
+                <w:i w:val="false"/>
+                <w:b w:val="false"/>
+                <w:u w:val="none"/>
+                <w:sz w:val="22"/>
+                <w:szCs w:val="22"/>
+                <w:color w:val="000000"/>
+              </w:rPr>
+            </w:pPr>
+            <w:r>
+              <w:rPr>
+                <w:rFonts w:ascii="Arial" w:hAnsi="Arial" w:eastAsia="Arial" w:cs="Arial"/>
+                <w:i w:val="false"/>
+                <w:b w:val="false"/>
+                <w:u w:val="none"/>
                 <w:sz w:val="22"/>
                 <w:szCs w:val="22"/>
                 <w:color w:val="000000"/>
@@ -2295,7 +3921,12 @@
         </w:tc>
         <w:tc>
           <w:tcPr>
-            <w:tcBorders/>
+            <w:tcBorders>
+              <w:bottom w:val="none" w:sz="0" w:space="0" w:color="000000"/>
+              <w:top w:val="none" w:sz="0" w:space="0" w:color="000000"/>
+              <w:left w:val="none" w:sz="0" w:space="0" w:color="000000"/>
+              <w:right w:val="none" w:sz="0" w:space="0" w:color="000000"/>
+            </w:tcBorders>
             <w:shd w:val="clear" w:color="auto" w:fill="FFFFFF"/>
             <w:tcMar>
               <w:top w:w="0" w:type="dxa"/>
@@ -2308,12 +3939,30 @@
           <w:p>
             <w:pPr>
               <w:jc w:val="right"/>
-              <w:spacing w:after="120" w:before="120" w:line="240"/>
-              <w:ind w:firstLine="0" w:left="120" w:right="120"/>
-            </w:pPr>
-            <w:r xmlns:w="http://schemas.openxmlformats.org/wordprocessingml/2006/main" xmlns:wp="http://schemas.openxmlformats.org/drawingml/2006/wordprocessingDrawing" xmlns:r="http://schemas.openxmlformats.org/officeDocument/2006/relationships" xmlns:w14="http://schemas.microsoft.com/office/word/2010/wordml">
-              <w:rPr>
-                <w:rFonts w:ascii="Arial" w:hAnsi="Arial" w:eastAsia="Arial" w:cs="Arial"/>
+              <w:pBdr>
+                <w:bottom w:val="none" w:sz="0" w:space="0" w:color="000000"/>
+                <w:top w:val="none" w:sz="0" w:space="0" w:color="000000"/>
+                <w:left w:val="none" w:sz="0" w:space="0" w:color="000000"/>
+                <w:right w:val="none" w:sz="0" w:space="0" w:color="000000"/>
+              </w:pBdr>
+              <w:spacing w:after="120" w:before="120" w:line="240"/>
+              <w:ind w:left="120" w:right="120" w:firstLine="0" w:firstLineChars="0"/>
+              <w:rPr>
+                <w:rFonts w:ascii="Arial" w:hAnsi="Arial" w:eastAsia="Arial" w:cs="Arial"/>
+                <w:i w:val="false"/>
+                <w:b w:val="false"/>
+                <w:u w:val="none"/>
+                <w:sz w:val="22"/>
+                <w:szCs w:val="22"/>
+                <w:color w:val="000000"/>
+              </w:rPr>
+            </w:pPr>
+            <w:r>
+              <w:rPr>
+                <w:rFonts w:ascii="Arial" w:hAnsi="Arial" w:eastAsia="Arial" w:cs="Arial"/>
+                <w:i w:val="false"/>
+                <w:b w:val="false"/>
+                <w:u w:val="none"/>
                 <w:sz w:val="22"/>
                 <w:szCs w:val="22"/>
                 <w:color w:val="000000"/>
@@ -2325,12 +3974,17 @@
       </w:tr>
       <w:tr>
         <w:trPr>
-          <w:cantSplit/>
           <w:trHeight w:val="670" w:hRule="auto"/>
         </w:trPr>
-        <w:tc>
-          <w:tcPr>
-            <w:tcBorders/>
+        body37
+        <w:tc>
+          <w:tcPr>
+            <w:tcBorders>
+              <w:bottom w:val="none" w:sz="0" w:space="0" w:color="000000"/>
+              <w:top w:val="none" w:sz="0" w:space="0" w:color="000000"/>
+              <w:left w:val="none" w:sz="0" w:space="0" w:color="000000"/>
+              <w:right w:val="none" w:sz="0" w:space="0" w:color="000000"/>
+            </w:tcBorders>
             <w:shd w:val="clear" w:color="auto" w:fill="FFFFFF"/>
             <w:tcMar>
               <w:top w:w="0" w:type="dxa"/>
@@ -2343,12 +3997,30 @@
           <w:p>
             <w:pPr>
               <w:jc w:val="left"/>
-              <w:spacing w:after="120" w:before="120" w:line="240"/>
-              <w:ind w:firstLine="0" w:left="120" w:right="120"/>
-            </w:pPr>
-            <w:r xmlns:w="http://schemas.openxmlformats.org/wordprocessingml/2006/main" xmlns:wp="http://schemas.openxmlformats.org/drawingml/2006/wordprocessingDrawing" xmlns:r="http://schemas.openxmlformats.org/officeDocument/2006/relationships" xmlns:w14="http://schemas.microsoft.com/office/word/2010/wordml">
-              <w:rPr>
-                <w:rFonts w:ascii="Arial" w:hAnsi="Arial" w:eastAsia="Arial" w:cs="Arial"/>
+              <w:pBdr>
+                <w:bottom w:val="none" w:sz="0" w:space="0" w:color="000000"/>
+                <w:top w:val="none" w:sz="0" w:space="0" w:color="000000"/>
+                <w:left w:val="none" w:sz="0" w:space="0" w:color="000000"/>
+                <w:right w:val="none" w:sz="0" w:space="0" w:color="000000"/>
+              </w:pBdr>
+              <w:spacing w:after="120" w:before="120" w:line="240"/>
+              <w:ind w:left="120" w:right="120" w:firstLine="0" w:firstLineChars="0"/>
+              <w:rPr>
+                <w:rFonts w:ascii="Arial" w:hAnsi="Arial" w:eastAsia="Arial" w:cs="Arial"/>
+                <w:i w:val="false"/>
+                <w:b w:val="false"/>
+                <w:u w:val="none"/>
+                <w:sz w:val="22"/>
+                <w:szCs w:val="22"/>
+                <w:color w:val="000000"/>
+              </w:rPr>
+            </w:pPr>
+            <w:r>
+              <w:rPr>
+                <w:rFonts w:ascii="Arial" w:hAnsi="Arial" w:eastAsia="Arial" w:cs="Arial"/>
+                <w:i w:val="false"/>
+                <w:b w:val="false"/>
+                <w:u w:val="none"/>
                 <w:sz w:val="22"/>
                 <w:szCs w:val="22"/>
                 <w:color w:val="000000"/>
@@ -2359,7 +4031,12 @@
         </w:tc>
         <w:tc>
           <w:tcPr>
-            <w:tcBorders/>
+            <w:tcBorders>
+              <w:bottom w:val="none" w:sz="0" w:space="0" w:color="000000"/>
+              <w:top w:val="none" w:sz="0" w:space="0" w:color="000000"/>
+              <w:left w:val="none" w:sz="0" w:space="0" w:color="000000"/>
+              <w:right w:val="none" w:sz="0" w:space="0" w:color="000000"/>
+            </w:tcBorders>
             <w:shd w:val="clear" w:color="auto" w:fill="FFFFFF"/>
             <w:tcMar>
               <w:top w:w="0" w:type="dxa"/>
@@ -2372,12 +4049,30 @@
           <w:p>
             <w:pPr>
               <w:jc w:val="right"/>
-              <w:spacing w:after="120" w:before="120" w:line="240"/>
-              <w:ind w:firstLine="0" w:left="120" w:right="120"/>
-            </w:pPr>
-            <w:r xmlns:w="http://schemas.openxmlformats.org/wordprocessingml/2006/main" xmlns:wp="http://schemas.openxmlformats.org/drawingml/2006/wordprocessingDrawing" xmlns:r="http://schemas.openxmlformats.org/officeDocument/2006/relationships" xmlns:w14="http://schemas.microsoft.com/office/word/2010/wordml">
-              <w:rPr>
-                <w:rFonts w:ascii="Arial" w:hAnsi="Arial" w:eastAsia="Arial" w:cs="Arial"/>
+              <w:pBdr>
+                <w:bottom w:val="none" w:sz="0" w:space="0" w:color="000000"/>
+                <w:top w:val="none" w:sz="0" w:space="0" w:color="000000"/>
+                <w:left w:val="none" w:sz="0" w:space="0" w:color="000000"/>
+                <w:right w:val="none" w:sz="0" w:space="0" w:color="000000"/>
+              </w:pBdr>
+              <w:spacing w:after="120" w:before="120" w:line="240"/>
+              <w:ind w:left="120" w:right="120" w:firstLine="0" w:firstLineChars="0"/>
+              <w:rPr>
+                <w:rFonts w:ascii="Arial" w:hAnsi="Arial" w:eastAsia="Arial" w:cs="Arial"/>
+                <w:i w:val="false"/>
+                <w:b w:val="false"/>
+                <w:u w:val="none"/>
+                <w:sz w:val="22"/>
+                <w:szCs w:val="22"/>
+                <w:color w:val="000000"/>
+              </w:rPr>
+            </w:pPr>
+            <w:r>
+              <w:rPr>
+                <w:rFonts w:ascii="Arial" w:hAnsi="Arial" w:eastAsia="Arial" w:cs="Arial"/>
+                <w:i w:val="false"/>
+                <w:b w:val="false"/>
+                <w:u w:val="none"/>
                 <w:sz w:val="22"/>
                 <w:szCs w:val="22"/>
                 <w:color w:val="000000"/>
@@ -2389,12 +4084,17 @@
       </w:tr>
       <w:tr>
         <w:trPr>
-          <w:cantSplit/>
           <w:trHeight w:val="668" w:hRule="auto"/>
         </w:trPr>
-        <w:tc>
-          <w:tcPr>
-            <w:tcBorders/>
+        body38
+        <w:tc>
+          <w:tcPr>
+            <w:tcBorders>
+              <w:bottom w:val="none" w:sz="0" w:space="0" w:color="000000"/>
+              <w:top w:val="none" w:sz="0" w:space="0" w:color="000000"/>
+              <w:left w:val="none" w:sz="0" w:space="0" w:color="000000"/>
+              <w:right w:val="none" w:sz="0" w:space="0" w:color="000000"/>
+            </w:tcBorders>
             <w:shd w:val="clear" w:color="auto" w:fill="FFFFFF"/>
             <w:tcMar>
               <w:top w:w="0" w:type="dxa"/>
@@ -2407,12 +4107,30 @@
           <w:p>
             <w:pPr>
               <w:jc w:val="left"/>
-              <w:spacing w:after="120" w:before="120" w:line="240"/>
-              <w:ind w:firstLine="0" w:left="120" w:right="120"/>
-            </w:pPr>
-            <w:r xmlns:w="http://schemas.openxmlformats.org/wordprocessingml/2006/main" xmlns:wp="http://schemas.openxmlformats.org/drawingml/2006/wordprocessingDrawing" xmlns:r="http://schemas.openxmlformats.org/officeDocument/2006/relationships" xmlns:w14="http://schemas.microsoft.com/office/word/2010/wordml">
-              <w:rPr>
-                <w:rFonts w:ascii="Arial" w:hAnsi="Arial" w:eastAsia="Arial" w:cs="Arial"/>
+              <w:pBdr>
+                <w:bottom w:val="none" w:sz="0" w:space="0" w:color="000000"/>
+                <w:top w:val="none" w:sz="0" w:space="0" w:color="000000"/>
+                <w:left w:val="none" w:sz="0" w:space="0" w:color="000000"/>
+                <w:right w:val="none" w:sz="0" w:space="0" w:color="000000"/>
+              </w:pBdr>
+              <w:spacing w:after="120" w:before="120" w:line="240"/>
+              <w:ind w:left="120" w:right="120" w:firstLine="0" w:firstLineChars="0"/>
+              <w:rPr>
+                <w:rFonts w:ascii="Arial" w:hAnsi="Arial" w:eastAsia="Arial" w:cs="Arial"/>
+                <w:i w:val="false"/>
+                <w:b w:val="false"/>
+                <w:u w:val="none"/>
+                <w:sz w:val="22"/>
+                <w:szCs w:val="22"/>
+                <w:color w:val="000000"/>
+              </w:rPr>
+            </w:pPr>
+            <w:r>
+              <w:rPr>
+                <w:rFonts w:ascii="Arial" w:hAnsi="Arial" w:eastAsia="Arial" w:cs="Arial"/>
+                <w:i w:val="false"/>
+                <w:b w:val="false"/>
+                <w:u w:val="none"/>
                 <w:sz w:val="22"/>
                 <w:szCs w:val="22"/>
                 <w:color w:val="000000"/>
@@ -2423,7 +4141,12 @@
         </w:tc>
         <w:tc>
           <w:tcPr>
-            <w:tcBorders/>
+            <w:tcBorders>
+              <w:bottom w:val="none" w:sz="0" w:space="0" w:color="000000"/>
+              <w:top w:val="none" w:sz="0" w:space="0" w:color="000000"/>
+              <w:left w:val="none" w:sz="0" w:space="0" w:color="000000"/>
+              <w:right w:val="none" w:sz="0" w:space="0" w:color="000000"/>
+            </w:tcBorders>
             <w:shd w:val="clear" w:color="auto" w:fill="FFFFFF"/>
             <w:tcMar>
               <w:top w:w="0" w:type="dxa"/>
@@ -2436,12 +4159,30 @@
           <w:p>
             <w:pPr>
               <w:jc w:val="right"/>
-              <w:spacing w:after="120" w:before="120" w:line="240"/>
-              <w:ind w:firstLine="0" w:left="120" w:right="120"/>
-            </w:pPr>
-            <w:r xmlns:w="http://schemas.openxmlformats.org/wordprocessingml/2006/main" xmlns:wp="http://schemas.openxmlformats.org/drawingml/2006/wordprocessingDrawing" xmlns:r="http://schemas.openxmlformats.org/officeDocument/2006/relationships" xmlns:w14="http://schemas.microsoft.com/office/word/2010/wordml">
-              <w:rPr>
-                <w:rFonts w:ascii="Arial" w:hAnsi="Arial" w:eastAsia="Arial" w:cs="Arial"/>
+              <w:pBdr>
+                <w:bottom w:val="none" w:sz="0" w:space="0" w:color="000000"/>
+                <w:top w:val="none" w:sz="0" w:space="0" w:color="000000"/>
+                <w:left w:val="none" w:sz="0" w:space="0" w:color="000000"/>
+                <w:right w:val="none" w:sz="0" w:space="0" w:color="000000"/>
+              </w:pBdr>
+              <w:spacing w:after="120" w:before="120" w:line="240"/>
+              <w:ind w:left="120" w:right="120" w:firstLine="0" w:firstLineChars="0"/>
+              <w:rPr>
+                <w:rFonts w:ascii="Arial" w:hAnsi="Arial" w:eastAsia="Arial" w:cs="Arial"/>
+                <w:i w:val="false"/>
+                <w:b w:val="false"/>
+                <w:u w:val="none"/>
+                <w:sz w:val="22"/>
+                <w:szCs w:val="22"/>
+                <w:color w:val="000000"/>
+              </w:rPr>
+            </w:pPr>
+            <w:r>
+              <w:rPr>
+                <w:rFonts w:ascii="Arial" w:hAnsi="Arial" w:eastAsia="Arial" w:cs="Arial"/>
+                <w:i w:val="false"/>
+                <w:b w:val="false"/>
+                <w:u w:val="none"/>
                 <w:sz w:val="22"/>
                 <w:szCs w:val="22"/>
                 <w:color w:val="000000"/>
@@ -2453,12 +4194,17 @@
       </w:tr>
       <w:tr>
         <w:trPr>
-          <w:cantSplit/>
           <w:trHeight w:val="670" w:hRule="auto"/>
         </w:trPr>
-        <w:tc>
-          <w:tcPr>
-            <w:tcBorders/>
+        body39
+        <w:tc>
+          <w:tcPr>
+            <w:tcBorders>
+              <w:bottom w:val="none" w:sz="0" w:space="0" w:color="000000"/>
+              <w:top w:val="none" w:sz="0" w:space="0" w:color="000000"/>
+              <w:left w:val="none" w:sz="0" w:space="0" w:color="000000"/>
+              <w:right w:val="none" w:sz="0" w:space="0" w:color="000000"/>
+            </w:tcBorders>
             <w:shd w:val="clear" w:color="auto" w:fill="FFFFFF"/>
             <w:tcMar>
               <w:top w:w="0" w:type="dxa"/>
@@ -2471,12 +4217,30 @@
           <w:p>
             <w:pPr>
               <w:jc w:val="left"/>
-              <w:spacing w:after="120" w:before="120" w:line="240"/>
-              <w:ind w:firstLine="0" w:left="120" w:right="120"/>
-            </w:pPr>
-            <w:r xmlns:w="http://schemas.openxmlformats.org/wordprocessingml/2006/main" xmlns:wp="http://schemas.openxmlformats.org/drawingml/2006/wordprocessingDrawing" xmlns:r="http://schemas.openxmlformats.org/officeDocument/2006/relationships" xmlns:w14="http://schemas.microsoft.com/office/word/2010/wordml">
-              <w:rPr>
-                <w:rFonts w:ascii="Arial" w:hAnsi="Arial" w:eastAsia="Arial" w:cs="Arial"/>
+              <w:pBdr>
+                <w:bottom w:val="none" w:sz="0" w:space="0" w:color="000000"/>
+                <w:top w:val="none" w:sz="0" w:space="0" w:color="000000"/>
+                <w:left w:val="none" w:sz="0" w:space="0" w:color="000000"/>
+                <w:right w:val="none" w:sz="0" w:space="0" w:color="000000"/>
+              </w:pBdr>
+              <w:spacing w:after="120" w:before="120" w:line="240"/>
+              <w:ind w:left="120" w:right="120" w:firstLine="0" w:firstLineChars="0"/>
+              <w:rPr>
+                <w:rFonts w:ascii="Arial" w:hAnsi="Arial" w:eastAsia="Arial" w:cs="Arial"/>
+                <w:i w:val="false"/>
+                <w:b w:val="false"/>
+                <w:u w:val="none"/>
+                <w:sz w:val="22"/>
+                <w:szCs w:val="22"/>
+                <w:color w:val="000000"/>
+              </w:rPr>
+            </w:pPr>
+            <w:r>
+              <w:rPr>
+                <w:rFonts w:ascii="Arial" w:hAnsi="Arial" w:eastAsia="Arial" w:cs="Arial"/>
+                <w:i w:val="false"/>
+                <w:b w:val="false"/>
+                <w:u w:val="none"/>
                 <w:sz w:val="22"/>
                 <w:szCs w:val="22"/>
                 <w:color w:val="000000"/>
@@ -2487,7 +4251,12 @@
         </w:tc>
         <w:tc>
           <w:tcPr>
-            <w:tcBorders/>
+            <w:tcBorders>
+              <w:bottom w:val="none" w:sz="0" w:space="0" w:color="000000"/>
+              <w:top w:val="none" w:sz="0" w:space="0" w:color="000000"/>
+              <w:left w:val="none" w:sz="0" w:space="0" w:color="000000"/>
+              <w:right w:val="none" w:sz="0" w:space="0" w:color="000000"/>
+            </w:tcBorders>
             <w:shd w:val="clear" w:color="auto" w:fill="FFFFFF"/>
             <w:tcMar>
               <w:top w:w="0" w:type="dxa"/>
@@ -2500,12 +4269,30 @@
           <w:p>
             <w:pPr>
               <w:jc w:val="right"/>
-              <w:spacing w:after="120" w:before="120" w:line="240"/>
-              <w:ind w:firstLine="0" w:left="120" w:right="120"/>
-            </w:pPr>
-            <w:r xmlns:w="http://schemas.openxmlformats.org/wordprocessingml/2006/main" xmlns:wp="http://schemas.openxmlformats.org/drawingml/2006/wordprocessingDrawing" xmlns:r="http://schemas.openxmlformats.org/officeDocument/2006/relationships" xmlns:w14="http://schemas.microsoft.com/office/word/2010/wordml">
-              <w:rPr>
-                <w:rFonts w:ascii="Arial" w:hAnsi="Arial" w:eastAsia="Arial" w:cs="Arial"/>
+              <w:pBdr>
+                <w:bottom w:val="none" w:sz="0" w:space="0" w:color="000000"/>
+                <w:top w:val="none" w:sz="0" w:space="0" w:color="000000"/>
+                <w:left w:val="none" w:sz="0" w:space="0" w:color="000000"/>
+                <w:right w:val="none" w:sz="0" w:space="0" w:color="000000"/>
+              </w:pBdr>
+              <w:spacing w:after="120" w:before="120" w:line="240"/>
+              <w:ind w:left="120" w:right="120" w:firstLine="0" w:firstLineChars="0"/>
+              <w:rPr>
+                <w:rFonts w:ascii="Arial" w:hAnsi="Arial" w:eastAsia="Arial" w:cs="Arial"/>
+                <w:i w:val="false"/>
+                <w:b w:val="false"/>
+                <w:u w:val="none"/>
+                <w:sz w:val="22"/>
+                <w:szCs w:val="22"/>
+                <w:color w:val="000000"/>
+              </w:rPr>
+            </w:pPr>
+            <w:r>
+              <w:rPr>
+                <w:rFonts w:ascii="Arial" w:hAnsi="Arial" w:eastAsia="Arial" w:cs="Arial"/>
+                <w:i w:val="false"/>
+                <w:b w:val="false"/>
+                <w:u w:val="none"/>
                 <w:sz w:val="22"/>
                 <w:szCs w:val="22"/>
                 <w:color w:val="000000"/>
@@ -2517,12 +4304,17 @@
       </w:tr>
       <w:tr>
         <w:trPr>
-          <w:cantSplit/>
           <w:trHeight w:val="668" w:hRule="auto"/>
         </w:trPr>
-        <w:tc>
-          <w:tcPr>
-            <w:tcBorders/>
+        body40
+        <w:tc>
+          <w:tcPr>
+            <w:tcBorders>
+              <w:bottom w:val="none" w:sz="0" w:space="0" w:color="000000"/>
+              <w:top w:val="none" w:sz="0" w:space="0" w:color="000000"/>
+              <w:left w:val="none" w:sz="0" w:space="0" w:color="000000"/>
+              <w:right w:val="none" w:sz="0" w:space="0" w:color="000000"/>
+            </w:tcBorders>
             <w:shd w:val="clear" w:color="auto" w:fill="FFFFFF"/>
             <w:tcMar>
               <w:top w:w="0" w:type="dxa"/>
@@ -2535,12 +4327,30 @@
           <w:p>
             <w:pPr>
               <w:jc w:val="left"/>
-              <w:spacing w:after="120" w:before="120" w:line="240"/>
-              <w:ind w:firstLine="0" w:left="120" w:right="120"/>
-            </w:pPr>
-            <w:r xmlns:w="http://schemas.openxmlformats.org/wordprocessingml/2006/main" xmlns:wp="http://schemas.openxmlformats.org/drawingml/2006/wordprocessingDrawing" xmlns:r="http://schemas.openxmlformats.org/officeDocument/2006/relationships" xmlns:w14="http://schemas.microsoft.com/office/word/2010/wordml">
-              <w:rPr>
-                <w:rFonts w:ascii="Arial" w:hAnsi="Arial" w:eastAsia="Arial" w:cs="Arial"/>
+              <w:pBdr>
+                <w:bottom w:val="none" w:sz="0" w:space="0" w:color="000000"/>
+                <w:top w:val="none" w:sz="0" w:space="0" w:color="000000"/>
+                <w:left w:val="none" w:sz="0" w:space="0" w:color="000000"/>
+                <w:right w:val="none" w:sz="0" w:space="0" w:color="000000"/>
+              </w:pBdr>
+              <w:spacing w:after="120" w:before="120" w:line="240"/>
+              <w:ind w:left="120" w:right="120" w:firstLine="0" w:firstLineChars="0"/>
+              <w:rPr>
+                <w:rFonts w:ascii="Arial" w:hAnsi="Arial" w:eastAsia="Arial" w:cs="Arial"/>
+                <w:i w:val="false"/>
+                <w:b w:val="false"/>
+                <w:u w:val="none"/>
+                <w:sz w:val="22"/>
+                <w:szCs w:val="22"/>
+                <w:color w:val="000000"/>
+              </w:rPr>
+            </w:pPr>
+            <w:r>
+              <w:rPr>
+                <w:rFonts w:ascii="Arial" w:hAnsi="Arial" w:eastAsia="Arial" w:cs="Arial"/>
+                <w:i w:val="false"/>
+                <w:b w:val="false"/>
+                <w:u w:val="none"/>
                 <w:sz w:val="22"/>
                 <w:szCs w:val="22"/>
                 <w:color w:val="000000"/>
@@ -2551,7 +4361,12 @@
         </w:tc>
         <w:tc>
           <w:tcPr>
-            <w:tcBorders/>
+            <w:tcBorders>
+              <w:bottom w:val="none" w:sz="0" w:space="0" w:color="000000"/>
+              <w:top w:val="none" w:sz="0" w:space="0" w:color="000000"/>
+              <w:left w:val="none" w:sz="0" w:space="0" w:color="000000"/>
+              <w:right w:val="none" w:sz="0" w:space="0" w:color="000000"/>
+            </w:tcBorders>
             <w:shd w:val="clear" w:color="auto" w:fill="FFFFFF"/>
             <w:tcMar>
               <w:top w:w="0" w:type="dxa"/>
@@ -2564,12 +4379,30 @@
           <w:p>
             <w:pPr>
               <w:jc w:val="right"/>
-              <w:spacing w:after="120" w:before="120" w:line="240"/>
-              <w:ind w:firstLine="0" w:left="120" w:right="120"/>
-            </w:pPr>
-            <w:r xmlns:w="http://schemas.openxmlformats.org/wordprocessingml/2006/main" xmlns:wp="http://schemas.openxmlformats.org/drawingml/2006/wordprocessingDrawing" xmlns:r="http://schemas.openxmlformats.org/officeDocument/2006/relationships" xmlns:w14="http://schemas.microsoft.com/office/word/2010/wordml">
-              <w:rPr>
-                <w:rFonts w:ascii="Arial" w:hAnsi="Arial" w:eastAsia="Arial" w:cs="Arial"/>
+              <w:pBdr>
+                <w:bottom w:val="none" w:sz="0" w:space="0" w:color="000000"/>
+                <w:top w:val="none" w:sz="0" w:space="0" w:color="000000"/>
+                <w:left w:val="none" w:sz="0" w:space="0" w:color="000000"/>
+                <w:right w:val="none" w:sz="0" w:space="0" w:color="000000"/>
+              </w:pBdr>
+              <w:spacing w:after="120" w:before="120" w:line="240"/>
+              <w:ind w:left="120" w:right="120" w:firstLine="0" w:firstLineChars="0"/>
+              <w:rPr>
+                <w:rFonts w:ascii="Arial" w:hAnsi="Arial" w:eastAsia="Arial" w:cs="Arial"/>
+                <w:i w:val="false"/>
+                <w:b w:val="false"/>
+                <w:u w:val="none"/>
+                <w:sz w:val="22"/>
+                <w:szCs w:val="22"/>
+                <w:color w:val="000000"/>
+              </w:rPr>
+            </w:pPr>
+            <w:r>
+              <w:rPr>
+                <w:rFonts w:ascii="Arial" w:hAnsi="Arial" w:eastAsia="Arial" w:cs="Arial"/>
+                <w:i w:val="false"/>
+                <w:b w:val="false"/>
+                <w:u w:val="none"/>
                 <w:sz w:val="22"/>
                 <w:szCs w:val="22"/>
                 <w:color w:val="000000"/>
@@ -2581,12 +4414,17 @@
       </w:tr>
       <w:tr>
         <w:trPr>
-          <w:cantSplit/>
           <w:trHeight w:val="670" w:hRule="auto"/>
         </w:trPr>
-        <w:tc>
-          <w:tcPr>
-            <w:tcBorders/>
+        body41
+        <w:tc>
+          <w:tcPr>
+            <w:tcBorders>
+              <w:bottom w:val="none" w:sz="0" w:space="0" w:color="000000"/>
+              <w:top w:val="none" w:sz="0" w:space="0" w:color="000000"/>
+              <w:left w:val="none" w:sz="0" w:space="0" w:color="000000"/>
+              <w:right w:val="none" w:sz="0" w:space="0" w:color="000000"/>
+            </w:tcBorders>
             <w:shd w:val="clear" w:color="auto" w:fill="FFFFFF"/>
             <w:tcMar>
               <w:top w:w="0" w:type="dxa"/>
@@ -2599,12 +4437,30 @@
           <w:p>
             <w:pPr>
               <w:jc w:val="left"/>
-              <w:spacing w:after="120" w:before="120" w:line="240"/>
-              <w:ind w:firstLine="0" w:left="120" w:right="120"/>
-            </w:pPr>
-            <w:r xmlns:w="http://schemas.openxmlformats.org/wordprocessingml/2006/main" xmlns:wp="http://schemas.openxmlformats.org/drawingml/2006/wordprocessingDrawing" xmlns:r="http://schemas.openxmlformats.org/officeDocument/2006/relationships" xmlns:w14="http://schemas.microsoft.com/office/word/2010/wordml">
-              <w:rPr>
-                <w:rFonts w:ascii="Arial" w:hAnsi="Arial" w:eastAsia="Arial" w:cs="Arial"/>
+              <w:pBdr>
+                <w:bottom w:val="none" w:sz="0" w:space="0" w:color="000000"/>
+                <w:top w:val="none" w:sz="0" w:space="0" w:color="000000"/>
+                <w:left w:val="none" w:sz="0" w:space="0" w:color="000000"/>
+                <w:right w:val="none" w:sz="0" w:space="0" w:color="000000"/>
+              </w:pBdr>
+              <w:spacing w:after="120" w:before="120" w:line="240"/>
+              <w:ind w:left="120" w:right="120" w:firstLine="0" w:firstLineChars="0"/>
+              <w:rPr>
+                <w:rFonts w:ascii="Arial" w:hAnsi="Arial" w:eastAsia="Arial" w:cs="Arial"/>
+                <w:i w:val="false"/>
+                <w:b w:val="false"/>
+                <w:u w:val="none"/>
+                <w:sz w:val="22"/>
+                <w:szCs w:val="22"/>
+                <w:color w:val="000000"/>
+              </w:rPr>
+            </w:pPr>
+            <w:r>
+              <w:rPr>
+                <w:rFonts w:ascii="Arial" w:hAnsi="Arial" w:eastAsia="Arial" w:cs="Arial"/>
+                <w:i w:val="false"/>
+                <w:b w:val="false"/>
+                <w:u w:val="none"/>
                 <w:sz w:val="22"/>
                 <w:szCs w:val="22"/>
                 <w:color w:val="000000"/>
@@ -2615,7 +4471,12 @@
         </w:tc>
         <w:tc>
           <w:tcPr>
-            <w:tcBorders/>
+            <w:tcBorders>
+              <w:bottom w:val="none" w:sz="0" w:space="0" w:color="000000"/>
+              <w:top w:val="none" w:sz="0" w:space="0" w:color="000000"/>
+              <w:left w:val="none" w:sz="0" w:space="0" w:color="000000"/>
+              <w:right w:val="none" w:sz="0" w:space="0" w:color="000000"/>
+            </w:tcBorders>
             <w:shd w:val="clear" w:color="auto" w:fill="FFFFFF"/>
             <w:tcMar>
               <w:top w:w="0" w:type="dxa"/>
@@ -2628,12 +4489,30 @@
           <w:p>
             <w:pPr>
               <w:jc w:val="right"/>
-              <w:spacing w:after="120" w:before="120" w:line="240"/>
-              <w:ind w:firstLine="0" w:left="120" w:right="120"/>
-            </w:pPr>
-            <w:r xmlns:w="http://schemas.openxmlformats.org/wordprocessingml/2006/main" xmlns:wp="http://schemas.openxmlformats.org/drawingml/2006/wordprocessingDrawing" xmlns:r="http://schemas.openxmlformats.org/officeDocument/2006/relationships" xmlns:w14="http://schemas.microsoft.com/office/word/2010/wordml">
-              <w:rPr>
-                <w:rFonts w:ascii="Arial" w:hAnsi="Arial" w:eastAsia="Arial" w:cs="Arial"/>
+              <w:pBdr>
+                <w:bottom w:val="none" w:sz="0" w:space="0" w:color="000000"/>
+                <w:top w:val="none" w:sz="0" w:space="0" w:color="000000"/>
+                <w:left w:val="none" w:sz="0" w:space="0" w:color="000000"/>
+                <w:right w:val="none" w:sz="0" w:space="0" w:color="000000"/>
+              </w:pBdr>
+              <w:spacing w:after="120" w:before="120" w:line="240"/>
+              <w:ind w:left="120" w:right="120" w:firstLine="0" w:firstLineChars="0"/>
+              <w:rPr>
+                <w:rFonts w:ascii="Arial" w:hAnsi="Arial" w:eastAsia="Arial" w:cs="Arial"/>
+                <w:i w:val="false"/>
+                <w:b w:val="false"/>
+                <w:u w:val="none"/>
+                <w:sz w:val="22"/>
+                <w:szCs w:val="22"/>
+                <w:color w:val="000000"/>
+              </w:rPr>
+            </w:pPr>
+            <w:r>
+              <w:rPr>
+                <w:rFonts w:ascii="Arial" w:hAnsi="Arial" w:eastAsia="Arial" w:cs="Arial"/>
+                <w:i w:val="false"/>
+                <w:b w:val="false"/>
+                <w:u w:val="none"/>
                 <w:sz w:val="22"/>
                 <w:szCs w:val="22"/>
                 <w:color w:val="000000"/>
@@ -2645,12 +4524,17 @@
       </w:tr>
       <w:tr>
         <w:trPr>
-          <w:cantSplit/>
           <w:trHeight w:val="665" w:hRule="auto"/>
         </w:trPr>
-        <w:tc>
-          <w:tcPr>
-            <w:tcBorders/>
+        body42
+        <w:tc>
+          <w:tcPr>
+            <w:tcBorders>
+              <w:bottom w:val="none" w:sz="0" w:space="0" w:color="000000"/>
+              <w:top w:val="none" w:sz="0" w:space="0" w:color="000000"/>
+              <w:left w:val="none" w:sz="0" w:space="0" w:color="000000"/>
+              <w:right w:val="none" w:sz="0" w:space="0" w:color="000000"/>
+            </w:tcBorders>
             <w:shd w:val="clear" w:color="auto" w:fill="FFFFFF"/>
             <w:tcMar>
               <w:top w:w="0" w:type="dxa"/>
@@ -2663,12 +4547,30 @@
           <w:p>
             <w:pPr>
               <w:jc w:val="left"/>
-              <w:spacing w:after="120" w:before="120" w:line="240"/>
-              <w:ind w:firstLine="0" w:left="120" w:right="120"/>
-            </w:pPr>
-            <w:r xmlns:w="http://schemas.openxmlformats.org/wordprocessingml/2006/main" xmlns:wp="http://schemas.openxmlformats.org/drawingml/2006/wordprocessingDrawing" xmlns:r="http://schemas.openxmlformats.org/officeDocument/2006/relationships" xmlns:w14="http://schemas.microsoft.com/office/word/2010/wordml">
-              <w:rPr>
-                <w:rFonts w:ascii="Arial" w:hAnsi="Arial" w:eastAsia="Arial" w:cs="Arial"/>
+              <w:pBdr>
+                <w:bottom w:val="none" w:sz="0" w:space="0" w:color="000000"/>
+                <w:top w:val="none" w:sz="0" w:space="0" w:color="000000"/>
+                <w:left w:val="none" w:sz="0" w:space="0" w:color="000000"/>
+                <w:right w:val="none" w:sz="0" w:space="0" w:color="000000"/>
+              </w:pBdr>
+              <w:spacing w:after="120" w:before="120" w:line="240"/>
+              <w:ind w:left="120" w:right="120" w:firstLine="0" w:firstLineChars="0"/>
+              <w:rPr>
+                <w:rFonts w:ascii="Arial" w:hAnsi="Arial" w:eastAsia="Arial" w:cs="Arial"/>
+                <w:i w:val="false"/>
+                <w:b w:val="false"/>
+                <w:u w:val="none"/>
+                <w:sz w:val="22"/>
+                <w:szCs w:val="22"/>
+                <w:color w:val="000000"/>
+              </w:rPr>
+            </w:pPr>
+            <w:r>
+              <w:rPr>
+                <w:rFonts w:ascii="Arial" w:hAnsi="Arial" w:eastAsia="Arial" w:cs="Arial"/>
+                <w:i w:val="false"/>
+                <w:b w:val="false"/>
+                <w:u w:val="none"/>
                 <w:sz w:val="22"/>
                 <w:szCs w:val="22"/>
                 <w:color w:val="000000"/>
@@ -2679,7 +4581,12 @@
         </w:tc>
         <w:tc>
           <w:tcPr>
-            <w:tcBorders/>
+            <w:tcBorders>
+              <w:bottom w:val="none" w:sz="0" w:space="0" w:color="000000"/>
+              <w:top w:val="none" w:sz="0" w:space="0" w:color="000000"/>
+              <w:left w:val="none" w:sz="0" w:space="0" w:color="000000"/>
+              <w:right w:val="none" w:sz="0" w:space="0" w:color="000000"/>
+            </w:tcBorders>
             <w:shd w:val="clear" w:color="auto" w:fill="FFFFFF"/>
             <w:tcMar>
               <w:top w:w="0" w:type="dxa"/>
@@ -2692,12 +4599,30 @@
           <w:p>
             <w:pPr>
               <w:jc w:val="right"/>
-              <w:spacing w:after="120" w:before="120" w:line="240"/>
-              <w:ind w:firstLine="0" w:left="120" w:right="120"/>
-            </w:pPr>
-            <w:r xmlns:w="http://schemas.openxmlformats.org/wordprocessingml/2006/main" xmlns:wp="http://schemas.openxmlformats.org/drawingml/2006/wordprocessingDrawing" xmlns:r="http://schemas.openxmlformats.org/officeDocument/2006/relationships" xmlns:w14="http://schemas.microsoft.com/office/word/2010/wordml">
-              <w:rPr>
-                <w:rFonts w:ascii="Arial" w:hAnsi="Arial" w:eastAsia="Arial" w:cs="Arial"/>
+              <w:pBdr>
+                <w:bottom w:val="none" w:sz="0" w:space="0" w:color="000000"/>
+                <w:top w:val="none" w:sz="0" w:space="0" w:color="000000"/>
+                <w:left w:val="none" w:sz="0" w:space="0" w:color="000000"/>
+                <w:right w:val="none" w:sz="0" w:space="0" w:color="000000"/>
+              </w:pBdr>
+              <w:spacing w:after="120" w:before="120" w:line="240"/>
+              <w:ind w:left="120" w:right="120" w:firstLine="0" w:firstLineChars="0"/>
+              <w:rPr>
+                <w:rFonts w:ascii="Arial" w:hAnsi="Arial" w:eastAsia="Arial" w:cs="Arial"/>
+                <w:i w:val="false"/>
+                <w:b w:val="false"/>
+                <w:u w:val="none"/>
+                <w:sz w:val="22"/>
+                <w:szCs w:val="22"/>
+                <w:color w:val="000000"/>
+              </w:rPr>
+            </w:pPr>
+            <w:r>
+              <w:rPr>
+                <w:rFonts w:ascii="Arial" w:hAnsi="Arial" w:eastAsia="Arial" w:cs="Arial"/>
+                <w:i w:val="false"/>
+                <w:b w:val="false"/>
+                <w:u w:val="none"/>
                 <w:sz w:val="22"/>
                 <w:szCs w:val="22"/>
                 <w:color w:val="000000"/>
@@ -2709,12 +4634,17 @@
       </w:tr>
       <w:tr>
         <w:trPr>
-          <w:cantSplit/>
           <w:trHeight w:val="670" w:hRule="auto"/>
         </w:trPr>
-        <w:tc>
-          <w:tcPr>
-            <w:tcBorders/>
+        body43
+        <w:tc>
+          <w:tcPr>
+            <w:tcBorders>
+              <w:bottom w:val="none" w:sz="0" w:space="0" w:color="000000"/>
+              <w:top w:val="none" w:sz="0" w:space="0" w:color="000000"/>
+              <w:left w:val="none" w:sz="0" w:space="0" w:color="000000"/>
+              <w:right w:val="none" w:sz="0" w:space="0" w:color="000000"/>
+            </w:tcBorders>
             <w:shd w:val="clear" w:color="auto" w:fill="FFFFFF"/>
             <w:tcMar>
               <w:top w:w="0" w:type="dxa"/>
@@ -2727,12 +4657,30 @@
           <w:p>
             <w:pPr>
               <w:jc w:val="left"/>
-              <w:spacing w:after="120" w:before="120" w:line="240"/>
-              <w:ind w:firstLine="0" w:left="120" w:right="120"/>
-            </w:pPr>
-            <w:r xmlns:w="http://schemas.openxmlformats.org/wordprocessingml/2006/main" xmlns:wp="http://schemas.openxmlformats.org/drawingml/2006/wordprocessingDrawing" xmlns:r="http://schemas.openxmlformats.org/officeDocument/2006/relationships" xmlns:w14="http://schemas.microsoft.com/office/word/2010/wordml">
-              <w:rPr>
-                <w:rFonts w:ascii="Arial" w:hAnsi="Arial" w:eastAsia="Arial" w:cs="Arial"/>
+              <w:pBdr>
+                <w:bottom w:val="none" w:sz="0" w:space="0" w:color="000000"/>
+                <w:top w:val="none" w:sz="0" w:space="0" w:color="000000"/>
+                <w:left w:val="none" w:sz="0" w:space="0" w:color="000000"/>
+                <w:right w:val="none" w:sz="0" w:space="0" w:color="000000"/>
+              </w:pBdr>
+              <w:spacing w:after="120" w:before="120" w:line="240"/>
+              <w:ind w:left="120" w:right="120" w:firstLine="0" w:firstLineChars="0"/>
+              <w:rPr>
+                <w:rFonts w:ascii="Arial" w:hAnsi="Arial" w:eastAsia="Arial" w:cs="Arial"/>
+                <w:i w:val="false"/>
+                <w:b w:val="false"/>
+                <w:u w:val="none"/>
+                <w:sz w:val="22"/>
+                <w:szCs w:val="22"/>
+                <w:color w:val="000000"/>
+              </w:rPr>
+            </w:pPr>
+            <w:r>
+              <w:rPr>
+                <w:rFonts w:ascii="Arial" w:hAnsi="Arial" w:eastAsia="Arial" w:cs="Arial"/>
+                <w:i w:val="false"/>
+                <w:b w:val="false"/>
+                <w:u w:val="none"/>
                 <w:sz w:val="22"/>
                 <w:szCs w:val="22"/>
                 <w:color w:val="000000"/>
@@ -2743,7 +4691,12 @@
         </w:tc>
         <w:tc>
           <w:tcPr>
-            <w:tcBorders/>
+            <w:tcBorders>
+              <w:bottom w:val="none" w:sz="0" w:space="0" w:color="000000"/>
+              <w:top w:val="none" w:sz="0" w:space="0" w:color="000000"/>
+              <w:left w:val="none" w:sz="0" w:space="0" w:color="000000"/>
+              <w:right w:val="none" w:sz="0" w:space="0" w:color="000000"/>
+            </w:tcBorders>
             <w:shd w:val="clear" w:color="auto" w:fill="FFFFFF"/>
             <w:tcMar>
               <w:top w:w="0" w:type="dxa"/>
@@ -2756,12 +4709,30 @@
           <w:p>
             <w:pPr>
               <w:jc w:val="right"/>
-              <w:spacing w:after="120" w:before="120" w:line="240"/>
-              <w:ind w:firstLine="0" w:left="120" w:right="120"/>
-            </w:pPr>
-            <w:r xmlns:w="http://schemas.openxmlformats.org/wordprocessingml/2006/main" xmlns:wp="http://schemas.openxmlformats.org/drawingml/2006/wordprocessingDrawing" xmlns:r="http://schemas.openxmlformats.org/officeDocument/2006/relationships" xmlns:w14="http://schemas.microsoft.com/office/word/2010/wordml">
-              <w:rPr>
-                <w:rFonts w:ascii="Arial" w:hAnsi="Arial" w:eastAsia="Arial" w:cs="Arial"/>
+              <w:pBdr>
+                <w:bottom w:val="none" w:sz="0" w:space="0" w:color="000000"/>
+                <w:top w:val="none" w:sz="0" w:space="0" w:color="000000"/>
+                <w:left w:val="none" w:sz="0" w:space="0" w:color="000000"/>
+                <w:right w:val="none" w:sz="0" w:space="0" w:color="000000"/>
+              </w:pBdr>
+              <w:spacing w:after="120" w:before="120" w:line="240"/>
+              <w:ind w:left="120" w:right="120" w:firstLine="0" w:firstLineChars="0"/>
+              <w:rPr>
+                <w:rFonts w:ascii="Arial" w:hAnsi="Arial" w:eastAsia="Arial" w:cs="Arial"/>
+                <w:i w:val="false"/>
+                <w:b w:val="false"/>
+                <w:u w:val="none"/>
+                <w:sz w:val="22"/>
+                <w:szCs w:val="22"/>
+                <w:color w:val="000000"/>
+              </w:rPr>
+            </w:pPr>
+            <w:r>
+              <w:rPr>
+                <w:rFonts w:ascii="Arial" w:hAnsi="Arial" w:eastAsia="Arial" w:cs="Arial"/>
+                <w:i w:val="false"/>
+                <w:b w:val="false"/>
+                <w:u w:val="none"/>
                 <w:sz w:val="22"/>
                 <w:szCs w:val="22"/>
                 <w:color w:val="000000"/>
@@ -2773,12 +4744,17 @@
       </w:tr>
       <w:tr>
         <w:trPr>
-          <w:cantSplit/>
           <w:trHeight w:val="665" w:hRule="auto"/>
         </w:trPr>
-        <w:tc>
-          <w:tcPr>
-            <w:tcBorders/>
+        body44
+        <w:tc>
+          <w:tcPr>
+            <w:tcBorders>
+              <w:bottom w:val="none" w:sz="0" w:space="0" w:color="000000"/>
+              <w:top w:val="none" w:sz="0" w:space="0" w:color="000000"/>
+              <w:left w:val="none" w:sz="0" w:space="0" w:color="000000"/>
+              <w:right w:val="none" w:sz="0" w:space="0" w:color="000000"/>
+            </w:tcBorders>
             <w:shd w:val="clear" w:color="auto" w:fill="FFFFFF"/>
             <w:tcMar>
               <w:top w:w="0" w:type="dxa"/>
@@ -2791,12 +4767,30 @@
           <w:p>
             <w:pPr>
               <w:jc w:val="left"/>
-              <w:spacing w:after="120" w:before="120" w:line="240"/>
-              <w:ind w:firstLine="0" w:left="120" w:right="120"/>
-            </w:pPr>
-            <w:r xmlns:w="http://schemas.openxmlformats.org/wordprocessingml/2006/main" xmlns:wp="http://schemas.openxmlformats.org/drawingml/2006/wordprocessingDrawing" xmlns:r="http://schemas.openxmlformats.org/officeDocument/2006/relationships" xmlns:w14="http://schemas.microsoft.com/office/word/2010/wordml">
-              <w:rPr>
-                <w:rFonts w:ascii="Arial" w:hAnsi="Arial" w:eastAsia="Arial" w:cs="Arial"/>
+              <w:pBdr>
+                <w:bottom w:val="none" w:sz="0" w:space="0" w:color="000000"/>
+                <w:top w:val="none" w:sz="0" w:space="0" w:color="000000"/>
+                <w:left w:val="none" w:sz="0" w:space="0" w:color="000000"/>
+                <w:right w:val="none" w:sz="0" w:space="0" w:color="000000"/>
+              </w:pBdr>
+              <w:spacing w:after="120" w:before="120" w:line="240"/>
+              <w:ind w:left="120" w:right="120" w:firstLine="0" w:firstLineChars="0"/>
+              <w:rPr>
+                <w:rFonts w:ascii="Arial" w:hAnsi="Arial" w:eastAsia="Arial" w:cs="Arial"/>
+                <w:i w:val="false"/>
+                <w:b w:val="false"/>
+                <w:u w:val="none"/>
+                <w:sz w:val="22"/>
+                <w:szCs w:val="22"/>
+                <w:color w:val="000000"/>
+              </w:rPr>
+            </w:pPr>
+            <w:r>
+              <w:rPr>
+                <w:rFonts w:ascii="Arial" w:hAnsi="Arial" w:eastAsia="Arial" w:cs="Arial"/>
+                <w:i w:val="false"/>
+                <w:b w:val="false"/>
+                <w:u w:val="none"/>
                 <w:sz w:val="22"/>
                 <w:szCs w:val="22"/>
                 <w:color w:val="000000"/>
@@ -2807,7 +4801,12 @@
         </w:tc>
         <w:tc>
           <w:tcPr>
-            <w:tcBorders/>
+            <w:tcBorders>
+              <w:bottom w:val="none" w:sz="0" w:space="0" w:color="000000"/>
+              <w:top w:val="none" w:sz="0" w:space="0" w:color="000000"/>
+              <w:left w:val="none" w:sz="0" w:space="0" w:color="000000"/>
+              <w:right w:val="none" w:sz="0" w:space="0" w:color="000000"/>
+            </w:tcBorders>
             <w:shd w:val="clear" w:color="auto" w:fill="FFFFFF"/>
             <w:tcMar>
               <w:top w:w="0" w:type="dxa"/>
@@ -2820,12 +4819,30 @@
           <w:p>
             <w:pPr>
               <w:jc w:val="right"/>
-              <w:spacing w:after="120" w:before="120" w:line="240"/>
-              <w:ind w:firstLine="0" w:left="120" w:right="120"/>
-            </w:pPr>
-            <w:r xmlns:w="http://schemas.openxmlformats.org/wordprocessingml/2006/main" xmlns:wp="http://schemas.openxmlformats.org/drawingml/2006/wordprocessingDrawing" xmlns:r="http://schemas.openxmlformats.org/officeDocument/2006/relationships" xmlns:w14="http://schemas.microsoft.com/office/word/2010/wordml">
-              <w:rPr>
-                <w:rFonts w:ascii="Arial" w:hAnsi="Arial" w:eastAsia="Arial" w:cs="Arial"/>
+              <w:pBdr>
+                <w:bottom w:val="none" w:sz="0" w:space="0" w:color="000000"/>
+                <w:top w:val="none" w:sz="0" w:space="0" w:color="000000"/>
+                <w:left w:val="none" w:sz="0" w:space="0" w:color="000000"/>
+                <w:right w:val="none" w:sz="0" w:space="0" w:color="000000"/>
+              </w:pBdr>
+              <w:spacing w:after="120" w:before="120" w:line="240"/>
+              <w:ind w:left="120" w:right="120" w:firstLine="0" w:firstLineChars="0"/>
+              <w:rPr>
+                <w:rFonts w:ascii="Arial" w:hAnsi="Arial" w:eastAsia="Arial" w:cs="Arial"/>
+                <w:i w:val="false"/>
+                <w:b w:val="false"/>
+                <w:u w:val="none"/>
+                <w:sz w:val="22"/>
+                <w:szCs w:val="22"/>
+                <w:color w:val="000000"/>
+              </w:rPr>
+            </w:pPr>
+            <w:r>
+              <w:rPr>
+                <w:rFonts w:ascii="Arial" w:hAnsi="Arial" w:eastAsia="Arial" w:cs="Arial"/>
+                <w:i w:val="false"/>
+                <w:b w:val="false"/>
+                <w:u w:val="none"/>
                 <w:sz w:val="22"/>
                 <w:szCs w:val="22"/>
                 <w:color w:val="000000"/>
@@ -2837,12 +4854,17 @@
       </w:tr>
       <w:tr>
         <w:trPr>
-          <w:cantSplit/>
           <w:trHeight w:val="670" w:hRule="auto"/>
         </w:trPr>
-        <w:tc>
-          <w:tcPr>
-            <w:tcBorders/>
+        body45
+        <w:tc>
+          <w:tcPr>
+            <w:tcBorders>
+              <w:bottom w:val="none" w:sz="0" w:space="0" w:color="000000"/>
+              <w:top w:val="none" w:sz="0" w:space="0" w:color="000000"/>
+              <w:left w:val="none" w:sz="0" w:space="0" w:color="000000"/>
+              <w:right w:val="none" w:sz="0" w:space="0" w:color="000000"/>
+            </w:tcBorders>
             <w:shd w:val="clear" w:color="auto" w:fill="FFFFFF"/>
             <w:tcMar>
               <w:top w:w="0" w:type="dxa"/>
@@ -2855,12 +4877,30 @@
           <w:p>
             <w:pPr>
               <w:jc w:val="left"/>
-              <w:spacing w:after="120" w:before="120" w:line="240"/>
-              <w:ind w:firstLine="0" w:left="120" w:right="120"/>
-            </w:pPr>
-            <w:r xmlns:w="http://schemas.openxmlformats.org/wordprocessingml/2006/main" xmlns:wp="http://schemas.openxmlformats.org/drawingml/2006/wordprocessingDrawing" xmlns:r="http://schemas.openxmlformats.org/officeDocument/2006/relationships" xmlns:w14="http://schemas.microsoft.com/office/word/2010/wordml">
-              <w:rPr>
-                <w:rFonts w:ascii="Arial" w:hAnsi="Arial" w:eastAsia="Arial" w:cs="Arial"/>
+              <w:pBdr>
+                <w:bottom w:val="none" w:sz="0" w:space="0" w:color="000000"/>
+                <w:top w:val="none" w:sz="0" w:space="0" w:color="000000"/>
+                <w:left w:val="none" w:sz="0" w:space="0" w:color="000000"/>
+                <w:right w:val="none" w:sz="0" w:space="0" w:color="000000"/>
+              </w:pBdr>
+              <w:spacing w:after="120" w:before="120" w:line="240"/>
+              <w:ind w:left="120" w:right="120" w:firstLine="0" w:firstLineChars="0"/>
+              <w:rPr>
+                <w:rFonts w:ascii="Arial" w:hAnsi="Arial" w:eastAsia="Arial" w:cs="Arial"/>
+                <w:i w:val="false"/>
+                <w:b w:val="false"/>
+                <w:u w:val="none"/>
+                <w:sz w:val="22"/>
+                <w:szCs w:val="22"/>
+                <w:color w:val="000000"/>
+              </w:rPr>
+            </w:pPr>
+            <w:r>
+              <w:rPr>
+                <w:rFonts w:ascii="Arial" w:hAnsi="Arial" w:eastAsia="Arial" w:cs="Arial"/>
+                <w:i w:val="false"/>
+                <w:b w:val="false"/>
+                <w:u w:val="none"/>
                 <w:sz w:val="22"/>
                 <w:szCs w:val="22"/>
                 <w:color w:val="000000"/>
@@ -2871,7 +4911,12 @@
         </w:tc>
         <w:tc>
           <w:tcPr>
-            <w:tcBorders/>
+            <w:tcBorders>
+              <w:bottom w:val="none" w:sz="0" w:space="0" w:color="000000"/>
+              <w:top w:val="none" w:sz="0" w:space="0" w:color="000000"/>
+              <w:left w:val="none" w:sz="0" w:space="0" w:color="000000"/>
+              <w:right w:val="none" w:sz="0" w:space="0" w:color="000000"/>
+            </w:tcBorders>
             <w:shd w:val="clear" w:color="auto" w:fill="FFFFFF"/>
             <w:tcMar>
               <w:top w:w="0" w:type="dxa"/>
@@ -2884,12 +4929,30 @@
           <w:p>
             <w:pPr>
               <w:jc w:val="right"/>
-              <w:spacing w:after="120" w:before="120" w:line="240"/>
-              <w:ind w:firstLine="0" w:left="120" w:right="120"/>
-            </w:pPr>
-            <w:r xmlns:w="http://schemas.openxmlformats.org/wordprocessingml/2006/main" xmlns:wp="http://schemas.openxmlformats.org/drawingml/2006/wordprocessingDrawing" xmlns:r="http://schemas.openxmlformats.org/officeDocument/2006/relationships" xmlns:w14="http://schemas.microsoft.com/office/word/2010/wordml">
-              <w:rPr>
-                <w:rFonts w:ascii="Arial" w:hAnsi="Arial" w:eastAsia="Arial" w:cs="Arial"/>
+              <w:pBdr>
+                <w:bottom w:val="none" w:sz="0" w:space="0" w:color="000000"/>
+                <w:top w:val="none" w:sz="0" w:space="0" w:color="000000"/>
+                <w:left w:val="none" w:sz="0" w:space="0" w:color="000000"/>
+                <w:right w:val="none" w:sz="0" w:space="0" w:color="000000"/>
+              </w:pBdr>
+              <w:spacing w:after="120" w:before="120" w:line="240"/>
+              <w:ind w:left="120" w:right="120" w:firstLine="0" w:firstLineChars="0"/>
+              <w:rPr>
+                <w:rFonts w:ascii="Arial" w:hAnsi="Arial" w:eastAsia="Arial" w:cs="Arial"/>
+                <w:i w:val="false"/>
+                <w:b w:val="false"/>
+                <w:u w:val="none"/>
+                <w:sz w:val="22"/>
+                <w:szCs w:val="22"/>
+                <w:color w:val="000000"/>
+              </w:rPr>
+            </w:pPr>
+            <w:r>
+              <w:rPr>
+                <w:rFonts w:ascii="Arial" w:hAnsi="Arial" w:eastAsia="Arial" w:cs="Arial"/>
+                <w:i w:val="false"/>
+                <w:b w:val="false"/>
+                <w:u w:val="none"/>
                 <w:sz w:val="22"/>
                 <w:szCs w:val="22"/>
                 <w:color w:val="000000"/>
@@ -2901,12 +4964,17 @@
       </w:tr>
       <w:tr>
         <w:trPr>
-          <w:cantSplit/>
           <w:trHeight w:val="627" w:hRule="auto"/>
         </w:trPr>
-        <w:tc>
-          <w:tcPr>
-            <w:tcBorders/>
+        body46
+        <w:tc>
+          <w:tcPr>
+            <w:tcBorders>
+              <w:bottom w:val="none" w:sz="0" w:space="0" w:color="000000"/>
+              <w:top w:val="none" w:sz="0" w:space="0" w:color="000000"/>
+              <w:left w:val="none" w:sz="0" w:space="0" w:color="000000"/>
+              <w:right w:val="none" w:sz="0" w:space="0" w:color="000000"/>
+            </w:tcBorders>
             <w:shd w:val="clear" w:color="auto" w:fill="FFFFFF"/>
             <w:tcMar>
               <w:top w:w="0" w:type="dxa"/>
@@ -2919,12 +4987,30 @@
           <w:p>
             <w:pPr>
               <w:jc w:val="left"/>
-              <w:spacing w:after="120" w:before="120" w:line="240"/>
-              <w:ind w:firstLine="0" w:left="120" w:right="120"/>
-            </w:pPr>
-            <w:r xmlns:w="http://schemas.openxmlformats.org/wordprocessingml/2006/main" xmlns:wp="http://schemas.openxmlformats.org/drawingml/2006/wordprocessingDrawing" xmlns:r="http://schemas.openxmlformats.org/officeDocument/2006/relationships" xmlns:w14="http://schemas.microsoft.com/office/word/2010/wordml">
-              <w:rPr>
-                <w:rFonts w:ascii="Arial" w:hAnsi="Arial" w:eastAsia="Arial" w:cs="Arial"/>
+              <w:pBdr>
+                <w:bottom w:val="none" w:sz="0" w:space="0" w:color="000000"/>
+                <w:top w:val="none" w:sz="0" w:space="0" w:color="000000"/>
+                <w:left w:val="none" w:sz="0" w:space="0" w:color="000000"/>
+                <w:right w:val="none" w:sz="0" w:space="0" w:color="000000"/>
+              </w:pBdr>
+              <w:spacing w:after="120" w:before="120" w:line="240"/>
+              <w:ind w:left="120" w:right="120" w:firstLine="0" w:firstLineChars="0"/>
+              <w:rPr>
+                <w:rFonts w:ascii="Arial" w:hAnsi="Arial" w:eastAsia="Arial" w:cs="Arial"/>
+                <w:i w:val="false"/>
+                <w:b w:val="false"/>
+                <w:u w:val="none"/>
+                <w:sz w:val="22"/>
+                <w:szCs w:val="22"/>
+                <w:color w:val="000000"/>
+              </w:rPr>
+            </w:pPr>
+            <w:r>
+              <w:rPr>
+                <w:rFonts w:ascii="Arial" w:hAnsi="Arial" w:eastAsia="Arial" w:cs="Arial"/>
+                <w:i w:val="false"/>
+                <w:b w:val="false"/>
+                <w:u w:val="none"/>
                 <w:sz w:val="22"/>
                 <w:szCs w:val="22"/>
                 <w:color w:val="000000"/>
@@ -2935,7 +5021,12 @@
         </w:tc>
         <w:tc>
           <w:tcPr>
-            <w:tcBorders/>
+            <w:tcBorders>
+              <w:bottom w:val="none" w:sz="0" w:space="0" w:color="000000"/>
+              <w:top w:val="none" w:sz="0" w:space="0" w:color="000000"/>
+              <w:left w:val="none" w:sz="0" w:space="0" w:color="000000"/>
+              <w:right w:val="none" w:sz="0" w:space="0" w:color="000000"/>
+            </w:tcBorders>
             <w:shd w:val="clear" w:color="auto" w:fill="FFFFFF"/>
             <w:tcMar>
               <w:top w:w="0" w:type="dxa"/>
@@ -2948,12 +5039,30 @@
           <w:p>
             <w:pPr>
               <w:jc w:val="right"/>
-              <w:spacing w:after="120" w:before="120" w:line="240"/>
-              <w:ind w:firstLine="0" w:left="120" w:right="120"/>
-            </w:pPr>
-            <w:r xmlns:w="http://schemas.openxmlformats.org/wordprocessingml/2006/main" xmlns:wp="http://schemas.openxmlformats.org/drawingml/2006/wordprocessingDrawing" xmlns:r="http://schemas.openxmlformats.org/officeDocument/2006/relationships" xmlns:w14="http://schemas.microsoft.com/office/word/2010/wordml">
-              <w:rPr>
-                <w:rFonts w:ascii="Arial" w:hAnsi="Arial" w:eastAsia="Arial" w:cs="Arial"/>
+              <w:pBdr>
+                <w:bottom w:val="none" w:sz="0" w:space="0" w:color="000000"/>
+                <w:top w:val="none" w:sz="0" w:space="0" w:color="000000"/>
+                <w:left w:val="none" w:sz="0" w:space="0" w:color="000000"/>
+                <w:right w:val="none" w:sz="0" w:space="0" w:color="000000"/>
+              </w:pBdr>
+              <w:spacing w:after="120" w:before="120" w:line="240"/>
+              <w:ind w:left="120" w:right="120" w:firstLine="0" w:firstLineChars="0"/>
+              <w:rPr>
+                <w:rFonts w:ascii="Arial" w:hAnsi="Arial" w:eastAsia="Arial" w:cs="Arial"/>
+                <w:i w:val="false"/>
+                <w:b w:val="false"/>
+                <w:u w:val="none"/>
+                <w:sz w:val="22"/>
+                <w:szCs w:val="22"/>
+                <w:color w:val="000000"/>
+              </w:rPr>
+            </w:pPr>
+            <w:r>
+              <w:rPr>
+                <w:rFonts w:ascii="Arial" w:hAnsi="Arial" w:eastAsia="Arial" w:cs="Arial"/>
+                <w:i w:val="false"/>
+                <w:b w:val="false"/>
+                <w:u w:val="none"/>
                 <w:sz w:val="22"/>
                 <w:szCs w:val="22"/>
                 <w:color w:val="000000"/>
@@ -2965,12 +5074,17 @@
       </w:tr>
       <w:tr>
         <w:trPr>
-          <w:cantSplit/>
           <w:trHeight w:val="670" w:hRule="auto"/>
         </w:trPr>
-        <w:tc>
-          <w:tcPr>
-            <w:tcBorders/>
+        body47
+        <w:tc>
+          <w:tcPr>
+            <w:tcBorders>
+              <w:bottom w:val="none" w:sz="0" w:space="0" w:color="000000"/>
+              <w:top w:val="none" w:sz="0" w:space="0" w:color="000000"/>
+              <w:left w:val="none" w:sz="0" w:space="0" w:color="000000"/>
+              <w:right w:val="none" w:sz="0" w:space="0" w:color="000000"/>
+            </w:tcBorders>
             <w:shd w:val="clear" w:color="auto" w:fill="FFFFFF"/>
             <w:tcMar>
               <w:top w:w="0" w:type="dxa"/>
@@ -2983,12 +5097,30 @@
           <w:p>
             <w:pPr>
               <w:jc w:val="left"/>
-              <w:spacing w:after="120" w:before="120" w:line="240"/>
-              <w:ind w:firstLine="0" w:left="120" w:right="120"/>
-            </w:pPr>
-            <w:r xmlns:w="http://schemas.openxmlformats.org/wordprocessingml/2006/main" xmlns:wp="http://schemas.openxmlformats.org/drawingml/2006/wordprocessingDrawing" xmlns:r="http://schemas.openxmlformats.org/officeDocument/2006/relationships" xmlns:w14="http://schemas.microsoft.com/office/word/2010/wordml">
-              <w:rPr>
-                <w:rFonts w:ascii="Arial" w:hAnsi="Arial" w:eastAsia="Arial" w:cs="Arial"/>
+              <w:pBdr>
+                <w:bottom w:val="none" w:sz="0" w:space="0" w:color="000000"/>
+                <w:top w:val="none" w:sz="0" w:space="0" w:color="000000"/>
+                <w:left w:val="none" w:sz="0" w:space="0" w:color="000000"/>
+                <w:right w:val="none" w:sz="0" w:space="0" w:color="000000"/>
+              </w:pBdr>
+              <w:spacing w:after="120" w:before="120" w:line="240"/>
+              <w:ind w:left="120" w:right="120" w:firstLine="0" w:firstLineChars="0"/>
+              <w:rPr>
+                <w:rFonts w:ascii="Arial" w:hAnsi="Arial" w:eastAsia="Arial" w:cs="Arial"/>
+                <w:i w:val="false"/>
+                <w:b w:val="false"/>
+                <w:u w:val="none"/>
+                <w:sz w:val="22"/>
+                <w:szCs w:val="22"/>
+                <w:color w:val="000000"/>
+              </w:rPr>
+            </w:pPr>
+            <w:r>
+              <w:rPr>
+                <w:rFonts w:ascii="Arial" w:hAnsi="Arial" w:eastAsia="Arial" w:cs="Arial"/>
+                <w:i w:val="false"/>
+                <w:b w:val="false"/>
+                <w:u w:val="none"/>
                 <w:sz w:val="22"/>
                 <w:szCs w:val="22"/>
                 <w:color w:val="000000"/>
@@ -2999,7 +5131,12 @@
         </w:tc>
         <w:tc>
           <w:tcPr>
-            <w:tcBorders/>
+            <w:tcBorders>
+              <w:bottom w:val="none" w:sz="0" w:space="0" w:color="000000"/>
+              <w:top w:val="none" w:sz="0" w:space="0" w:color="000000"/>
+              <w:left w:val="none" w:sz="0" w:space="0" w:color="000000"/>
+              <w:right w:val="none" w:sz="0" w:space="0" w:color="000000"/>
+            </w:tcBorders>
             <w:shd w:val="clear" w:color="auto" w:fill="FFFFFF"/>
             <w:tcMar>
               <w:top w:w="0" w:type="dxa"/>
@@ -3012,12 +5149,30 @@
           <w:p>
             <w:pPr>
               <w:jc w:val="right"/>
-              <w:spacing w:after="120" w:before="120" w:line="240"/>
-              <w:ind w:firstLine="0" w:left="120" w:right="120"/>
-            </w:pPr>
-            <w:r xmlns:w="http://schemas.openxmlformats.org/wordprocessingml/2006/main" xmlns:wp="http://schemas.openxmlformats.org/drawingml/2006/wordprocessingDrawing" xmlns:r="http://schemas.openxmlformats.org/officeDocument/2006/relationships" xmlns:w14="http://schemas.microsoft.com/office/word/2010/wordml">
-              <w:rPr>
-                <w:rFonts w:ascii="Arial" w:hAnsi="Arial" w:eastAsia="Arial" w:cs="Arial"/>
+              <w:pBdr>
+                <w:bottom w:val="none" w:sz="0" w:space="0" w:color="000000"/>
+                <w:top w:val="none" w:sz="0" w:space="0" w:color="000000"/>
+                <w:left w:val="none" w:sz="0" w:space="0" w:color="000000"/>
+                <w:right w:val="none" w:sz="0" w:space="0" w:color="000000"/>
+              </w:pBdr>
+              <w:spacing w:after="120" w:before="120" w:line="240"/>
+              <w:ind w:left="120" w:right="120" w:firstLine="0" w:firstLineChars="0"/>
+              <w:rPr>
+                <w:rFonts w:ascii="Arial" w:hAnsi="Arial" w:eastAsia="Arial" w:cs="Arial"/>
+                <w:i w:val="false"/>
+                <w:b w:val="false"/>
+                <w:u w:val="none"/>
+                <w:sz w:val="22"/>
+                <w:szCs w:val="22"/>
+                <w:color w:val="000000"/>
+              </w:rPr>
+            </w:pPr>
+            <w:r>
+              <w:rPr>
+                <w:rFonts w:ascii="Arial" w:hAnsi="Arial" w:eastAsia="Arial" w:cs="Arial"/>
+                <w:i w:val="false"/>
+                <w:b w:val="false"/>
+                <w:u w:val="none"/>
                 <w:sz w:val="22"/>
                 <w:szCs w:val="22"/>
                 <w:color w:val="000000"/>
@@ -3029,12 +5184,17 @@
       </w:tr>
       <w:tr>
         <w:trPr>
-          <w:cantSplit/>
           <w:trHeight w:val="665" w:hRule="auto"/>
         </w:trPr>
-        <w:tc>
-          <w:tcPr>
-            <w:tcBorders/>
+        body48
+        <w:tc>
+          <w:tcPr>
+            <w:tcBorders>
+              <w:bottom w:val="none" w:sz="0" w:space="0" w:color="000000"/>
+              <w:top w:val="none" w:sz="0" w:space="0" w:color="000000"/>
+              <w:left w:val="none" w:sz="0" w:space="0" w:color="000000"/>
+              <w:right w:val="none" w:sz="0" w:space="0" w:color="000000"/>
+            </w:tcBorders>
             <w:shd w:val="clear" w:color="auto" w:fill="FFFFFF"/>
             <w:tcMar>
               <w:top w:w="0" w:type="dxa"/>
@@ -3047,12 +5207,30 @@
           <w:p>
             <w:pPr>
               <w:jc w:val="left"/>
-              <w:spacing w:after="120" w:before="120" w:line="240"/>
-              <w:ind w:firstLine="0" w:left="120" w:right="120"/>
-            </w:pPr>
-            <w:r xmlns:w="http://schemas.openxmlformats.org/wordprocessingml/2006/main" xmlns:wp="http://schemas.openxmlformats.org/drawingml/2006/wordprocessingDrawing" xmlns:r="http://schemas.openxmlformats.org/officeDocument/2006/relationships" xmlns:w14="http://schemas.microsoft.com/office/word/2010/wordml">
-              <w:rPr>
-                <w:rFonts w:ascii="Arial" w:hAnsi="Arial" w:eastAsia="Arial" w:cs="Arial"/>
+              <w:pBdr>
+                <w:bottom w:val="none" w:sz="0" w:space="0" w:color="000000"/>
+                <w:top w:val="none" w:sz="0" w:space="0" w:color="000000"/>
+                <w:left w:val="none" w:sz="0" w:space="0" w:color="000000"/>
+                <w:right w:val="none" w:sz="0" w:space="0" w:color="000000"/>
+              </w:pBdr>
+              <w:spacing w:after="120" w:before="120" w:line="240"/>
+              <w:ind w:left="120" w:right="120" w:firstLine="0" w:firstLineChars="0"/>
+              <w:rPr>
+                <w:rFonts w:ascii="Arial" w:hAnsi="Arial" w:eastAsia="Arial" w:cs="Arial"/>
+                <w:i w:val="false"/>
+                <w:b w:val="false"/>
+                <w:u w:val="none"/>
+                <w:sz w:val="22"/>
+                <w:szCs w:val="22"/>
+                <w:color w:val="000000"/>
+              </w:rPr>
+            </w:pPr>
+            <w:r>
+              <w:rPr>
+                <w:rFonts w:ascii="Arial" w:hAnsi="Arial" w:eastAsia="Arial" w:cs="Arial"/>
+                <w:i w:val="false"/>
+                <w:b w:val="false"/>
+                <w:u w:val="none"/>
                 <w:sz w:val="22"/>
                 <w:szCs w:val="22"/>
                 <w:color w:val="000000"/>
@@ -3063,7 +5241,12 @@
         </w:tc>
         <w:tc>
           <w:tcPr>
-            <w:tcBorders/>
+            <w:tcBorders>
+              <w:bottom w:val="none" w:sz="0" w:space="0" w:color="000000"/>
+              <w:top w:val="none" w:sz="0" w:space="0" w:color="000000"/>
+              <w:left w:val="none" w:sz="0" w:space="0" w:color="000000"/>
+              <w:right w:val="none" w:sz="0" w:space="0" w:color="000000"/>
+            </w:tcBorders>
             <w:shd w:val="clear" w:color="auto" w:fill="FFFFFF"/>
             <w:tcMar>
               <w:top w:w="0" w:type="dxa"/>
@@ -3076,12 +5259,30 @@
           <w:p>
             <w:pPr>
               <w:jc w:val="right"/>
-              <w:spacing w:after="120" w:before="120" w:line="240"/>
-              <w:ind w:firstLine="0" w:left="120" w:right="120"/>
-            </w:pPr>
-            <w:r xmlns:w="http://schemas.openxmlformats.org/wordprocessingml/2006/main" xmlns:wp="http://schemas.openxmlformats.org/drawingml/2006/wordprocessingDrawing" xmlns:r="http://schemas.openxmlformats.org/officeDocument/2006/relationships" xmlns:w14="http://schemas.microsoft.com/office/word/2010/wordml">
-              <w:rPr>
-                <w:rFonts w:ascii="Arial" w:hAnsi="Arial" w:eastAsia="Arial" w:cs="Arial"/>
+              <w:pBdr>
+                <w:bottom w:val="none" w:sz="0" w:space="0" w:color="000000"/>
+                <w:top w:val="none" w:sz="0" w:space="0" w:color="000000"/>
+                <w:left w:val="none" w:sz="0" w:space="0" w:color="000000"/>
+                <w:right w:val="none" w:sz="0" w:space="0" w:color="000000"/>
+              </w:pBdr>
+              <w:spacing w:after="120" w:before="120" w:line="240"/>
+              <w:ind w:left="120" w:right="120" w:firstLine="0" w:firstLineChars="0"/>
+              <w:rPr>
+                <w:rFonts w:ascii="Arial" w:hAnsi="Arial" w:eastAsia="Arial" w:cs="Arial"/>
+                <w:i w:val="false"/>
+                <w:b w:val="false"/>
+                <w:u w:val="none"/>
+                <w:sz w:val="22"/>
+                <w:szCs w:val="22"/>
+                <w:color w:val="000000"/>
+              </w:rPr>
+            </w:pPr>
+            <w:r>
+              <w:rPr>
+                <w:rFonts w:ascii="Arial" w:hAnsi="Arial" w:eastAsia="Arial" w:cs="Arial"/>
+                <w:i w:val="false"/>
+                <w:b w:val="false"/>
+                <w:u w:val="none"/>
                 <w:sz w:val="22"/>
                 <w:szCs w:val="22"/>
                 <w:color w:val="000000"/>
@@ -3093,12 +5294,17 @@
       </w:tr>
       <w:tr>
         <w:trPr>
-          <w:cantSplit/>
           <w:trHeight w:val="670" w:hRule="auto"/>
         </w:trPr>
-        <w:tc>
-          <w:tcPr>
-            <w:tcBorders/>
+        body49
+        <w:tc>
+          <w:tcPr>
+            <w:tcBorders>
+              <w:bottom w:val="none" w:sz="0" w:space="0" w:color="000000"/>
+              <w:top w:val="none" w:sz="0" w:space="0" w:color="000000"/>
+              <w:left w:val="none" w:sz="0" w:space="0" w:color="000000"/>
+              <w:right w:val="none" w:sz="0" w:space="0" w:color="000000"/>
+            </w:tcBorders>
             <w:shd w:val="clear" w:color="auto" w:fill="FFFFFF"/>
             <w:tcMar>
               <w:top w:w="0" w:type="dxa"/>
@@ -3111,12 +5317,30 @@
           <w:p>
             <w:pPr>
               <w:jc w:val="left"/>
-              <w:spacing w:after="120" w:before="120" w:line="240"/>
-              <w:ind w:firstLine="0" w:left="120" w:right="120"/>
-            </w:pPr>
-            <w:r xmlns:w="http://schemas.openxmlformats.org/wordprocessingml/2006/main" xmlns:wp="http://schemas.openxmlformats.org/drawingml/2006/wordprocessingDrawing" xmlns:r="http://schemas.openxmlformats.org/officeDocument/2006/relationships" xmlns:w14="http://schemas.microsoft.com/office/word/2010/wordml">
-              <w:rPr>
-                <w:rFonts w:ascii="Arial" w:hAnsi="Arial" w:eastAsia="Arial" w:cs="Arial"/>
+              <w:pBdr>
+                <w:bottom w:val="none" w:sz="0" w:space="0" w:color="000000"/>
+                <w:top w:val="none" w:sz="0" w:space="0" w:color="000000"/>
+                <w:left w:val="none" w:sz="0" w:space="0" w:color="000000"/>
+                <w:right w:val="none" w:sz="0" w:space="0" w:color="000000"/>
+              </w:pBdr>
+              <w:spacing w:after="120" w:before="120" w:line="240"/>
+              <w:ind w:left="120" w:right="120" w:firstLine="0" w:firstLineChars="0"/>
+              <w:rPr>
+                <w:rFonts w:ascii="Arial" w:hAnsi="Arial" w:eastAsia="Arial" w:cs="Arial"/>
+                <w:i w:val="false"/>
+                <w:b w:val="false"/>
+                <w:u w:val="none"/>
+                <w:sz w:val="22"/>
+                <w:szCs w:val="22"/>
+                <w:color w:val="000000"/>
+              </w:rPr>
+            </w:pPr>
+            <w:r>
+              <w:rPr>
+                <w:rFonts w:ascii="Arial" w:hAnsi="Arial" w:eastAsia="Arial" w:cs="Arial"/>
+                <w:i w:val="false"/>
+                <w:b w:val="false"/>
+                <w:u w:val="none"/>
                 <w:sz w:val="22"/>
                 <w:szCs w:val="22"/>
                 <w:color w:val="000000"/>
@@ -3127,7 +5351,12 @@
         </w:tc>
         <w:tc>
           <w:tcPr>
-            <w:tcBorders/>
+            <w:tcBorders>
+              <w:bottom w:val="none" w:sz="0" w:space="0" w:color="000000"/>
+              <w:top w:val="none" w:sz="0" w:space="0" w:color="000000"/>
+              <w:left w:val="none" w:sz="0" w:space="0" w:color="000000"/>
+              <w:right w:val="none" w:sz="0" w:space="0" w:color="000000"/>
+            </w:tcBorders>
             <w:shd w:val="clear" w:color="auto" w:fill="FFFFFF"/>
             <w:tcMar>
               <w:top w:w="0" w:type="dxa"/>
@@ -3140,12 +5369,30 @@
           <w:p>
             <w:pPr>
               <w:jc w:val="right"/>
-              <w:spacing w:after="120" w:before="120" w:line="240"/>
-              <w:ind w:firstLine="0" w:left="120" w:right="120"/>
-            </w:pPr>
-            <w:r xmlns:w="http://schemas.openxmlformats.org/wordprocessingml/2006/main" xmlns:wp="http://schemas.openxmlformats.org/drawingml/2006/wordprocessingDrawing" xmlns:r="http://schemas.openxmlformats.org/officeDocument/2006/relationships" xmlns:w14="http://schemas.microsoft.com/office/word/2010/wordml">
-              <w:rPr>
-                <w:rFonts w:ascii="Arial" w:hAnsi="Arial" w:eastAsia="Arial" w:cs="Arial"/>
+              <w:pBdr>
+                <w:bottom w:val="none" w:sz="0" w:space="0" w:color="000000"/>
+                <w:top w:val="none" w:sz="0" w:space="0" w:color="000000"/>
+                <w:left w:val="none" w:sz="0" w:space="0" w:color="000000"/>
+                <w:right w:val="none" w:sz="0" w:space="0" w:color="000000"/>
+              </w:pBdr>
+              <w:spacing w:after="120" w:before="120" w:line="240"/>
+              <w:ind w:left="120" w:right="120" w:firstLine="0" w:firstLineChars="0"/>
+              <w:rPr>
+                <w:rFonts w:ascii="Arial" w:hAnsi="Arial" w:eastAsia="Arial" w:cs="Arial"/>
+                <w:i w:val="false"/>
+                <w:b w:val="false"/>
+                <w:u w:val="none"/>
+                <w:sz w:val="22"/>
+                <w:szCs w:val="22"/>
+                <w:color w:val="000000"/>
+              </w:rPr>
+            </w:pPr>
+            <w:r>
+              <w:rPr>
+                <w:rFonts w:ascii="Arial" w:hAnsi="Arial" w:eastAsia="Arial" w:cs="Arial"/>
+                <w:i w:val="false"/>
+                <w:b w:val="false"/>
+                <w:u w:val="none"/>
                 <w:sz w:val="22"/>
                 <w:szCs w:val="22"/>
                 <w:color w:val="000000"/>
@@ -3157,12 +5404,17 @@
       </w:tr>
       <w:tr>
         <w:trPr>
-          <w:cantSplit/>
           <w:trHeight w:val="665" w:hRule="auto"/>
         </w:trPr>
-        <w:tc>
-          <w:tcPr>
-            <w:tcBorders/>
+        body50
+        <w:tc>
+          <w:tcPr>
+            <w:tcBorders>
+              <w:bottom w:val="none" w:sz="0" w:space="0" w:color="000000"/>
+              <w:top w:val="none" w:sz="0" w:space="0" w:color="000000"/>
+              <w:left w:val="none" w:sz="0" w:space="0" w:color="000000"/>
+              <w:right w:val="none" w:sz="0" w:space="0" w:color="000000"/>
+            </w:tcBorders>
             <w:shd w:val="clear" w:color="auto" w:fill="FFFFFF"/>
             <w:tcMar>
               <w:top w:w="0" w:type="dxa"/>
@@ -3175,12 +5427,30 @@
           <w:p>
             <w:pPr>
               <w:jc w:val="left"/>
-              <w:spacing w:after="120" w:before="120" w:line="240"/>
-              <w:ind w:firstLine="0" w:left="120" w:right="120"/>
-            </w:pPr>
-            <w:r xmlns:w="http://schemas.openxmlformats.org/wordprocessingml/2006/main" xmlns:wp="http://schemas.openxmlformats.org/drawingml/2006/wordprocessingDrawing" xmlns:r="http://schemas.openxmlformats.org/officeDocument/2006/relationships" xmlns:w14="http://schemas.microsoft.com/office/word/2010/wordml">
-              <w:rPr>
-                <w:rFonts w:ascii="Arial" w:hAnsi="Arial" w:eastAsia="Arial" w:cs="Arial"/>
+              <w:pBdr>
+                <w:bottom w:val="none" w:sz="0" w:space="0" w:color="000000"/>
+                <w:top w:val="none" w:sz="0" w:space="0" w:color="000000"/>
+                <w:left w:val="none" w:sz="0" w:space="0" w:color="000000"/>
+                <w:right w:val="none" w:sz="0" w:space="0" w:color="000000"/>
+              </w:pBdr>
+              <w:spacing w:after="120" w:before="120" w:line="240"/>
+              <w:ind w:left="120" w:right="120" w:firstLine="0" w:firstLineChars="0"/>
+              <w:rPr>
+                <w:rFonts w:ascii="Arial" w:hAnsi="Arial" w:eastAsia="Arial" w:cs="Arial"/>
+                <w:i w:val="false"/>
+                <w:b w:val="false"/>
+                <w:u w:val="none"/>
+                <w:sz w:val="22"/>
+                <w:szCs w:val="22"/>
+                <w:color w:val="000000"/>
+              </w:rPr>
+            </w:pPr>
+            <w:r>
+              <w:rPr>
+                <w:rFonts w:ascii="Arial" w:hAnsi="Arial" w:eastAsia="Arial" w:cs="Arial"/>
+                <w:i w:val="false"/>
+                <w:b w:val="false"/>
+                <w:u w:val="none"/>
                 <w:sz w:val="22"/>
                 <w:szCs w:val="22"/>
                 <w:color w:val="000000"/>
@@ -3191,7 +5461,12 @@
         </w:tc>
         <w:tc>
           <w:tcPr>
-            <w:tcBorders/>
+            <w:tcBorders>
+              <w:bottom w:val="none" w:sz="0" w:space="0" w:color="000000"/>
+              <w:top w:val="none" w:sz="0" w:space="0" w:color="000000"/>
+              <w:left w:val="none" w:sz="0" w:space="0" w:color="000000"/>
+              <w:right w:val="none" w:sz="0" w:space="0" w:color="000000"/>
+            </w:tcBorders>
             <w:shd w:val="clear" w:color="auto" w:fill="FFFFFF"/>
             <w:tcMar>
               <w:top w:w="0" w:type="dxa"/>
@@ -3204,12 +5479,30 @@
           <w:p>
             <w:pPr>
               <w:jc w:val="right"/>
-              <w:spacing w:after="120" w:before="120" w:line="240"/>
-              <w:ind w:firstLine="0" w:left="120" w:right="120"/>
-            </w:pPr>
-            <w:r xmlns:w="http://schemas.openxmlformats.org/wordprocessingml/2006/main" xmlns:wp="http://schemas.openxmlformats.org/drawingml/2006/wordprocessingDrawing" xmlns:r="http://schemas.openxmlformats.org/officeDocument/2006/relationships" xmlns:w14="http://schemas.microsoft.com/office/word/2010/wordml">
-              <w:rPr>
-                <w:rFonts w:ascii="Arial" w:hAnsi="Arial" w:eastAsia="Arial" w:cs="Arial"/>
+              <w:pBdr>
+                <w:bottom w:val="none" w:sz="0" w:space="0" w:color="000000"/>
+                <w:top w:val="none" w:sz="0" w:space="0" w:color="000000"/>
+                <w:left w:val="none" w:sz="0" w:space="0" w:color="000000"/>
+                <w:right w:val="none" w:sz="0" w:space="0" w:color="000000"/>
+              </w:pBdr>
+              <w:spacing w:after="120" w:before="120" w:line="240"/>
+              <w:ind w:left="120" w:right="120" w:firstLine="0" w:firstLineChars="0"/>
+              <w:rPr>
+                <w:rFonts w:ascii="Arial" w:hAnsi="Arial" w:eastAsia="Arial" w:cs="Arial"/>
+                <w:i w:val="false"/>
+                <w:b w:val="false"/>
+                <w:u w:val="none"/>
+                <w:sz w:val="22"/>
+                <w:szCs w:val="22"/>
+                <w:color w:val="000000"/>
+              </w:rPr>
+            </w:pPr>
+            <w:r>
+              <w:rPr>
+                <w:rFonts w:ascii="Arial" w:hAnsi="Arial" w:eastAsia="Arial" w:cs="Arial"/>
+                <w:i w:val="false"/>
+                <w:b w:val="false"/>
+                <w:u w:val="none"/>
                 <w:sz w:val="22"/>
                 <w:szCs w:val="22"/>
                 <w:color w:val="000000"/>
@@ -3221,12 +5514,17 @@
       </w:tr>
       <w:tr>
         <w:trPr>
-          <w:cantSplit/>
           <w:trHeight w:val="670" w:hRule="auto"/>
         </w:trPr>
-        <w:tc>
-          <w:tcPr>
-            <w:tcBorders/>
+        body51
+        <w:tc>
+          <w:tcPr>
+            <w:tcBorders>
+              <w:bottom w:val="none" w:sz="0" w:space="0" w:color="000000"/>
+              <w:top w:val="none" w:sz="0" w:space="0" w:color="000000"/>
+              <w:left w:val="none" w:sz="0" w:space="0" w:color="000000"/>
+              <w:right w:val="none" w:sz="0" w:space="0" w:color="000000"/>
+            </w:tcBorders>
             <w:shd w:val="clear" w:color="auto" w:fill="FFFFFF"/>
             <w:tcMar>
               <w:top w:w="0" w:type="dxa"/>
@@ -3239,12 +5537,30 @@
           <w:p>
             <w:pPr>
               <w:jc w:val="left"/>
-              <w:spacing w:after="120" w:before="120" w:line="240"/>
-              <w:ind w:firstLine="0" w:left="120" w:right="120"/>
-            </w:pPr>
-            <w:r xmlns:w="http://schemas.openxmlformats.org/wordprocessingml/2006/main" xmlns:wp="http://schemas.openxmlformats.org/drawingml/2006/wordprocessingDrawing" xmlns:r="http://schemas.openxmlformats.org/officeDocument/2006/relationships" xmlns:w14="http://schemas.microsoft.com/office/word/2010/wordml">
-              <w:rPr>
-                <w:rFonts w:ascii="Arial" w:hAnsi="Arial" w:eastAsia="Arial" w:cs="Arial"/>
+              <w:pBdr>
+                <w:bottom w:val="none" w:sz="0" w:space="0" w:color="000000"/>
+                <w:top w:val="none" w:sz="0" w:space="0" w:color="000000"/>
+                <w:left w:val="none" w:sz="0" w:space="0" w:color="000000"/>
+                <w:right w:val="none" w:sz="0" w:space="0" w:color="000000"/>
+              </w:pBdr>
+              <w:spacing w:after="120" w:before="120" w:line="240"/>
+              <w:ind w:left="120" w:right="120" w:firstLine="0" w:firstLineChars="0"/>
+              <w:rPr>
+                <w:rFonts w:ascii="Arial" w:hAnsi="Arial" w:eastAsia="Arial" w:cs="Arial"/>
+                <w:i w:val="false"/>
+                <w:b w:val="false"/>
+                <w:u w:val="none"/>
+                <w:sz w:val="22"/>
+                <w:szCs w:val="22"/>
+                <w:color w:val="000000"/>
+              </w:rPr>
+            </w:pPr>
+            <w:r>
+              <w:rPr>
+                <w:rFonts w:ascii="Arial" w:hAnsi="Arial" w:eastAsia="Arial" w:cs="Arial"/>
+                <w:i w:val="false"/>
+                <w:b w:val="false"/>
+                <w:u w:val="none"/>
                 <w:sz w:val="22"/>
                 <w:szCs w:val="22"/>
                 <w:color w:val="000000"/>
@@ -3255,7 +5571,12 @@
         </w:tc>
         <w:tc>
           <w:tcPr>
-            <w:tcBorders/>
+            <w:tcBorders>
+              <w:bottom w:val="none" w:sz="0" w:space="0" w:color="000000"/>
+              <w:top w:val="none" w:sz="0" w:space="0" w:color="000000"/>
+              <w:left w:val="none" w:sz="0" w:space="0" w:color="000000"/>
+              <w:right w:val="none" w:sz="0" w:space="0" w:color="000000"/>
+            </w:tcBorders>
             <w:shd w:val="clear" w:color="auto" w:fill="FFFFFF"/>
             <w:tcMar>
               <w:top w:w="0" w:type="dxa"/>
@@ -3268,12 +5589,30 @@
           <w:p>
             <w:pPr>
               <w:jc w:val="right"/>
-              <w:spacing w:after="120" w:before="120" w:line="240"/>
-              <w:ind w:firstLine="0" w:left="120" w:right="120"/>
-            </w:pPr>
-            <w:r xmlns:w="http://schemas.openxmlformats.org/wordprocessingml/2006/main" xmlns:wp="http://schemas.openxmlformats.org/drawingml/2006/wordprocessingDrawing" xmlns:r="http://schemas.openxmlformats.org/officeDocument/2006/relationships" xmlns:w14="http://schemas.microsoft.com/office/word/2010/wordml">
-              <w:rPr>
-                <w:rFonts w:ascii="Arial" w:hAnsi="Arial" w:eastAsia="Arial" w:cs="Arial"/>
+              <w:pBdr>
+                <w:bottom w:val="none" w:sz="0" w:space="0" w:color="000000"/>
+                <w:top w:val="none" w:sz="0" w:space="0" w:color="000000"/>
+                <w:left w:val="none" w:sz="0" w:space="0" w:color="000000"/>
+                <w:right w:val="none" w:sz="0" w:space="0" w:color="000000"/>
+              </w:pBdr>
+              <w:spacing w:after="120" w:before="120" w:line="240"/>
+              <w:ind w:left="120" w:right="120" w:firstLine="0" w:firstLineChars="0"/>
+              <w:rPr>
+                <w:rFonts w:ascii="Arial" w:hAnsi="Arial" w:eastAsia="Arial" w:cs="Arial"/>
+                <w:i w:val="false"/>
+                <w:b w:val="false"/>
+                <w:u w:val="none"/>
+                <w:sz w:val="22"/>
+                <w:szCs w:val="22"/>
+                <w:color w:val="000000"/>
+              </w:rPr>
+            </w:pPr>
+            <w:r>
+              <w:rPr>
+                <w:rFonts w:ascii="Arial" w:hAnsi="Arial" w:eastAsia="Arial" w:cs="Arial"/>
+                <w:i w:val="false"/>
+                <w:b w:val="false"/>
+                <w:u w:val="none"/>
                 <w:sz w:val="22"/>
                 <w:szCs w:val="22"/>
                 <w:color w:val="000000"/>
@@ -3285,12 +5624,17 @@
       </w:tr>
       <w:tr>
         <w:trPr>
-          <w:cantSplit/>
           <w:trHeight w:val="665" w:hRule="auto"/>
         </w:trPr>
-        <w:tc>
-          <w:tcPr>
-            <w:tcBorders/>
+        body52
+        <w:tc>
+          <w:tcPr>
+            <w:tcBorders>
+              <w:bottom w:val="none" w:sz="0" w:space="0" w:color="000000"/>
+              <w:top w:val="none" w:sz="0" w:space="0" w:color="000000"/>
+              <w:left w:val="none" w:sz="0" w:space="0" w:color="000000"/>
+              <w:right w:val="none" w:sz="0" w:space="0" w:color="000000"/>
+            </w:tcBorders>
             <w:shd w:val="clear" w:color="auto" w:fill="FFFFFF"/>
             <w:tcMar>
               <w:top w:w="0" w:type="dxa"/>
@@ -3303,12 +5647,30 @@
           <w:p>
             <w:pPr>
               <w:jc w:val="left"/>
-              <w:spacing w:after="120" w:before="120" w:line="240"/>
-              <w:ind w:firstLine="0" w:left="120" w:right="120"/>
-            </w:pPr>
-            <w:r xmlns:w="http://schemas.openxmlformats.org/wordprocessingml/2006/main" xmlns:wp="http://schemas.openxmlformats.org/drawingml/2006/wordprocessingDrawing" xmlns:r="http://schemas.openxmlformats.org/officeDocument/2006/relationships" xmlns:w14="http://schemas.microsoft.com/office/word/2010/wordml">
-              <w:rPr>
-                <w:rFonts w:ascii="Arial" w:hAnsi="Arial" w:eastAsia="Arial" w:cs="Arial"/>
+              <w:pBdr>
+                <w:bottom w:val="none" w:sz="0" w:space="0" w:color="000000"/>
+                <w:top w:val="none" w:sz="0" w:space="0" w:color="000000"/>
+                <w:left w:val="none" w:sz="0" w:space="0" w:color="000000"/>
+                <w:right w:val="none" w:sz="0" w:space="0" w:color="000000"/>
+              </w:pBdr>
+              <w:spacing w:after="120" w:before="120" w:line="240"/>
+              <w:ind w:left="120" w:right="120" w:firstLine="0" w:firstLineChars="0"/>
+              <w:rPr>
+                <w:rFonts w:ascii="Arial" w:hAnsi="Arial" w:eastAsia="Arial" w:cs="Arial"/>
+                <w:i w:val="false"/>
+                <w:b w:val="false"/>
+                <w:u w:val="none"/>
+                <w:sz w:val="22"/>
+                <w:szCs w:val="22"/>
+                <w:color w:val="000000"/>
+              </w:rPr>
+            </w:pPr>
+            <w:r>
+              <w:rPr>
+                <w:rFonts w:ascii="Arial" w:hAnsi="Arial" w:eastAsia="Arial" w:cs="Arial"/>
+                <w:i w:val="false"/>
+                <w:b w:val="false"/>
+                <w:u w:val="none"/>
                 <w:sz w:val="22"/>
                 <w:szCs w:val="22"/>
                 <w:color w:val="000000"/>
@@ -3319,7 +5681,12 @@
         </w:tc>
         <w:tc>
           <w:tcPr>
-            <w:tcBorders/>
+            <w:tcBorders>
+              <w:bottom w:val="none" w:sz="0" w:space="0" w:color="000000"/>
+              <w:top w:val="none" w:sz="0" w:space="0" w:color="000000"/>
+              <w:left w:val="none" w:sz="0" w:space="0" w:color="000000"/>
+              <w:right w:val="none" w:sz="0" w:space="0" w:color="000000"/>
+            </w:tcBorders>
             <w:shd w:val="clear" w:color="auto" w:fill="FFFFFF"/>
             <w:tcMar>
               <w:top w:w="0" w:type="dxa"/>
@@ -3332,12 +5699,30 @@
           <w:p>
             <w:pPr>
               <w:jc w:val="right"/>
-              <w:spacing w:after="120" w:before="120" w:line="240"/>
-              <w:ind w:firstLine="0" w:left="120" w:right="120"/>
-            </w:pPr>
-            <w:r xmlns:w="http://schemas.openxmlformats.org/wordprocessingml/2006/main" xmlns:wp="http://schemas.openxmlformats.org/drawingml/2006/wordprocessingDrawing" xmlns:r="http://schemas.openxmlformats.org/officeDocument/2006/relationships" xmlns:w14="http://schemas.microsoft.com/office/word/2010/wordml">
-              <w:rPr>
-                <w:rFonts w:ascii="Arial" w:hAnsi="Arial" w:eastAsia="Arial" w:cs="Arial"/>
+              <w:pBdr>
+                <w:bottom w:val="none" w:sz="0" w:space="0" w:color="000000"/>
+                <w:top w:val="none" w:sz="0" w:space="0" w:color="000000"/>
+                <w:left w:val="none" w:sz="0" w:space="0" w:color="000000"/>
+                <w:right w:val="none" w:sz="0" w:space="0" w:color="000000"/>
+              </w:pBdr>
+              <w:spacing w:after="120" w:before="120" w:line="240"/>
+              <w:ind w:left="120" w:right="120" w:firstLine="0" w:firstLineChars="0"/>
+              <w:rPr>
+                <w:rFonts w:ascii="Arial" w:hAnsi="Arial" w:eastAsia="Arial" w:cs="Arial"/>
+                <w:i w:val="false"/>
+                <w:b w:val="false"/>
+                <w:u w:val="none"/>
+                <w:sz w:val="22"/>
+                <w:szCs w:val="22"/>
+                <w:color w:val="000000"/>
+              </w:rPr>
+            </w:pPr>
+            <w:r>
+              <w:rPr>
+                <w:rFonts w:ascii="Arial" w:hAnsi="Arial" w:eastAsia="Arial" w:cs="Arial"/>
+                <w:i w:val="false"/>
+                <w:b w:val="false"/>
+                <w:u w:val="none"/>
                 <w:sz w:val="22"/>
                 <w:szCs w:val="22"/>
                 <w:color w:val="000000"/>
@@ -3349,12 +5734,17 @@
       </w:tr>
       <w:tr>
         <w:trPr>
-          <w:cantSplit/>
           <w:trHeight w:val="670" w:hRule="auto"/>
         </w:trPr>
-        <w:tc>
-          <w:tcPr>
-            <w:tcBorders/>
+        body53
+        <w:tc>
+          <w:tcPr>
+            <w:tcBorders>
+              <w:bottom w:val="none" w:sz="0" w:space="0" w:color="000000"/>
+              <w:top w:val="none" w:sz="0" w:space="0" w:color="000000"/>
+              <w:left w:val="none" w:sz="0" w:space="0" w:color="000000"/>
+              <w:right w:val="none" w:sz="0" w:space="0" w:color="000000"/>
+            </w:tcBorders>
             <w:shd w:val="clear" w:color="auto" w:fill="FFFFFF"/>
             <w:tcMar>
               <w:top w:w="0" w:type="dxa"/>
@@ -3367,12 +5757,30 @@
           <w:p>
             <w:pPr>
               <w:jc w:val="left"/>
-              <w:spacing w:after="120" w:before="120" w:line="240"/>
-              <w:ind w:firstLine="0" w:left="120" w:right="120"/>
-            </w:pPr>
-            <w:r xmlns:w="http://schemas.openxmlformats.org/wordprocessingml/2006/main" xmlns:wp="http://schemas.openxmlformats.org/drawingml/2006/wordprocessingDrawing" xmlns:r="http://schemas.openxmlformats.org/officeDocument/2006/relationships" xmlns:w14="http://schemas.microsoft.com/office/word/2010/wordml">
-              <w:rPr>
-                <w:rFonts w:ascii="Arial" w:hAnsi="Arial" w:eastAsia="Arial" w:cs="Arial"/>
+              <w:pBdr>
+                <w:bottom w:val="none" w:sz="0" w:space="0" w:color="000000"/>
+                <w:top w:val="none" w:sz="0" w:space="0" w:color="000000"/>
+                <w:left w:val="none" w:sz="0" w:space="0" w:color="000000"/>
+                <w:right w:val="none" w:sz="0" w:space="0" w:color="000000"/>
+              </w:pBdr>
+              <w:spacing w:after="120" w:before="120" w:line="240"/>
+              <w:ind w:left="120" w:right="120" w:firstLine="0" w:firstLineChars="0"/>
+              <w:rPr>
+                <w:rFonts w:ascii="Arial" w:hAnsi="Arial" w:eastAsia="Arial" w:cs="Arial"/>
+                <w:i w:val="false"/>
+                <w:b w:val="false"/>
+                <w:u w:val="none"/>
+                <w:sz w:val="22"/>
+                <w:szCs w:val="22"/>
+                <w:color w:val="000000"/>
+              </w:rPr>
+            </w:pPr>
+            <w:r>
+              <w:rPr>
+                <w:rFonts w:ascii="Arial" w:hAnsi="Arial" w:eastAsia="Arial" w:cs="Arial"/>
+                <w:i w:val="false"/>
+                <w:b w:val="false"/>
+                <w:u w:val="none"/>
                 <w:sz w:val="22"/>
                 <w:szCs w:val="22"/>
                 <w:color w:val="000000"/>
@@ -3385,6 +5793,9 @@
           <w:tcPr>
             <w:tcBorders>
               <w:bottom w:val="single" w:sz="3" w:space="0" w:color="000000"/>
+              <w:top w:val="none" w:sz="0" w:space="0" w:color="000000"/>
+              <w:left w:val="none" w:sz="0" w:space="0" w:color="000000"/>
+              <w:right w:val="none" w:sz="0" w:space="0" w:color="000000"/>
             </w:tcBorders>
             <w:shd w:val="clear" w:color="auto" w:fill="FFFFFF"/>
             <w:tcMar>
@@ -3398,12 +5809,30 @@
           <w:p>
             <w:pPr>
               <w:jc w:val="right"/>
-              <w:spacing w:after="120" w:before="120" w:line="240"/>
-              <w:ind w:firstLine="0" w:left="120" w:right="120"/>
-            </w:pPr>
-            <w:r xmlns:w="http://schemas.openxmlformats.org/wordprocessingml/2006/main" xmlns:wp="http://schemas.openxmlformats.org/drawingml/2006/wordprocessingDrawing" xmlns:r="http://schemas.openxmlformats.org/officeDocument/2006/relationships" xmlns:w14="http://schemas.microsoft.com/office/word/2010/wordml">
-              <w:rPr>
-                <w:rFonts w:ascii="Arial" w:hAnsi="Arial" w:eastAsia="Arial" w:cs="Arial"/>
+              <w:pBdr>
+                <w:bottom w:val="none" w:sz="0" w:space="0" w:color="000000"/>
+                <w:top w:val="none" w:sz="0" w:space="0" w:color="000000"/>
+                <w:left w:val="none" w:sz="0" w:space="0" w:color="000000"/>
+                <w:right w:val="none" w:sz="0" w:space="0" w:color="000000"/>
+              </w:pBdr>
+              <w:spacing w:after="120" w:before="120" w:line="240"/>
+              <w:ind w:left="120" w:right="120" w:firstLine="0" w:firstLineChars="0"/>
+              <w:rPr>
+                <w:rFonts w:ascii="Arial" w:hAnsi="Arial" w:eastAsia="Arial" w:cs="Arial"/>
+                <w:i w:val="false"/>
+                <w:b w:val="false"/>
+                <w:u w:val="none"/>
+                <w:sz w:val="22"/>
+                <w:szCs w:val="22"/>
+                <w:color w:val="000000"/>
+              </w:rPr>
+            </w:pPr>
+            <w:r>
+              <w:rPr>
+                <w:rFonts w:ascii="Arial" w:hAnsi="Arial" w:eastAsia="Arial" w:cs="Arial"/>
+                <w:i w:val="false"/>
+                <w:b w:val="false"/>
+                <w:u w:val="none"/>
                 <w:sz w:val="22"/>
                 <w:szCs w:val="22"/>
                 <w:color w:val="000000"/>
@@ -3415,12 +5844,17 @@
       </w:tr>
       <w:tr>
         <w:trPr>
-          <w:cantSplit/>
           <w:trHeight w:val="625" w:hRule="auto"/>
         </w:trPr>
-        <w:tc>
-          <w:tcPr>
-            <w:tcBorders/>
+        body54
+        <w:tc>
+          <w:tcPr>
+            <w:tcBorders>
+              <w:bottom w:val="none" w:sz="0" w:space="0" w:color="000000"/>
+              <w:top w:val="none" w:sz="0" w:space="0" w:color="000000"/>
+              <w:left w:val="none" w:sz="0" w:space="0" w:color="000000"/>
+              <w:right w:val="none" w:sz="0" w:space="0" w:color="000000"/>
+            </w:tcBorders>
             <w:shd w:val="clear" w:color="auto" w:fill="FFFFFF"/>
             <w:tcMar>
               <w:top w:w="0" w:type="dxa"/>
@@ -3433,12 +5867,30 @@
           <w:p>
             <w:pPr>
               <w:jc w:val="left"/>
-              <w:spacing w:after="120" w:before="120" w:line="240"/>
-              <w:ind w:firstLine="0" w:left="120" w:right="120"/>
-            </w:pPr>
-            <w:r xmlns:w="http://schemas.openxmlformats.org/wordprocessingml/2006/main" xmlns:wp="http://schemas.openxmlformats.org/drawingml/2006/wordprocessingDrawing" xmlns:r="http://schemas.openxmlformats.org/officeDocument/2006/relationships" xmlns:w14="http://schemas.microsoft.com/office/word/2010/wordml">
-              <w:rPr>
-                <w:rFonts w:ascii="Arial" w:hAnsi="Arial" w:eastAsia="Arial" w:cs="Arial"/>
+              <w:pBdr>
+                <w:bottom w:val="none" w:sz="0" w:space="0" w:color="000000"/>
+                <w:top w:val="none" w:sz="0" w:space="0" w:color="000000"/>
+                <w:left w:val="none" w:sz="0" w:space="0" w:color="000000"/>
+                <w:right w:val="none" w:sz="0" w:space="0" w:color="000000"/>
+              </w:pBdr>
+              <w:spacing w:after="120" w:before="120" w:line="240"/>
+              <w:ind w:left="120" w:right="120" w:firstLine="0" w:firstLineChars="0"/>
+              <w:rPr>
+                <w:rFonts w:ascii="Arial" w:hAnsi="Arial" w:eastAsia="Arial" w:cs="Arial"/>
+                <w:i w:val="false"/>
+                <w:b w:val="false"/>
+                <w:u w:val="none"/>
+                <w:sz w:val="22"/>
+                <w:szCs w:val="22"/>
+                <w:color w:val="000000"/>
+              </w:rPr>
+            </w:pPr>
+            <w:r>
+              <w:rPr>
+                <w:rFonts w:ascii="Arial" w:hAnsi="Arial" w:eastAsia="Arial" w:cs="Arial"/>
+                <w:i w:val="false"/>
+                <w:b w:val="false"/>
+                <w:u w:val="none"/>
                 <w:sz w:val="22"/>
                 <w:szCs w:val="22"/>
                 <w:color w:val="000000"/>
@@ -3450,7 +5902,10 @@
         <w:tc>
           <w:tcPr>
             <w:tcBorders>
+              <w:bottom w:val="none" w:sz="0" w:space="0" w:color="000000"/>
               <w:top w:val="single" w:sz="3" w:space="0" w:color="000000"/>
+              <w:left w:val="none" w:sz="0" w:space="0" w:color="000000"/>
+              <w:right w:val="none" w:sz="0" w:space="0" w:color="000000"/>
             </w:tcBorders>
             <w:shd w:val="clear" w:color="auto" w:fill="FFFFFF"/>
             <w:tcMar>
@@ -3464,12 +5919,30 @@
           <w:p>
             <w:pPr>
               <w:jc w:val="right"/>
-              <w:spacing w:after="120" w:before="120" w:line="240"/>
-              <w:ind w:firstLine="0" w:left="120" w:right="120"/>
-            </w:pPr>
-            <w:r xmlns:w="http://schemas.openxmlformats.org/wordprocessingml/2006/main" xmlns:wp="http://schemas.openxmlformats.org/drawingml/2006/wordprocessingDrawing" xmlns:r="http://schemas.openxmlformats.org/officeDocument/2006/relationships" xmlns:w14="http://schemas.microsoft.com/office/word/2010/wordml">
-              <w:rPr>
-                <w:rFonts w:ascii="Arial" w:hAnsi="Arial" w:eastAsia="Arial" w:cs="Arial"/>
+              <w:pBdr>
+                <w:bottom w:val="none" w:sz="0" w:space="0" w:color="000000"/>
+                <w:top w:val="none" w:sz="0" w:space="0" w:color="000000"/>
+                <w:left w:val="none" w:sz="0" w:space="0" w:color="000000"/>
+                <w:right w:val="none" w:sz="0" w:space="0" w:color="000000"/>
+              </w:pBdr>
+              <w:spacing w:after="120" w:before="120" w:line="240"/>
+              <w:ind w:left="120" w:right="120" w:firstLine="0" w:firstLineChars="0"/>
+              <w:rPr>
+                <w:rFonts w:ascii="Arial" w:hAnsi="Arial" w:eastAsia="Arial" w:cs="Arial"/>
+                <w:i w:val="false"/>
+                <w:b w:val="false"/>
+                <w:u w:val="none"/>
+                <w:sz w:val="22"/>
+                <w:szCs w:val="22"/>
+                <w:color w:val="000000"/>
+              </w:rPr>
+            </w:pPr>
+            <w:r>
+              <w:rPr>
+                <w:rFonts w:ascii="Arial" w:hAnsi="Arial" w:eastAsia="Arial" w:cs="Arial"/>
+                <w:i w:val="false"/>
+                <w:b w:val="false"/>
+                <w:u w:val="none"/>
                 <w:sz w:val="22"/>
                 <w:szCs w:val="22"/>
                 <w:color w:val="000000"/>
@@ -3481,12 +5954,17 @@
       </w:tr>
       <w:tr>
         <w:trPr>
-          <w:cantSplit/>
           <w:trHeight w:val="670" w:hRule="auto"/>
         </w:trPr>
-        <w:tc>
-          <w:tcPr>
-            <w:tcBorders/>
+        body55
+        <w:tc>
+          <w:tcPr>
+            <w:tcBorders>
+              <w:bottom w:val="none" w:sz="0" w:space="0" w:color="000000"/>
+              <w:top w:val="none" w:sz="0" w:space="0" w:color="000000"/>
+              <w:left w:val="none" w:sz="0" w:space="0" w:color="000000"/>
+              <w:right w:val="none" w:sz="0" w:space="0" w:color="000000"/>
+            </w:tcBorders>
             <w:shd w:val="clear" w:color="auto" w:fill="FFFFFF"/>
             <w:tcMar>
               <w:top w:w="0" w:type="dxa"/>
@@ -3499,12 +5977,30 @@
           <w:p>
             <w:pPr>
               <w:jc w:val="left"/>
-              <w:spacing w:after="120" w:before="120" w:line="240"/>
-              <w:ind w:firstLine="0" w:left="120" w:right="120"/>
-            </w:pPr>
-            <w:r xmlns:w="http://schemas.openxmlformats.org/wordprocessingml/2006/main" xmlns:wp="http://schemas.openxmlformats.org/drawingml/2006/wordprocessingDrawing" xmlns:r="http://schemas.openxmlformats.org/officeDocument/2006/relationships" xmlns:w14="http://schemas.microsoft.com/office/word/2010/wordml">
-              <w:rPr>
-                <w:rFonts w:ascii="Arial" w:hAnsi="Arial" w:eastAsia="Arial" w:cs="Arial"/>
+              <w:pBdr>
+                <w:bottom w:val="none" w:sz="0" w:space="0" w:color="000000"/>
+                <w:top w:val="none" w:sz="0" w:space="0" w:color="000000"/>
+                <w:left w:val="none" w:sz="0" w:space="0" w:color="000000"/>
+                <w:right w:val="none" w:sz="0" w:space="0" w:color="000000"/>
+              </w:pBdr>
+              <w:spacing w:after="120" w:before="120" w:line="240"/>
+              <w:ind w:left="120" w:right="120" w:firstLine="0" w:firstLineChars="0"/>
+              <w:rPr>
+                <w:rFonts w:ascii="Arial" w:hAnsi="Arial" w:eastAsia="Arial" w:cs="Arial"/>
+                <w:i w:val="false"/>
+                <w:b w:val="false"/>
+                <w:u w:val="none"/>
+                <w:sz w:val="22"/>
+                <w:szCs w:val="22"/>
+                <w:color w:val="000000"/>
+              </w:rPr>
+            </w:pPr>
+            <w:r>
+              <w:rPr>
+                <w:rFonts w:ascii="Arial" w:hAnsi="Arial" w:eastAsia="Arial" w:cs="Arial"/>
+                <w:i w:val="false"/>
+                <w:b w:val="false"/>
+                <w:u w:val="none"/>
                 <w:sz w:val="22"/>
                 <w:szCs w:val="22"/>
                 <w:color w:val="000000"/>
@@ -3515,7 +6011,12 @@
         </w:tc>
         <w:tc>
           <w:tcPr>
-            <w:tcBorders/>
+            <w:tcBorders>
+              <w:bottom w:val="none" w:sz="0" w:space="0" w:color="000000"/>
+              <w:top w:val="none" w:sz="0" w:space="0" w:color="000000"/>
+              <w:left w:val="none" w:sz="0" w:space="0" w:color="000000"/>
+              <w:right w:val="none" w:sz="0" w:space="0" w:color="000000"/>
+            </w:tcBorders>
             <w:shd w:val="clear" w:color="auto" w:fill="FFFFFF"/>
             <w:tcMar>
               <w:top w:w="0" w:type="dxa"/>
@@ -3528,12 +6029,30 @@
           <w:p>
             <w:pPr>
               <w:jc w:val="right"/>
-              <w:spacing w:after="120" w:before="120" w:line="240"/>
-              <w:ind w:firstLine="0" w:left="120" w:right="120"/>
-            </w:pPr>
-            <w:r xmlns:w="http://schemas.openxmlformats.org/wordprocessingml/2006/main" xmlns:wp="http://schemas.openxmlformats.org/drawingml/2006/wordprocessingDrawing" xmlns:r="http://schemas.openxmlformats.org/officeDocument/2006/relationships" xmlns:w14="http://schemas.microsoft.com/office/word/2010/wordml">
-              <w:rPr>
-                <w:rFonts w:ascii="Arial" w:hAnsi="Arial" w:eastAsia="Arial" w:cs="Arial"/>
+              <w:pBdr>
+                <w:bottom w:val="none" w:sz="0" w:space="0" w:color="000000"/>
+                <w:top w:val="none" w:sz="0" w:space="0" w:color="000000"/>
+                <w:left w:val="none" w:sz="0" w:space="0" w:color="000000"/>
+                <w:right w:val="none" w:sz="0" w:space="0" w:color="000000"/>
+              </w:pBdr>
+              <w:spacing w:after="120" w:before="120" w:line="240"/>
+              <w:ind w:left="120" w:right="120" w:firstLine="0" w:firstLineChars="0"/>
+              <w:rPr>
+                <w:rFonts w:ascii="Arial" w:hAnsi="Arial" w:eastAsia="Arial" w:cs="Arial"/>
+                <w:i w:val="false"/>
+                <w:b w:val="false"/>
+                <w:u w:val="none"/>
+                <w:sz w:val="22"/>
+                <w:szCs w:val="22"/>
+                <w:color w:val="000000"/>
+              </w:rPr>
+            </w:pPr>
+            <w:r>
+              <w:rPr>
+                <w:rFonts w:ascii="Arial" w:hAnsi="Arial" w:eastAsia="Arial" w:cs="Arial"/>
+                <w:i w:val="false"/>
+                <w:b w:val="false"/>
+                <w:u w:val="none"/>
                 <w:sz w:val="22"/>
                 <w:szCs w:val="22"/>
                 <w:color w:val="000000"/>
@@ -3545,12 +6064,17 @@
       </w:tr>
       <w:tr>
         <w:trPr>
-          <w:cantSplit/>
           <w:trHeight w:val="627" w:hRule="auto"/>
         </w:trPr>
-        <w:tc>
-          <w:tcPr>
-            <w:tcBorders/>
+        body56
+        <w:tc>
+          <w:tcPr>
+            <w:tcBorders>
+              <w:bottom w:val="none" w:sz="0" w:space="0" w:color="000000"/>
+              <w:top w:val="none" w:sz="0" w:space="0" w:color="000000"/>
+              <w:left w:val="none" w:sz="0" w:space="0" w:color="000000"/>
+              <w:right w:val="none" w:sz="0" w:space="0" w:color="000000"/>
+            </w:tcBorders>
             <w:shd w:val="clear" w:color="auto" w:fill="FFFFFF"/>
             <w:tcMar>
               <w:top w:w="0" w:type="dxa"/>
@@ -3563,12 +6087,30 @@
           <w:p>
             <w:pPr>
               <w:jc w:val="left"/>
-              <w:spacing w:after="120" w:before="120" w:line="240"/>
-              <w:ind w:firstLine="0" w:left="120" w:right="120"/>
-            </w:pPr>
-            <w:r xmlns:w="http://schemas.openxmlformats.org/wordprocessingml/2006/main" xmlns:wp="http://schemas.openxmlformats.org/drawingml/2006/wordprocessingDrawing" xmlns:r="http://schemas.openxmlformats.org/officeDocument/2006/relationships" xmlns:w14="http://schemas.microsoft.com/office/word/2010/wordml">
-              <w:rPr>
-                <w:rFonts w:ascii="Arial" w:hAnsi="Arial" w:eastAsia="Arial" w:cs="Arial"/>
+              <w:pBdr>
+                <w:bottom w:val="none" w:sz="0" w:space="0" w:color="000000"/>
+                <w:top w:val="none" w:sz="0" w:space="0" w:color="000000"/>
+                <w:left w:val="none" w:sz="0" w:space="0" w:color="000000"/>
+                <w:right w:val="none" w:sz="0" w:space="0" w:color="000000"/>
+              </w:pBdr>
+              <w:spacing w:after="120" w:before="120" w:line="240"/>
+              <w:ind w:left="120" w:right="120" w:firstLine="0" w:firstLineChars="0"/>
+              <w:rPr>
+                <w:rFonts w:ascii="Arial" w:hAnsi="Arial" w:eastAsia="Arial" w:cs="Arial"/>
+                <w:i w:val="false"/>
+                <w:b w:val="false"/>
+                <w:u w:val="none"/>
+                <w:sz w:val="22"/>
+                <w:szCs w:val="22"/>
+                <w:color w:val="000000"/>
+              </w:rPr>
+            </w:pPr>
+            <w:r>
+              <w:rPr>
+                <w:rFonts w:ascii="Arial" w:hAnsi="Arial" w:eastAsia="Arial" w:cs="Arial"/>
+                <w:i w:val="false"/>
+                <w:b w:val="false"/>
+                <w:u w:val="none"/>
                 <w:sz w:val="22"/>
                 <w:szCs w:val="22"/>
                 <w:color w:val="000000"/>
@@ -3579,7 +6121,12 @@
         </w:tc>
         <w:tc>
           <w:tcPr>
-            <w:tcBorders/>
+            <w:tcBorders>
+              <w:bottom w:val="none" w:sz="0" w:space="0" w:color="000000"/>
+              <w:top w:val="none" w:sz="0" w:space="0" w:color="000000"/>
+              <w:left w:val="none" w:sz="0" w:space="0" w:color="000000"/>
+              <w:right w:val="none" w:sz="0" w:space="0" w:color="000000"/>
+            </w:tcBorders>
             <w:shd w:val="clear" w:color="auto" w:fill="FFFFFF"/>
             <w:tcMar>
               <w:top w:w="0" w:type="dxa"/>
@@ -3592,12 +6139,30 @@
           <w:p>
             <w:pPr>
               <w:jc w:val="right"/>
-              <w:spacing w:after="120" w:before="120" w:line="240"/>
-              <w:ind w:firstLine="0" w:left="120" w:right="120"/>
-            </w:pPr>
-            <w:r xmlns:w="http://schemas.openxmlformats.org/wordprocessingml/2006/main" xmlns:wp="http://schemas.openxmlformats.org/drawingml/2006/wordprocessingDrawing" xmlns:r="http://schemas.openxmlformats.org/officeDocument/2006/relationships" xmlns:w14="http://schemas.microsoft.com/office/word/2010/wordml">
-              <w:rPr>
-                <w:rFonts w:ascii="Arial" w:hAnsi="Arial" w:eastAsia="Arial" w:cs="Arial"/>
+              <w:pBdr>
+                <w:bottom w:val="none" w:sz="0" w:space="0" w:color="000000"/>
+                <w:top w:val="none" w:sz="0" w:space="0" w:color="000000"/>
+                <w:left w:val="none" w:sz="0" w:space="0" w:color="000000"/>
+                <w:right w:val="none" w:sz="0" w:space="0" w:color="000000"/>
+              </w:pBdr>
+              <w:spacing w:after="120" w:before="120" w:line="240"/>
+              <w:ind w:left="120" w:right="120" w:firstLine="0" w:firstLineChars="0"/>
+              <w:rPr>
+                <w:rFonts w:ascii="Arial" w:hAnsi="Arial" w:eastAsia="Arial" w:cs="Arial"/>
+                <w:i w:val="false"/>
+                <w:b w:val="false"/>
+                <w:u w:val="none"/>
+                <w:sz w:val="22"/>
+                <w:szCs w:val="22"/>
+                <w:color w:val="000000"/>
+              </w:rPr>
+            </w:pPr>
+            <w:r>
+              <w:rPr>
+                <w:rFonts w:ascii="Arial" w:hAnsi="Arial" w:eastAsia="Arial" w:cs="Arial"/>
+                <w:i w:val="false"/>
+                <w:b w:val="false"/>
+                <w:u w:val="none"/>
                 <w:sz w:val="22"/>
                 <w:szCs w:val="22"/>
                 <w:color w:val="000000"/>
@@ -3609,12 +6174,17 @@
       </w:tr>
       <w:tr>
         <w:trPr>
-          <w:cantSplit/>
           <w:trHeight w:val="627" w:hRule="auto"/>
         </w:trPr>
-        <w:tc>
-          <w:tcPr>
-            <w:tcBorders/>
+        body57
+        <w:tc>
+          <w:tcPr>
+            <w:tcBorders>
+              <w:bottom w:val="none" w:sz="0" w:space="0" w:color="000000"/>
+              <w:top w:val="none" w:sz="0" w:space="0" w:color="000000"/>
+              <w:left w:val="none" w:sz="0" w:space="0" w:color="000000"/>
+              <w:right w:val="none" w:sz="0" w:space="0" w:color="000000"/>
+            </w:tcBorders>
             <w:shd w:val="clear" w:color="auto" w:fill="FFFFFF"/>
             <w:tcMar>
               <w:top w:w="0" w:type="dxa"/>
@@ -3627,12 +6197,30 @@
           <w:p>
             <w:pPr>
               <w:jc w:val="left"/>
-              <w:spacing w:after="120" w:before="120" w:line="240"/>
-              <w:ind w:firstLine="0" w:left="120" w:right="120"/>
-            </w:pPr>
-            <w:r xmlns:w="http://schemas.openxmlformats.org/wordprocessingml/2006/main" xmlns:wp="http://schemas.openxmlformats.org/drawingml/2006/wordprocessingDrawing" xmlns:r="http://schemas.openxmlformats.org/officeDocument/2006/relationships" xmlns:w14="http://schemas.microsoft.com/office/word/2010/wordml">
-              <w:rPr>
-                <w:rFonts w:ascii="Arial" w:hAnsi="Arial" w:eastAsia="Arial" w:cs="Arial"/>
+              <w:pBdr>
+                <w:bottom w:val="none" w:sz="0" w:space="0" w:color="000000"/>
+                <w:top w:val="none" w:sz="0" w:space="0" w:color="000000"/>
+                <w:left w:val="none" w:sz="0" w:space="0" w:color="000000"/>
+                <w:right w:val="none" w:sz="0" w:space="0" w:color="000000"/>
+              </w:pBdr>
+              <w:spacing w:after="120" w:before="120" w:line="240"/>
+              <w:ind w:left="120" w:right="120" w:firstLine="0" w:firstLineChars="0"/>
+              <w:rPr>
+                <w:rFonts w:ascii="Arial" w:hAnsi="Arial" w:eastAsia="Arial" w:cs="Arial"/>
+                <w:i w:val="false"/>
+                <w:b w:val="false"/>
+                <w:u w:val="none"/>
+                <w:sz w:val="22"/>
+                <w:szCs w:val="22"/>
+                <w:color w:val="000000"/>
+              </w:rPr>
+            </w:pPr>
+            <w:r>
+              <w:rPr>
+                <w:rFonts w:ascii="Arial" w:hAnsi="Arial" w:eastAsia="Arial" w:cs="Arial"/>
+                <w:i w:val="false"/>
+                <w:b w:val="false"/>
+                <w:u w:val="none"/>
                 <w:sz w:val="22"/>
                 <w:szCs w:val="22"/>
                 <w:color w:val="000000"/>
@@ -3643,7 +6231,12 @@
         </w:tc>
         <w:tc>
           <w:tcPr>
-            <w:tcBorders/>
+            <w:tcBorders>
+              <w:bottom w:val="none" w:sz="0" w:space="0" w:color="000000"/>
+              <w:top w:val="none" w:sz="0" w:space="0" w:color="000000"/>
+              <w:left w:val="none" w:sz="0" w:space="0" w:color="000000"/>
+              <w:right w:val="none" w:sz="0" w:space="0" w:color="000000"/>
+            </w:tcBorders>
             <w:shd w:val="clear" w:color="auto" w:fill="FFFFFF"/>
             <w:tcMar>
               <w:top w:w="0" w:type="dxa"/>
@@ -3656,12 +6249,30 @@
           <w:p>
             <w:pPr>
               <w:jc w:val="right"/>
-              <w:spacing w:after="120" w:before="120" w:line="240"/>
-              <w:ind w:firstLine="0" w:left="120" w:right="120"/>
-            </w:pPr>
-            <w:r xmlns:w="http://schemas.openxmlformats.org/wordprocessingml/2006/main" xmlns:wp="http://schemas.openxmlformats.org/drawingml/2006/wordprocessingDrawing" xmlns:r="http://schemas.openxmlformats.org/officeDocument/2006/relationships" xmlns:w14="http://schemas.microsoft.com/office/word/2010/wordml">
-              <w:rPr>
-                <w:rFonts w:ascii="Arial" w:hAnsi="Arial" w:eastAsia="Arial" w:cs="Arial"/>
+              <w:pBdr>
+                <w:bottom w:val="none" w:sz="0" w:space="0" w:color="000000"/>
+                <w:top w:val="none" w:sz="0" w:space="0" w:color="000000"/>
+                <w:left w:val="none" w:sz="0" w:space="0" w:color="000000"/>
+                <w:right w:val="none" w:sz="0" w:space="0" w:color="000000"/>
+              </w:pBdr>
+              <w:spacing w:after="120" w:before="120" w:line="240"/>
+              <w:ind w:left="120" w:right="120" w:firstLine="0" w:firstLineChars="0"/>
+              <w:rPr>
+                <w:rFonts w:ascii="Arial" w:hAnsi="Arial" w:eastAsia="Arial" w:cs="Arial"/>
+                <w:i w:val="false"/>
+                <w:b w:val="false"/>
+                <w:u w:val="none"/>
+                <w:sz w:val="22"/>
+                <w:szCs w:val="22"/>
+                <w:color w:val="000000"/>
+              </w:rPr>
+            </w:pPr>
+            <w:r>
+              <w:rPr>
+                <w:rFonts w:ascii="Arial" w:hAnsi="Arial" w:eastAsia="Arial" w:cs="Arial"/>
+                <w:i w:val="false"/>
+                <w:b w:val="false"/>
+                <w:u w:val="none"/>
                 <w:sz w:val="22"/>
                 <w:szCs w:val="22"/>
                 <w:color w:val="000000"/>
@@ -3673,12 +6284,17 @@
       </w:tr>
       <w:tr>
         <w:trPr>
-          <w:cantSplit/>
           <w:trHeight w:val="670" w:hRule="auto"/>
         </w:trPr>
-        <w:tc>
-          <w:tcPr>
-            <w:tcBorders/>
+        body58
+        <w:tc>
+          <w:tcPr>
+            <w:tcBorders>
+              <w:bottom w:val="none" w:sz="0" w:space="0" w:color="000000"/>
+              <w:top w:val="none" w:sz="0" w:space="0" w:color="000000"/>
+              <w:left w:val="none" w:sz="0" w:space="0" w:color="000000"/>
+              <w:right w:val="none" w:sz="0" w:space="0" w:color="000000"/>
+            </w:tcBorders>
             <w:shd w:val="clear" w:color="auto" w:fill="FFFFFF"/>
             <w:tcMar>
               <w:top w:w="0" w:type="dxa"/>
@@ -3691,12 +6307,30 @@
           <w:p>
             <w:pPr>
               <w:jc w:val="left"/>
-              <w:spacing w:after="120" w:before="120" w:line="240"/>
-              <w:ind w:firstLine="0" w:left="120" w:right="120"/>
-            </w:pPr>
-            <w:r xmlns:w="http://schemas.openxmlformats.org/wordprocessingml/2006/main" xmlns:wp="http://schemas.openxmlformats.org/drawingml/2006/wordprocessingDrawing" xmlns:r="http://schemas.openxmlformats.org/officeDocument/2006/relationships" xmlns:w14="http://schemas.microsoft.com/office/word/2010/wordml">
-              <w:rPr>
-                <w:rFonts w:ascii="Arial" w:hAnsi="Arial" w:eastAsia="Arial" w:cs="Arial"/>
+              <w:pBdr>
+                <w:bottom w:val="none" w:sz="0" w:space="0" w:color="000000"/>
+                <w:top w:val="none" w:sz="0" w:space="0" w:color="000000"/>
+                <w:left w:val="none" w:sz="0" w:space="0" w:color="000000"/>
+                <w:right w:val="none" w:sz="0" w:space="0" w:color="000000"/>
+              </w:pBdr>
+              <w:spacing w:after="120" w:before="120" w:line="240"/>
+              <w:ind w:left="120" w:right="120" w:firstLine="0" w:firstLineChars="0"/>
+              <w:rPr>
+                <w:rFonts w:ascii="Arial" w:hAnsi="Arial" w:eastAsia="Arial" w:cs="Arial"/>
+                <w:i w:val="false"/>
+                <w:b w:val="false"/>
+                <w:u w:val="none"/>
+                <w:sz w:val="22"/>
+                <w:szCs w:val="22"/>
+                <w:color w:val="000000"/>
+              </w:rPr>
+            </w:pPr>
+            <w:r>
+              <w:rPr>
+                <w:rFonts w:ascii="Arial" w:hAnsi="Arial" w:eastAsia="Arial" w:cs="Arial"/>
+                <w:i w:val="false"/>
+                <w:b w:val="false"/>
+                <w:u w:val="none"/>
                 <w:sz w:val="22"/>
                 <w:szCs w:val="22"/>
                 <w:color w:val="000000"/>
@@ -3707,7 +6341,12 @@
         </w:tc>
         <w:tc>
           <w:tcPr>
-            <w:tcBorders/>
+            <w:tcBorders>
+              <w:bottom w:val="none" w:sz="0" w:space="0" w:color="000000"/>
+              <w:top w:val="none" w:sz="0" w:space="0" w:color="000000"/>
+              <w:left w:val="none" w:sz="0" w:space="0" w:color="000000"/>
+              <w:right w:val="none" w:sz="0" w:space="0" w:color="000000"/>
+            </w:tcBorders>
             <w:shd w:val="clear" w:color="auto" w:fill="FFFFFF"/>
             <w:tcMar>
               <w:top w:w="0" w:type="dxa"/>
@@ -3720,12 +6359,30 @@
           <w:p>
             <w:pPr>
               <w:jc w:val="right"/>
-              <w:spacing w:after="120" w:before="120" w:line="240"/>
-              <w:ind w:firstLine="0" w:left="120" w:right="120"/>
-            </w:pPr>
-            <w:r xmlns:w="http://schemas.openxmlformats.org/wordprocessingml/2006/main" xmlns:wp="http://schemas.openxmlformats.org/drawingml/2006/wordprocessingDrawing" xmlns:r="http://schemas.openxmlformats.org/officeDocument/2006/relationships" xmlns:w14="http://schemas.microsoft.com/office/word/2010/wordml">
-              <w:rPr>
-                <w:rFonts w:ascii="Arial" w:hAnsi="Arial" w:eastAsia="Arial" w:cs="Arial"/>
+              <w:pBdr>
+                <w:bottom w:val="none" w:sz="0" w:space="0" w:color="000000"/>
+                <w:top w:val="none" w:sz="0" w:space="0" w:color="000000"/>
+                <w:left w:val="none" w:sz="0" w:space="0" w:color="000000"/>
+                <w:right w:val="none" w:sz="0" w:space="0" w:color="000000"/>
+              </w:pBdr>
+              <w:spacing w:after="120" w:before="120" w:line="240"/>
+              <w:ind w:left="120" w:right="120" w:firstLine="0" w:firstLineChars="0"/>
+              <w:rPr>
+                <w:rFonts w:ascii="Arial" w:hAnsi="Arial" w:eastAsia="Arial" w:cs="Arial"/>
+                <w:i w:val="false"/>
+                <w:b w:val="false"/>
+                <w:u w:val="none"/>
+                <w:sz w:val="22"/>
+                <w:szCs w:val="22"/>
+                <w:color w:val="000000"/>
+              </w:rPr>
+            </w:pPr>
+            <w:r>
+              <w:rPr>
+                <w:rFonts w:ascii="Arial" w:hAnsi="Arial" w:eastAsia="Arial" w:cs="Arial"/>
+                <w:i w:val="false"/>
+                <w:b w:val="false"/>
+                <w:u w:val="none"/>
                 <w:sz w:val="22"/>
                 <w:szCs w:val="22"/>
                 <w:color w:val="000000"/>
@@ -3737,13 +6394,16 @@
       </w:tr>
       <w:tr>
         <w:trPr>
-          <w:cantSplit/>
           <w:trHeight w:val="670" w:hRule="auto"/>
         </w:trPr>
+        body59
         <w:tc>
           <w:tcPr>
             <w:tcBorders>
               <w:bottom w:val="single" w:sz="6" w:space="0" w:color="000000"/>
+              <w:top w:val="none" w:sz="0" w:space="0" w:color="000000"/>
+              <w:left w:val="none" w:sz="0" w:space="0" w:color="000000"/>
+              <w:right w:val="none" w:sz="0" w:space="0" w:color="000000"/>
             </w:tcBorders>
             <w:shd w:val="clear" w:color="auto" w:fill="FFFFFF"/>
             <w:tcMar>
@@ -3757,12 +6417,30 @@
           <w:p>
             <w:pPr>
               <w:jc w:val="left"/>
-              <w:spacing w:after="120" w:before="120" w:line="240"/>
-              <w:ind w:firstLine="0" w:left="120" w:right="120"/>
-            </w:pPr>
-            <w:r xmlns:w="http://schemas.openxmlformats.org/wordprocessingml/2006/main" xmlns:wp="http://schemas.openxmlformats.org/drawingml/2006/wordprocessingDrawing" xmlns:r="http://schemas.openxmlformats.org/officeDocument/2006/relationships" xmlns:w14="http://schemas.microsoft.com/office/word/2010/wordml">
-              <w:rPr>
-                <w:rFonts w:ascii="Arial" w:hAnsi="Arial" w:eastAsia="Arial" w:cs="Arial"/>
+              <w:pBdr>
+                <w:bottom w:val="none" w:sz="0" w:space="0" w:color="000000"/>
+                <w:top w:val="none" w:sz="0" w:space="0" w:color="000000"/>
+                <w:left w:val="none" w:sz="0" w:space="0" w:color="000000"/>
+                <w:right w:val="none" w:sz="0" w:space="0" w:color="000000"/>
+              </w:pBdr>
+              <w:spacing w:after="120" w:before="120" w:line="240"/>
+              <w:ind w:left="120" w:right="120" w:firstLine="0" w:firstLineChars="0"/>
+              <w:rPr>
+                <w:rFonts w:ascii="Arial" w:hAnsi="Arial" w:eastAsia="Arial" w:cs="Arial"/>
+                <w:i w:val="false"/>
+                <w:b w:val="false"/>
+                <w:u w:val="none"/>
+                <w:sz w:val="22"/>
+                <w:szCs w:val="22"/>
+                <w:color w:val="000000"/>
+              </w:rPr>
+            </w:pPr>
+            <w:r>
+              <w:rPr>
+                <w:rFonts w:ascii="Arial" w:hAnsi="Arial" w:eastAsia="Arial" w:cs="Arial"/>
+                <w:i w:val="false"/>
+                <w:b w:val="false"/>
+                <w:u w:val="none"/>
                 <w:sz w:val="22"/>
                 <w:szCs w:val="22"/>
                 <w:color w:val="000000"/>
@@ -3775,6 +6453,9 @@
           <w:tcPr>
             <w:tcBorders>
               <w:bottom w:val="single" w:sz="6" w:space="0" w:color="000000"/>
+              <w:top w:val="none" w:sz="0" w:space="0" w:color="000000"/>
+              <w:left w:val="none" w:sz="0" w:space="0" w:color="000000"/>
+              <w:right w:val="none" w:sz="0" w:space="0" w:color="000000"/>
             </w:tcBorders>
             <w:shd w:val="clear" w:color="auto" w:fill="FFFFFF"/>
             <w:tcMar>
@@ -3788,12 +6469,30 @@
           <w:p>
             <w:pPr>
               <w:jc w:val="right"/>
-              <w:spacing w:after="120" w:before="120" w:line="240"/>
-              <w:ind w:firstLine="0" w:left="120" w:right="120"/>
-            </w:pPr>
-            <w:r xmlns:w="http://schemas.openxmlformats.org/wordprocessingml/2006/main" xmlns:wp="http://schemas.openxmlformats.org/drawingml/2006/wordprocessingDrawing" xmlns:r="http://schemas.openxmlformats.org/officeDocument/2006/relationships" xmlns:w14="http://schemas.microsoft.com/office/word/2010/wordml">
-              <w:rPr>
-                <w:rFonts w:ascii="Arial" w:hAnsi="Arial" w:eastAsia="Arial" w:cs="Arial"/>
+              <w:pBdr>
+                <w:bottom w:val="none" w:sz="0" w:space="0" w:color="000000"/>
+                <w:top w:val="none" w:sz="0" w:space="0" w:color="000000"/>
+                <w:left w:val="none" w:sz="0" w:space="0" w:color="000000"/>
+                <w:right w:val="none" w:sz="0" w:space="0" w:color="000000"/>
+              </w:pBdr>
+              <w:spacing w:after="120" w:before="120" w:line="240"/>
+              <w:ind w:left="120" w:right="120" w:firstLine="0" w:firstLineChars="0"/>
+              <w:rPr>
+                <w:rFonts w:ascii="Arial" w:hAnsi="Arial" w:eastAsia="Arial" w:cs="Arial"/>
+                <w:i w:val="false"/>
+                <w:b w:val="false"/>
+                <w:u w:val="none"/>
+                <w:sz w:val="22"/>
+                <w:szCs w:val="22"/>
+                <w:color w:val="000000"/>
+              </w:rPr>
+            </w:pPr>
+            <w:r>
+              <w:rPr>
+                <w:rFonts w:ascii="Arial" w:hAnsi="Arial" w:eastAsia="Arial" w:cs="Arial"/>
+                <w:i w:val="false"/>
+                <w:b w:val="false"/>
+                <w:u w:val="none"/>
                 <w:sz w:val="22"/>
                 <w:szCs w:val="22"/>
                 <w:color w:val="000000"/>
@@ -3805,14 +6504,17 @@
       </w:tr>
       <w:tr>
         <w:trPr>
-          <w:cantSplit/>
           <w:trHeight w:val="670" w:hRule="auto"/>
         </w:trPr>
+        body60
         <w:tc>
           <w:tcPr>
             <w:gridSpan w:val="2"/>
             <w:tcBorders>
+              <w:bottom w:val="none" w:sz="0" w:space="0" w:color="000000"/>
               <w:top w:val="single" w:sz="6" w:space="0" w:color="000000"/>
+              <w:left w:val="none" w:sz="0" w:space="0" w:color="000000"/>
+              <w:right w:val="none" w:sz="0" w:space="0" w:color="000000"/>
             </w:tcBorders>
             <w:shd w:val="clear" w:color="auto" w:fill="FFFFFF"/>
             <w:tcMar>
@@ -3826,23 +6528,41 @@
           <w:p>
             <w:pPr>
               <w:jc w:val="left"/>
-              <w:spacing w:after="120" w:before="120" w:line="240"/>
-              <w:ind w:firstLine="0" w:left="120" w:right="120"/>
-            </w:pPr>
-            <w:r xmlns:w="http://schemas.openxmlformats.org/wordprocessingml/2006/main" xmlns:wp="http://schemas.openxmlformats.org/drawingml/2006/wordprocessingDrawing" xmlns:r="http://schemas.openxmlformats.org/officeDocument/2006/relationships" xmlns:w14="http://schemas.microsoft.com/office/word/2010/wordml">
-              <w:rPr>
-                <w:rFonts w:ascii="Arial" w:hAnsi="Arial" w:eastAsia="Arial" w:cs="Arial"/>
-                <w:sz w:val="22"/>
-                <w:szCs w:val="22"/>
-                <w:color w:val="000000"/>
-              </w:rPr>
-              <w:t xml:space="preserve">All continuous predictors are mean-centered and scaled by 2 standard deviations. Standard errors are heteroskedasticity robust.  *** p &lt; 0.001;  ** p &lt; 0.01;  * p &lt; 0.05.</w:t>
+              <w:pBdr>
+                <w:bottom w:val="none" w:sz="0" w:space="0" w:color="000000"/>
+                <w:top w:val="none" w:sz="0" w:space="0" w:color="000000"/>
+                <w:left w:val="none" w:sz="0" w:space="0" w:color="000000"/>
+                <w:right w:val="none" w:sz="0" w:space="0" w:color="000000"/>
+              </w:pBdr>
+              <w:spacing w:after="120" w:before="120" w:line="240"/>
+              <w:ind w:left="120" w:right="120" w:firstLine="0" w:firstLineChars="0"/>
+              <w:rPr>
+                <w:rFonts w:ascii="Arial" w:hAnsi="Arial" w:eastAsia="Arial" w:cs="Arial"/>
+                <w:i w:val="false"/>
+                <w:b w:val="false"/>
+                <w:u w:val="none"/>
+                <w:sz w:val="22"/>
+                <w:szCs w:val="22"/>
+                <w:color w:val="000000"/>
+              </w:rPr>
+            </w:pPr>
+            <w:r>
+              <w:rPr>
+                <w:rFonts w:ascii="Arial" w:hAnsi="Arial" w:eastAsia="Arial" w:cs="Arial"/>
+                <w:i w:val="false"/>
+                <w:b w:val="false"/>
+                <w:u w:val="none"/>
+                <w:sz w:val="22"/>
+                <w:szCs w:val="22"/>
+                <w:color w:val="000000"/>
+              </w:rPr>
+              <w:t xml:space="preserve">All continuous predictors are mean-centered and scaled by 2 standard deviations. The outcome variable is in its original units. Standard errors are heteroskedasticity robust.  *** p &lt; 0.001;  ** p &lt; 0.01;  * p &lt; 0.05.</w:t>
             </w:r>
           </w:p>
         </w:tc>
       </w:tr>
     </w:tbl>
-    <w:p xmlns:w="http://schemas.openxmlformats.org/wordprocessingml/2006/main" xmlns:wp="http://schemas.openxmlformats.org/drawingml/2006/wordprocessingDrawing" xmlns:r="http://schemas.openxmlformats.org/officeDocument/2006/relationships" xmlns:w14="http://schemas.microsoft.com/office/word/2010/wordml">
+    <w:p>
       <w:pPr>
         <w:pStyle w:val="Normal"/>
       </w:pPr>
@@ -3859,6 +6579,11 @@
     </w:sectPr>
   </w:body>
 </w:document>
+</file>
+
+<file path=word/comments.xml><?xml version="1.0" encoding="utf-8"?>
+<w:comments xmlns:wpc="http://schemas.microsoft.com/office/word/2010/wordprocessingCanvas" xmlns:mo="http://schemas.microsoft.com/office/mac/office/2008/main" xmlns:mc="http://schemas.openxmlformats.org/markup-compatibility/2006" xmlns:mv="urn:schemas-microsoft-com:mac:vml" xmlns:o="urn:schemas-microsoft-com:office:office" xmlns:r="http://schemas.openxmlformats.org/officeDocument/2006/relationships" xmlns:m="http://schemas.openxmlformats.org/officeDocument/2006/math" xmlns:v="urn:schemas-microsoft-com:vml" xmlns:wp14="http://schemas.microsoft.com/office/word/2010/wordprocessingDrawing" xmlns:wp="http://schemas.openxmlformats.org/drawingml/2006/wordprocessingDrawing" xmlns:w10="urn:schemas-microsoft-com:office:word" xmlns:w="http://schemas.openxmlformats.org/wordprocessingml/2006/main" xmlns:w14="http://schemas.microsoft.com/office/word/2010/wordml" xmlns:wpg="http://schemas.microsoft.com/office/word/2010/wordprocessingGroup" xmlns:wpi="http://schemas.microsoft.com/office/word/2010/wordprocessingInk" xmlns:wne="http://schemas.microsoft.com/office/word/2006/wordml" xmlns:wps="http://schemas.microsoft.com/office/word/2010/wordprocessingShape" mc:Ignorable="w14 wp14">
+</w:comments>
 </file>
 
 <file path=word/footnotes.xml><?xml version="1.0" encoding="utf-8"?>
